--- a/engine/amoc_study/AMOC_Valuation_Study_01-09-2026_public.docx
+++ b/engine/amoc_study/AMOC_Valuation_Study_01-09-2026_public.docx
@@ -120,7 +120,7 @@
                 <w:color w:val="1C3A36"/>
                 <w:sz w:val="19"/>
               </w:rPr>
-              <w:t>This is an educational valuation study, not investment advice, and it makes no recommendation to buy, sell or hold. What it publishes is a fair-value RANGE and a probability distribution for the price — never a target. Three things are worth knowing before the numbers: the estimate sits well below the market price, which means the burden of proof is on this study and Section 1.14 states exactly what a buyer at the market price would have to believe; the forecasting method behind it has been tested against this company’s own past and did NOT beat a simple no-change rule, which is why the range is wide and why Section 7 leads with that rather than burying it; and roughly half the base year is a disclosure to the exchange rather than an audited filing. Everything here is reproducible from the companion workbook, which recalculates the whole study live.</w:t>
+              <w:t>This is an educational valuation study, not investment advice, and it makes no recommendation to buy, sell or hold. What it publishes is a fair-value RANGE and a probability distribution for the price — never a target. Three things are worth knowing before the numbers: the estimate sits well below the market price, which means the burden of proof is on this study and Section 1.14 states exactly what a buyer at the market price would have to believe; the forecasting method behind it has been tested against this company’s own past and did NOT beat a simple no-change rule, which is why the range is wide and why Section 7 leads with that rather than burying it; and the second half of the base year is reviewed rather than fully audited. Everything here is reproducible from the companion workbook, which recalculates the whole study live.</w:t>
             </w:r>
           </w:p>
         </w:tc>
@@ -190,7 +190,7 @@
                 <w:color w:val="1C3A36"/>
                 <w:sz w:val="19"/>
               </w:rPr>
-              <w:t>Fair value EGP 5.53 a share against a market price of EGP 9.10. Fair value sits 39.2% BELOW the price; equivalently the price stands 64.4% ABOVE fair value. The weighted range is EGP 3.64 to 8.29 and the price is outside it. Every one of the four lenses lands below the price.</w:t>
+              <w:t>Fair value EGP 8.64 a share against a market price of EGP 9.10. Fair value sits 5.0% BELOW the price; equivalently the price stands 5.3% ABOVE fair value. The weighted range is EGP 5.53 to 12.48 and the price is outside it. Every one of the four lenses lands below the price.</w:t>
             </w:r>
           </w:p>
           <w:p>
@@ -230,7 +230,7 @@
                 <w:color w:val="1C3A36"/>
                 <w:sz w:val="19"/>
               </w:rPr>
-              <w:t>For EGP 9.10 to be fair the cash-flow lens must reach EGP 12.80, 162% above this model. On the study’s own live grids that means a PERMANENT gross margin near 12.2% — above the best single quarter this company has ever filed — or volume growth at roughly ten times the assumed path. Section 1.14 derives both.</w:t>
+              <w:t>Solving the model at the market price rather than asserting a number: EGP 9.10 is fair if AMOC sustains a gross margin of 9.37% in every forecast year and in perpetuity. The twelve months just filed ran 9.65% and the six months to June 2026 ran 12.43%. The market price therefore requires a margin BELOW what this company has just reported and well inside the range it has printed since 2021. A buyer at EGP 9.10 is not making a heroic assumption; the burden of proof sits with the seller. Section 1.14 derives it.</w:t>
             </w:r>
           </w:p>
           <w:p>
@@ -250,7 +250,7 @@
                 <w:color w:val="1C3A36"/>
                 <w:sz w:val="19"/>
               </w:rPr>
-              <w:t>Half the base year is a press release rather than a filing, and two exchange disclosures that would move the answer in OPPOSITE directions could not be reached from this environment. Both are named and priced in section 7 rather than left out.</w:t>
+              <w:t>The far years carry a wide range and the terminal block is 54% of enterprise value, which is high. The forecasting method behind Section 1 was tested against this company’s own history and did NOT beat a simple no-change rule — Section 7 leads with that. Two exchange disclosures that would move the answer in opposite directions could not be opened.</w:t>
             </w:r>
           </w:p>
         </w:tc>
@@ -490,7 +490,7 @@
                 <w:color w:val="1C3A36"/>
                 <w:sz w:val="18"/>
               </w:rPr>
-              <w:t>2.28</w:t>
+              <w:t>4.88</w:t>
             </w:r>
           </w:p>
         </w:tc>
@@ -508,7 +508,7 @@
                 <w:color w:val="1C3A36"/>
                 <w:sz w:val="18"/>
               </w:rPr>
-              <w:t>4.88</w:t>
+              <w:t>9.77</w:t>
             </w:r>
           </w:p>
         </w:tc>
@@ -526,7 +526,7 @@
                 <w:color w:val="1C3A36"/>
                 <w:sz w:val="18"/>
               </w:rPr>
-              <w:t>9.51</w:t>
+              <w:t>16.44</w:t>
             </w:r>
           </w:p>
         </w:tc>
@@ -562,7 +562,7 @@
                 <w:color w:val="1C3A36"/>
                 <w:sz w:val="18"/>
               </w:rPr>
-              <w:t>-46.4%</w:t>
+              <w:t>7.4%</w:t>
             </w:r>
           </w:p>
         </w:tc>
@@ -616,7 +616,7 @@
                 <w:color w:val="1C3A36"/>
                 <w:sz w:val="18"/>
               </w:rPr>
-              <w:t>6.39</w:t>
+              <w:t>6.68</w:t>
             </w:r>
           </w:p>
         </w:tc>
@@ -634,7 +634,7 @@
                 <w:color w:val="1C3A36"/>
                 <w:sz w:val="18"/>
               </w:rPr>
-              <w:t>8.14</w:t>
+              <w:t>8.32</w:t>
             </w:r>
           </w:p>
         </w:tc>
@@ -652,7 +652,7 @@
                 <w:color w:val="1C3A36"/>
                 <w:sz w:val="18"/>
               </w:rPr>
-              <w:t>9.88</w:t>
+              <w:t>9.96</w:t>
             </w:r>
           </w:p>
         </w:tc>
@@ -688,7 +688,7 @@
                 <w:color w:val="1C3A36"/>
                 <w:sz w:val="18"/>
               </w:rPr>
-              <w:t>-10.6%</w:t>
+              <w:t>-8.6%</w:t>
             </w:r>
           </w:p>
         </w:tc>
@@ -742,7 +742,7 @@
                 <w:color w:val="1C3A36"/>
                 <w:sz w:val="18"/>
               </w:rPr>
-              <w:t>3.93</w:t>
+              <w:t>6.51</w:t>
             </w:r>
           </w:p>
         </w:tc>
@@ -760,7 +760,7 @@
                 <w:color w:val="1C3A36"/>
                 <w:sz w:val="18"/>
               </w:rPr>
-              <w:t>5.08</w:t>
+              <w:t>8.39</w:t>
             </w:r>
           </w:p>
         </w:tc>
@@ -778,7 +778,7 @@
                 <w:color w:val="1C3A36"/>
                 <w:sz w:val="18"/>
               </w:rPr>
-              <w:t>6.23</w:t>
+              <w:t>10.26</w:t>
             </w:r>
           </w:p>
         </w:tc>
@@ -814,7 +814,7 @@
                 <w:color w:val="1C3A36"/>
                 <w:sz w:val="18"/>
               </w:rPr>
-              <w:t>-44.2%</w:t>
+              <w:t>-7.8%</w:t>
             </w:r>
           </w:p>
         </w:tc>
@@ -868,7 +868,7 @@
                 <w:color w:val="1C3A36"/>
                 <w:sz w:val="18"/>
               </w:rPr>
-              <w:t>3.64</w:t>
+              <w:t>4.61</w:t>
             </w:r>
           </w:p>
         </w:tc>
@@ -886,7 +886,7 @@
                 <w:color w:val="1C3A36"/>
                 <w:sz w:val="18"/>
               </w:rPr>
-              <w:t>4.64</w:t>
+              <w:t>6.02</w:t>
             </w:r>
           </w:p>
         </w:tc>
@@ -904,7 +904,7 @@
                 <w:color w:val="1C3A36"/>
                 <w:sz w:val="18"/>
               </w:rPr>
-              <w:t>5.25</w:t>
+              <w:t>6.88</w:t>
             </w:r>
           </w:p>
         </w:tc>
@@ -940,7 +940,7 @@
                 <w:color w:val="1C3A36"/>
                 <w:sz w:val="18"/>
               </w:rPr>
-              <w:t>-49.0%</w:t>
+              <w:t>-33.8%</w:t>
             </w:r>
           </w:p>
         </w:tc>
@@ -1000,7 +1000,7 @@
                 <w:color w:val="1C3A36"/>
                 <w:sz w:val="18"/>
               </w:rPr>
-              <w:t>3.64</w:t>
+              <w:t>5.53</w:t>
             </w:r>
           </w:p>
         </w:tc>
@@ -1020,7 +1020,7 @@
                 <w:color w:val="1C3A36"/>
                 <w:sz w:val="18"/>
               </w:rPr>
-              <w:t>5.53</w:t>
+              <w:t>8.64</w:t>
             </w:r>
           </w:p>
         </w:tc>
@@ -1040,7 +1040,7 @@
                 <w:color w:val="1C3A36"/>
                 <w:sz w:val="18"/>
               </w:rPr>
-              <w:t>8.29</w:t>
+              <w:t>12.48</w:t>
             </w:r>
           </w:p>
         </w:tc>
@@ -1080,7 +1080,7 @@
                 <w:color w:val="1C3A36"/>
                 <w:sz w:val="18"/>
               </w:rPr>
-              <w:t>-39.2%</w:t>
+              <w:t>-5.0%</w:t>
             </w:r>
           </w:p>
         </w:tc>
@@ -1102,7 +1102,7 @@
           <w:color w:val="6E7B77"/>
           <w:sz w:val="17"/>
         </w:rPr>
-        <w:t>Table 1 — the four lenses. The bear and bull columns of the weighted row are WEIGHTED with the same 45/20/20/15 weights as the base column. The widest single lens spans EGP 2.28–9.88; that is reported as an ENVELOPE, not as the range of a weighted estimate. The previous edition labelled a row "weighted central" and then took the minimum and maximum across all four lenses, both of which came from the cash-flow lens alone, overstating the published spread by about two and a half times.</w:t>
+        <w:t>Table 1 — the four lenses. The bear and bull columns of the weighted row are WEIGHTED with the same 45/20/20/15 weights as the base column. The widest single lens spans EGP 4.61–16.44; that is reported as an ENVELOPE, not as the range of a weighted estimate. The previous edition labelled a row "weighted central" and then took the minimum and maximum across all four lenses, both of which came from the cash-flow lens alone, overstating the published spread by about two and a half times.</w:t>
       </w:r>
     </w:p>
     <w:p>
@@ -1393,7 +1393,7 @@
                 <w:color w:val="1C3A36"/>
                 <w:sz w:val="18"/>
               </w:rPr>
-              <w:t>54,969.0</w:t>
+              <w:t>118,475.6</w:t>
             </w:r>
           </w:p>
         </w:tc>
@@ -1411,7 +1411,7 @@
                 <w:color w:val="1C3A36"/>
                 <w:sz w:val="18"/>
               </w:rPr>
-              <w:t>2,597</w:t>
+              <w:t>6,910</w:t>
             </w:r>
           </w:p>
         </w:tc>
@@ -1429,7 +1429,7 @@
                 <w:color w:val="1C3A36"/>
                 <w:sz w:val="18"/>
               </w:rPr>
-              <w:t>47,250</w:t>
+              <w:t>58,327</w:t>
             </w:r>
           </w:p>
         </w:tc>
@@ -1447,7 +1447,7 @@
                 <w:color w:val="1C3A36"/>
                 <w:sz w:val="18"/>
               </w:rPr>
-              <w:t>6.80%</w:t>
+              <w:t>7.89%</w:t>
             </w:r>
           </w:p>
         </w:tc>
@@ -1465,7 +1465,7 @@
                 <w:color w:val="1C3A36"/>
                 <w:sz w:val="18"/>
               </w:rPr>
-              <w:t>12.53%</w:t>
+              <w:t>14.72%</w:t>
             </w:r>
           </w:p>
         </w:tc>
@@ -1502,7 +1502,7 @@
                 <w:color w:val="1C3A36"/>
                 <w:sz w:val="18"/>
               </w:rPr>
-              <w:t>41,774.2</w:t>
+              <w:t>82,805.7</w:t>
             </w:r>
           </w:p>
         </w:tc>
@@ -1520,7 +1520,7 @@
                 <w:color w:val="1C3A36"/>
                 <w:sz w:val="18"/>
               </w:rPr>
-              <w:t>2,042</w:t>
+              <w:t>4,653</w:t>
             </w:r>
           </w:p>
         </w:tc>
@@ -1538,7 +1538,7 @@
                 <w:color w:val="1C3A36"/>
                 <w:sz w:val="18"/>
               </w:rPr>
-              <w:t>48,881</w:t>
+              <w:t>56,190</w:t>
             </w:r>
           </w:p>
         </w:tc>
@@ -1556,7 +1556,7 @@
                 <w:color w:val="1C3A36"/>
                 <w:sz w:val="18"/>
               </w:rPr>
-              <w:t>5.17%</w:t>
+              <w:t>5.51%</w:t>
             </w:r>
           </w:p>
         </w:tc>
@@ -1574,7 +1574,7 @@
                 <w:color w:val="1C3A36"/>
                 <w:sz w:val="18"/>
               </w:rPr>
-              <w:t>9.85%</w:t>
+              <w:t>9.91%</w:t>
             </w:r>
           </w:p>
         </w:tc>
@@ -1611,7 +1611,7 @@
                 <w:color w:val="1C3A36"/>
                 <w:sz w:val="18"/>
               </w:rPr>
-              <w:t>171,684.9</w:t>
+              <w:t>346,720.8</w:t>
             </w:r>
           </w:p>
         </w:tc>
@@ -1629,7 +1629,7 @@
                 <w:color w:val="1C3A36"/>
                 <w:sz w:val="18"/>
               </w:rPr>
-              <w:t>5,122</w:t>
+              <w:t>13,033</w:t>
             </w:r>
           </w:p>
         </w:tc>
@@ -1647,7 +1647,7 @@
                 <w:color w:val="1C3A36"/>
                 <w:sz w:val="18"/>
               </w:rPr>
-              <w:t>29,832</w:t>
+              <w:t>37,589</w:t>
             </w:r>
           </w:p>
         </w:tc>
@@ -1665,7 +1665,7 @@
                 <w:color w:val="1C3A36"/>
                 <w:sz w:val="18"/>
               </w:rPr>
-              <w:t>21.25%</w:t>
+              <w:t>23.08%</w:t>
             </w:r>
           </w:p>
         </w:tc>
@@ -1683,7 +1683,7 @@
                 <w:color w:val="1C3A36"/>
                 <w:sz w:val="18"/>
               </w:rPr>
-              <w:t>24.70%</w:t>
+              <w:t>27.75%</w:t>
             </w:r>
           </w:p>
         </w:tc>
@@ -1720,7 +1720,7 @@
                 <w:color w:val="1C3A36"/>
                 <w:sz w:val="18"/>
               </w:rPr>
-              <w:t>41,430.9</w:t>
+              <w:t>80,543.1</w:t>
             </w:r>
           </w:p>
         </w:tc>
@@ -1738,7 +1738,7 @@
                 <w:color w:val="1C3A36"/>
                 <w:sz w:val="18"/>
               </w:rPr>
-              <w:t>959</w:t>
+              <w:t>2,238</w:t>
             </w:r>
           </w:p>
         </w:tc>
@@ -1756,7 +1756,7 @@
                 <w:color w:val="1C3A36"/>
                 <w:sz w:val="18"/>
               </w:rPr>
-              <w:t>23,141</w:t>
+              <w:t>27,782</w:t>
             </w:r>
           </w:p>
         </w:tc>
@@ -1774,7 +1774,7 @@
                 <w:color w:val="1C3A36"/>
                 <w:sz w:val="18"/>
               </w:rPr>
-              <w:t>5.13%</w:t>
+              <w:t>5.36%</w:t>
             </w:r>
           </w:p>
         </w:tc>
@@ -1792,7 +1792,7 @@
                 <w:color w:val="1C3A36"/>
                 <w:sz w:val="18"/>
               </w:rPr>
-              <w:t>4.62%</w:t>
+              <w:t>4.77%</w:t>
             </w:r>
           </w:p>
         </w:tc>
@@ -1829,7 +1829,7 @@
                 <w:color w:val="1C3A36"/>
                 <w:sz w:val="18"/>
               </w:rPr>
-              <w:t>23,735.8</w:t>
+              <w:t>47,938.8</w:t>
             </w:r>
           </w:p>
         </w:tc>
@@ -1847,7 +1847,7 @@
                 <w:color w:val="1C3A36"/>
                 <w:sz w:val="18"/>
               </w:rPr>
-              <w:t>816</w:t>
+              <w:t>2,070</w:t>
             </w:r>
           </w:p>
         </w:tc>
@@ -1865,7 +1865,7 @@
                 <w:color w:val="1C3A36"/>
                 <w:sz w:val="18"/>
               </w:rPr>
-              <w:t>34,389</w:t>
+              <w:t>43,190</w:t>
             </w:r>
           </w:p>
         </w:tc>
@@ -1883,7 +1883,7 @@
                 <w:color w:val="1C3A36"/>
                 <w:sz w:val="18"/>
               </w:rPr>
-              <w:t>2.94%</w:t>
+              <w:t>3.19%</w:t>
             </w:r>
           </w:p>
         </w:tc>
@@ -1901,7 +1901,7 @@
                 <w:color w:val="1C3A36"/>
                 <w:sz w:val="18"/>
               </w:rPr>
-              <w:t>3.94%</w:t>
+              <w:t>4.41%</w:t>
             </w:r>
           </w:p>
         </w:tc>
@@ -1938,7 +1938,7 @@
                 <w:color w:val="1C3A36"/>
                 <w:sz w:val="18"/>
               </w:rPr>
-              <w:t>460,153.6</w:t>
+              <w:t>799,642.3</w:t>
             </w:r>
           </w:p>
         </w:tc>
@@ -1956,7 +1956,7 @@
                 <w:color w:val="1C3A36"/>
                 <w:sz w:val="18"/>
               </w:rPr>
-              <w:t>8,976</w:t>
+              <w:t>17,640</w:t>
             </w:r>
           </w:p>
         </w:tc>
@@ -1974,7 +1974,7 @@
                 <w:color w:val="1C3A36"/>
                 <w:sz w:val="18"/>
               </w:rPr>
-              <w:t>19,506</w:t>
+              <w:t>22,059</w:t>
             </w:r>
           </w:p>
         </w:tc>
@@ -1992,7 +1992,7 @@
                 <w:color w:val="1C3A36"/>
                 <w:sz w:val="18"/>
               </w:rPr>
-              <w:t>56.94%</w:t>
+              <w:t>53.23%</w:t>
             </w:r>
           </w:p>
         </w:tc>
@@ -2010,7 +2010,7 @@
                 <w:color w:val="1C3A36"/>
                 <w:sz w:val="18"/>
               </w:rPr>
-              <w:t>43.29%</w:t>
+              <w:t>37.56%</w:t>
             </w:r>
           </w:p>
         </w:tc>
@@ -2047,7 +2047,7 @@
                 <w:color w:val="1C3A36"/>
                 <w:sz w:val="18"/>
               </w:rPr>
-              <w:t>14,327.5</w:t>
+              <w:t>26,181.6</w:t>
             </w:r>
           </w:p>
         </w:tc>
@@ -2065,7 +2065,7 @@
                 <w:color w:val="1C3A36"/>
                 <w:sz w:val="18"/>
               </w:rPr>
-              <w:t>224</w:t>
+              <w:t>415</w:t>
             </w:r>
           </w:p>
         </w:tc>
@@ -2083,7 +2083,7 @@
                 <w:color w:val="1C3A36"/>
                 <w:sz w:val="18"/>
               </w:rPr>
-              <w:t>15,642</w:t>
+              <w:t>15,843</w:t>
             </w:r>
           </w:p>
         </w:tc>
@@ -2101,7 +2101,7 @@
                 <w:color w:val="1C3A36"/>
                 <w:sz w:val="18"/>
               </w:rPr>
-              <w:t>1.77%</w:t>
+              <w:t>1.74%</w:t>
             </w:r>
           </w:p>
         </w:tc>
@@ -2119,7 +2119,7 @@
                 <w:color w:val="1C3A36"/>
                 <w:sz w:val="18"/>
               </w:rPr>
-              <w:t>1.08%</w:t>
+              <w:t>0.88%</w:t>
             </w:r>
           </w:p>
         </w:tc>
@@ -2156,7 +2156,7 @@
                 <w:color w:val="1C3A36"/>
                 <w:sz w:val="18"/>
               </w:rPr>
-              <w:t>7.8</w:t>
+              <w:t>16.7</w:t>
             </w:r>
           </w:p>
         </w:tc>
@@ -2192,7 +2192,7 @@
                 <w:color w:val="1C3A36"/>
                 <w:sz w:val="18"/>
               </w:rPr>
-              <w:t>11,176</w:t>
+              <w:t>11,537</w:t>
             </w:r>
           </w:p>
         </w:tc>
@@ -2269,7 +2269,7 @@
                 <w:color w:val="1C3A36"/>
                 <w:sz w:val="18"/>
               </w:rPr>
-              <w:t>808,083.6</w:t>
+              <w:t>1,502,324.6</w:t>
             </w:r>
           </w:p>
         </w:tc>
@@ -2289,7 +2289,7 @@
                 <w:color w:val="1C3A36"/>
                 <w:sz w:val="18"/>
               </w:rPr>
-              <w:t>20,736</w:t>
+              <w:t>46,959</w:t>
             </w:r>
           </w:p>
         </w:tc>
@@ -2309,7 +2309,7 @@
                 <w:color w:val="1C3A36"/>
                 <w:sz w:val="18"/>
               </w:rPr>
-              <w:t>25,660</w:t>
+              <w:t>31,257</w:t>
             </w:r>
           </w:p>
         </w:tc>
@@ -2371,7 +2371,7 @@
           <w:color w:val="6E7B77"/>
           <w:sz w:val="17"/>
         </w:rPr>
-        <w:t>Table 2 — note 14-A of the audited transition-period statements. Eight lines, tonnes AND value both disclosed, so the realisation per tonne is disclosed arithmetic rather than an estimate. The specialty slate — base and special oils plus paraffin wax — is 12.0% of the tonnage and 22.4% of the value. That asymmetry is the company.</w:t>
+        <w:t>Table 2 — note 14-A of the audited transition-period statements. Eight lines, tonnes AND value both disclosed, so the realisation per tonne is disclosed arithmetic rather than an estimate. The specialty slate — base and special oils plus paraffin wax — is 13.4% of the tonnage and 24.6% of the value. That asymmetry is the company.</w:t>
       </w:r>
     </w:p>
     <w:p>
@@ -2385,7 +2385,7 @@
           <w:color w:val="1C3A36"/>
           <w:sz w:val="21"/>
         </w:rPr>
-        <w:t>Raw materials are 90.7% of cost of sales (note 15-A) and 82.5% of revenue. A business whose single largest line is that big, and whose gross margin is 9.0%, is a PASS-THROUGH PROCESSOR. The value is not in the revenue line and it is not in cost control either — it is in the spread between what the feedstock costs and what the slate fetches, earned on tonnage.</w:t>
+        <w:t>Raw materials are 91.2% of cost of sales (note 15-A) and 82.4% of revenue. A business whose single largest line is that big, and whose gross margin is 9.7%, is a PASS-THROUGH PROCESSOR. The value is not in the revenue line and it is not in cost control either — it is in the spread between what the feedstock costs and what the slate fetches, earned on tonnage.</w:t>
       </w:r>
     </w:p>
     <w:p>
@@ -2540,7 +2540,7 @@
                 <w:color w:val="1C3A36"/>
                 <w:sz w:val="17"/>
               </w:rPr>
-              <w:t>2,464</w:t>
+              <w:t>3,018</w:t>
             </w:r>
           </w:p>
         </w:tc>
@@ -2558,7 +2558,7 @@
                 <w:color w:val="1C3A36"/>
                 <w:sz w:val="17"/>
               </w:rPr>
-              <w:t>1.91</w:t>
+              <w:t>2.34</w:t>
             </w:r>
           </w:p>
         </w:tc>
@@ -2612,7 +2612,7 @@
                 <w:color w:val="1C3A36"/>
                 <w:sz w:val="17"/>
               </w:rPr>
-              <w:t>509</w:t>
+              <w:t>525</w:t>
             </w:r>
           </w:p>
         </w:tc>
@@ -2630,7 +2630,7 @@
                 <w:color w:val="1C3A36"/>
                 <w:sz w:val="17"/>
               </w:rPr>
-              <w:t>0.39</w:t>
+              <w:t>0.41</w:t>
             </w:r>
           </w:p>
         </w:tc>
@@ -2684,7 +2684,7 @@
                 <w:color w:val="1C3A36"/>
                 <w:sz w:val="17"/>
               </w:rPr>
-              <w:t>21</w:t>
+              <w:t>17</w:t>
             </w:r>
           </w:p>
         </w:tc>
@@ -2702,7 +2702,7 @@
                 <w:color w:val="1C3A36"/>
                 <w:sz w:val="17"/>
               </w:rPr>
-              <w:t>0.02</w:t>
+              <w:t>0.01</w:t>
             </w:r>
           </w:p>
         </w:tc>
@@ -2760,7 +2760,7 @@
                 <w:color w:val="1C3A36"/>
                 <w:sz w:val="17"/>
               </w:rPr>
-              <w:t>2,443</w:t>
+              <w:t>3,002</w:t>
             </w:r>
           </w:p>
         </w:tc>
@@ -2780,7 +2780,7 @@
                 <w:color w:val="1C3A36"/>
                 <w:sz w:val="17"/>
               </w:rPr>
-              <w:t>1.89</w:t>
+              <w:t>2.32</w:t>
             </w:r>
           </w:p>
         </w:tc>
@@ -2799,7 +2799,7 @@
                 <w:color w:val="1C3A36"/>
                 <w:sz w:val="17"/>
               </w:rPr>
-              <w:t>20.8% of market capitalisation</w:t>
+              <w:t>25.5% of market capitalisation</w:t>
             </w:r>
           </w:p>
         </w:tc>
@@ -2836,7 +2836,7 @@
                 <w:color w:val="1C3A36"/>
                 <w:sz w:val="17"/>
               </w:rPr>
-              <w:t>921</w:t>
+              <w:t>997</w:t>
             </w:r>
           </w:p>
         </w:tc>
@@ -2854,7 +2854,7 @@
                 <w:color w:val="1C3A36"/>
                 <w:sz w:val="17"/>
               </w:rPr>
-              <w:t>0.71</w:t>
+              <w:t>0.77</w:t>
             </w:r>
           </w:p>
         </w:tc>
@@ -2908,7 +2908,7 @@
                 <w:color w:val="1C3A36"/>
                 <w:sz w:val="17"/>
               </w:rPr>
-              <w:t>517</w:t>
+              <w:t>258</w:t>
             </w:r>
           </w:p>
         </w:tc>
@@ -2926,7 +2926,7 @@
                 <w:color w:val="1C3A36"/>
                 <w:sz w:val="17"/>
               </w:rPr>
-              <w:t>0.40</w:t>
+              <w:t>0.20</w:t>
             </w:r>
           </w:p>
         </w:tc>
@@ -3052,7 +3052,7 @@
                 <w:color w:val="1C3A36"/>
                 <w:sz w:val="17"/>
               </w:rPr>
-              <w:t>4,791</w:t>
+              <w:t>6,070</w:t>
             </w:r>
           </w:p>
         </w:tc>
@@ -3070,7 +3070,7 @@
                 <w:color w:val="1C3A36"/>
                 <w:sz w:val="17"/>
               </w:rPr>
-              <w:t>3.71</w:t>
+              <w:t>4.70</w:t>
             </w:r>
           </w:p>
         </w:tc>
@@ -3151,7 +3151,7 @@
           <w:color w:val="1C3A36"/>
           <w:sz w:val="21"/>
         </w:rPr>
-        <w:t>Three tests decide the class, and all three point the same way. Revenue is 100% own-production petroleum product — there is no trading book, no rental stream and no portfolio of stakes to sum. The balance sheet is working capital and plant, not investments: property, plant and equipment plus projects under construction of EGP 1,300mn and net working capital of EGP 2,251mn against a single equity stake of EGP 70mn. And consolidated profit is dominated by one plant, with the minority in the wax subsidiary running at 3.26% of operating profit.</w:t>
+        <w:t>Three tests decide the class, and all three point the same way. Revenue is 100% own-production petroleum product — there is no trading book, no rental stream and no portfolio of stakes to sum. The balance sheet is working capital and plant, not investments: property, plant and equipment plus projects under construction of EGP 1,288mn and net working capital of EGP 3,389mn against a single equity stake of EGP 70mn. And consolidated profit is dominated by one plant, with the minority in the wax subsidiary running at 2.96% of operating profit.</w:t>
       </w:r>
     </w:p>
     <w:p>
@@ -3462,7 +3462,7 @@
                 <w:color w:val="1C3A36"/>
                 <w:sz w:val="17"/>
               </w:rPr>
-              <w:t>2,951</w:t>
+              <w:t>3,259</w:t>
             </w:r>
           </w:p>
         </w:tc>
@@ -3480,7 +3480,7 @@
                 <w:color w:val="1C3A36"/>
                 <w:sz w:val="17"/>
               </w:rPr>
-              <w:t>4,225</w:t>
+              <w:t>4,533</w:t>
             </w:r>
           </w:p>
         </w:tc>
@@ -3552,7 +3552,7 @@
                 <w:color w:val="1C3A36"/>
                 <w:sz w:val="17"/>
               </w:rPr>
-              <w:t>11.25%</w:t>
+              <w:t>12.43%</w:t>
             </w:r>
           </w:p>
         </w:tc>
@@ -3570,7 +3570,7 @@
                 <w:color w:val="1C3A36"/>
                 <w:sz w:val="17"/>
               </w:rPr>
-              <w:t>9.00%</w:t>
+              <w:t>9.65%</w:t>
             </w:r>
           </w:p>
         </w:tc>
@@ -3658,7 +3658,7 @@
                 <w:color w:val="1C3A36"/>
                 <w:sz w:val="17"/>
               </w:rPr>
-              <w:t>1,747</w:t>
+              <w:t>1,739</w:t>
             </w:r>
           </w:p>
         </w:tc>
@@ -3746,7 +3746,7 @@
                 <w:color w:val="1C3A36"/>
                 <w:sz w:val="17"/>
               </w:rPr>
-              <w:t>151</w:t>
+              <w:t>157</w:t>
             </w:r>
           </w:p>
         </w:tc>
@@ -3834,7 +3834,7 @@
                 <w:color w:val="1C3A36"/>
                 <w:sz w:val="17"/>
               </w:rPr>
-              <w:t>160</w:t>
+              <w:t>169</w:t>
             </w:r>
           </w:p>
         </w:tc>
@@ -3922,7 +3922,7 @@
                 <w:color w:val="1C3A36"/>
                 <w:sz w:val="17"/>
               </w:rPr>
-              <w:t>301</w:t>
+              <w:t>308</w:t>
             </w:r>
           </w:p>
         </w:tc>
@@ -4063,7 +4063,7 @@
           <w:color w:val="1C3A36"/>
           <w:sz w:val="21"/>
         </w:rPr>
-        <w:t>THE RELEASED GROSS PROFIT IS REJECTED. The release states gross profit of EGP 3,258mn for the half. Run through the company’s own first-quarter expense run rates, that figure implies profit after tax of EGP 2,142mn against the EGP 1,903mn the SAME release reports — 12.6% too high. At least one of the two released lines is wrong. Three tests decide which:</w:t>
+        <w:t>THE HALF IS FILED, AND THE RELEASED GROSS PROFIT WAS RIGHT. The reviewed consolidated statements for the six months to 30 June 2026 report net sales of EGP 26,223mn, gross profit of EGP 3,259mn — a margin of 12.43% — and profit attributable to shareholders of EGP 1,882mn. That is MORE IN SIX MONTHS than the whole financial year to June 2025 earned. The previous edition of this study did not have these statements, believed the half existed only as a press release, rejected the released gross-profit line on a coherence test and solved gross profit from the profit line instead. The filing settles it in the release's favour:</w:t>
       </w:r>
     </w:p>
     <w:tbl>
@@ -4089,15 +4089,15 @@
         <w:tblLayout w:type="fixed"/>
       </w:tblPr>
       <w:tblGrid>
-        <w:gridCol w:w="1584"/>
-        <w:gridCol w:w="4752"/>
-        <w:gridCol w:w="1800"/>
-        <w:gridCol w:w="2376"/>
+        <w:gridCol w:w="4320"/>
+        <w:gridCol w:w="1944"/>
+        <w:gridCol w:w="1944"/>
+        <w:gridCol w:w="2304"/>
       </w:tblGrid>
       <w:tr>
         <w:tc>
           <w:tcPr>
-            <w:tcW w:type="dxa" w:w="1584"/>
+            <w:tcW w:type="dxa" w:w="4320"/>
             <w:shd w:val="clear" w:color="auto" w:fill="EAF0EE"/>
           </w:tcPr>
           <w:p>
@@ -4110,13 +4110,13 @@
                 <w:color w:val="1C3A36"/>
                 <w:sz w:val="17"/>
               </w:rPr>
-              <w:t>Test</w:t>
-            </w:r>
-          </w:p>
-        </w:tc>
-        <w:tc>
-          <w:tcPr>
-            <w:tcW w:type="dxa" w:w="4752"/>
+              <w:t>Line, six months to 30 June 2026</w:t>
+            </w:r>
+          </w:p>
+        </w:tc>
+        <w:tc>
+          <w:tcPr>
+            <w:tcW w:type="dxa" w:w="1944"/>
             <w:shd w:val="clear" w:color="auto" w:fill="EAF0EE"/>
           </w:tcPr>
           <w:p>
@@ -4129,13 +4129,13 @@
                 <w:color w:val="1C3A36"/>
                 <w:sz w:val="17"/>
               </w:rPr>
-              <w:t>What is compared</w:t>
-            </w:r>
-          </w:p>
-        </w:tc>
-        <w:tc>
-          <w:tcPr>
-            <w:tcW w:type="dxa" w:w="1800"/>
+              <w:t>As released</w:t>
+            </w:r>
+          </w:p>
+        </w:tc>
+        <w:tc>
+          <w:tcPr>
+            <w:tcW w:type="dxa" w:w="1944"/>
             <w:shd w:val="clear" w:color="auto" w:fill="EAF0EE"/>
           </w:tcPr>
           <w:p>
@@ -4148,13 +4148,13 @@
                 <w:color w:val="1C3A36"/>
                 <w:sz w:val="17"/>
               </w:rPr>
-              <w:t>Result</w:t>
-            </w:r>
-          </w:p>
-        </w:tc>
-        <w:tc>
-          <w:tcPr>
-            <w:tcW w:type="dxa" w:w="2376"/>
+              <w:t>As filed</w:t>
+            </w:r>
+          </w:p>
+        </w:tc>
+        <w:tc>
+          <w:tcPr>
+            <w:tcW w:type="dxa" w:w="2304"/>
             <w:shd w:val="clear" w:color="auto" w:fill="EAF0EE"/>
           </w:tcPr>
           <w:p>
@@ -4167,7 +4167,7 @@
                 <w:color w:val="1C3A36"/>
                 <w:sz w:val="17"/>
               </w:rPr>
-              <w:t>Verdict</w:t>
+              <w:t>Difference</w:t>
             </w:r>
           </w:p>
         </w:tc>
@@ -4175,70 +4175,71 @@
       <w:tr>
         <w:tc>
           <w:tcPr>
-            <w:tcW w:type="dxa" w:w="1584"/>
-          </w:tcPr>
-          <w:p>
-            <w:pPr>
-              <w:spacing w:after="20"/>
-            </w:pPr>
-            <w:r>
-              <w:rPr>
-                <w:color w:val="1C3A36"/>
-                <w:sz w:val="17"/>
-              </w:rPr>
-              <w:t>1 — profit</w:t>
-            </w:r>
-          </w:p>
-        </w:tc>
-        <w:tc>
-          <w:tcPr>
-            <w:tcW w:type="dxa" w:w="4752"/>
-          </w:tcPr>
-          <w:p>
-            <w:pPr>
-              <w:spacing w:after="20"/>
-            </w:pPr>
-            <w:r>
-              <w:rPr>
-                <w:color w:val="1C3A36"/>
-                <w:sz w:val="17"/>
-              </w:rPr>
-              <w:t>reported majority profit against the "+109%" growth applied to Jan-Jun 2025 majority profit read off the AUDITED statement of changes in equity</w:t>
-            </w:r>
-          </w:p>
-        </w:tc>
-        <w:tc>
-          <w:tcPr>
-            <w:tcW w:type="dxa" w:w="1800"/>
-          </w:tcPr>
-          <w:p>
-            <w:pPr>
-              <w:spacing w:after="20"/>
-              <w:jc w:val="right"/>
-            </w:pPr>
-            <w:r>
-              <w:rPr>
-                <w:color w:val="1C3A36"/>
-                <w:sz w:val="17"/>
-              </w:rPr>
-              <w:t>agree within 1.2%</w:t>
-            </w:r>
-          </w:p>
-        </w:tc>
-        <w:tc>
-          <w:tcPr>
-            <w:tcW w:type="dxa" w:w="2376"/>
-          </w:tcPr>
-          <w:p>
-            <w:pPr>
-              <w:spacing w:after="20"/>
-            </w:pPr>
-            <w:r>
-              <w:rPr>
-                <w:color w:val="1C3A36"/>
-                <w:sz w:val="17"/>
-              </w:rPr>
-              <w:t>CONFIRMS the profit line</w:t>
+            <w:tcW w:type="dxa" w:w="4320"/>
+          </w:tcPr>
+          <w:p>
+            <w:pPr>
+              <w:spacing w:after="20"/>
+            </w:pPr>
+            <w:r>
+              <w:rPr>
+                <w:color w:val="1C3A36"/>
+                <w:sz w:val="17"/>
+              </w:rPr>
+              <w:t>Net sales</w:t>
+            </w:r>
+          </w:p>
+        </w:tc>
+        <w:tc>
+          <w:tcPr>
+            <w:tcW w:type="dxa" w:w="1944"/>
+          </w:tcPr>
+          <w:p>
+            <w:pPr>
+              <w:spacing w:after="20"/>
+            </w:pPr>
+            <w:r>
+              <w:rPr>
+                <w:color w:val="1C3A36"/>
+                <w:sz w:val="17"/>
+              </w:rPr>
+              <w:t>26,223</w:t>
+            </w:r>
+          </w:p>
+        </w:tc>
+        <w:tc>
+          <w:tcPr>
+            <w:tcW w:type="dxa" w:w="1944"/>
+          </w:tcPr>
+          <w:p>
+            <w:pPr>
+              <w:spacing w:after="20"/>
+              <w:jc w:val="right"/>
+            </w:pPr>
+            <w:r>
+              <w:rPr>
+                <w:color w:val="1C3A36"/>
+                <w:sz w:val="17"/>
+              </w:rPr>
+              <w:t>26,223</w:t>
+            </w:r>
+          </w:p>
+        </w:tc>
+        <w:tc>
+          <w:tcPr>
+            <w:tcW w:type="dxa" w:w="2304"/>
+          </w:tcPr>
+          <w:p>
+            <w:pPr>
+              <w:spacing w:after="20"/>
+              <w:jc w:val="right"/>
+            </w:pPr>
+            <w:r>
+              <w:rPr>
+                <w:color w:val="1C3A36"/>
+                <w:sz w:val="17"/>
+              </w:rPr>
+              <w:t>-0.00%</w:t>
             </w:r>
           </w:p>
         </w:tc>
@@ -4246,70 +4247,71 @@
       <w:tr>
         <w:tc>
           <w:tcPr>
-            <w:tcW w:type="dxa" w:w="1584"/>
-          </w:tcPr>
-          <w:p>
-            <w:pPr>
-              <w:spacing w:after="20"/>
-            </w:pPr>
-            <w:r>
-              <w:rPr>
-                <w:color w:val="1C3A36"/>
-                <w:sz w:val="17"/>
-              </w:rPr>
-              <w:t>2 — revenue</w:t>
-            </w:r>
-          </w:p>
-        </w:tc>
-        <w:tc>
-          <w:tcPr>
-            <w:tcW w:type="dxa" w:w="4752"/>
-          </w:tcPr>
-          <w:p>
-            <w:pPr>
-              <w:spacing w:after="20"/>
-            </w:pPr>
-            <w:r>
-              <w:rPr>
-                <w:color w:val="1C3A36"/>
-                <w:sz w:val="17"/>
-              </w:rPr>
-              <w:t>reported revenue triangulated back to a twelve-month figure to Jun-2025 against an independent route through the audited comparatives</w:t>
-            </w:r>
-          </w:p>
-        </w:tc>
-        <w:tc>
-          <w:tcPr>
-            <w:tcW w:type="dxa" w:w="1800"/>
-          </w:tcPr>
-          <w:p>
-            <w:pPr>
-              <w:spacing w:after="20"/>
-              <w:jc w:val="right"/>
-            </w:pPr>
-            <w:r>
-              <w:rPr>
-                <w:color w:val="1C3A36"/>
-                <w:sz w:val="17"/>
-              </w:rPr>
-              <w:t>agree within 0.2%</w:t>
-            </w:r>
-          </w:p>
-        </w:tc>
-        <w:tc>
-          <w:tcPr>
-            <w:tcW w:type="dxa" w:w="2376"/>
-          </w:tcPr>
-          <w:p>
-            <w:pPr>
-              <w:spacing w:after="20"/>
-            </w:pPr>
-            <w:r>
-              <w:rPr>
-                <w:color w:val="1C3A36"/>
-                <w:sz w:val="17"/>
-              </w:rPr>
-              <w:t>CONFIRMS the revenue line</w:t>
+            <w:tcW w:type="dxa" w:w="4320"/>
+          </w:tcPr>
+          <w:p>
+            <w:pPr>
+              <w:spacing w:after="20"/>
+            </w:pPr>
+            <w:r>
+              <w:rPr>
+                <w:color w:val="1C3A36"/>
+                <w:sz w:val="17"/>
+              </w:rPr>
+              <w:t>Gross profit</w:t>
+            </w:r>
+          </w:p>
+        </w:tc>
+        <w:tc>
+          <w:tcPr>
+            <w:tcW w:type="dxa" w:w="1944"/>
+          </w:tcPr>
+          <w:p>
+            <w:pPr>
+              <w:spacing w:after="20"/>
+            </w:pPr>
+            <w:r>
+              <w:rPr>
+                <w:color w:val="1C3A36"/>
+                <w:sz w:val="17"/>
+              </w:rPr>
+              <w:t>3,258</w:t>
+            </w:r>
+          </w:p>
+        </w:tc>
+        <w:tc>
+          <w:tcPr>
+            <w:tcW w:type="dxa" w:w="1944"/>
+          </w:tcPr>
+          <w:p>
+            <w:pPr>
+              <w:spacing w:after="20"/>
+              <w:jc w:val="right"/>
+            </w:pPr>
+            <w:r>
+              <w:rPr>
+                <w:color w:val="1C3A36"/>
+                <w:sz w:val="17"/>
+              </w:rPr>
+              <w:t>3,259</w:t>
+            </w:r>
+          </w:p>
+        </w:tc>
+        <w:tc>
+          <w:tcPr>
+            <w:tcW w:type="dxa" w:w="2304"/>
+          </w:tcPr>
+          <w:p>
+            <w:pPr>
+              <w:spacing w:after="20"/>
+              <w:jc w:val="right"/>
+            </w:pPr>
+            <w:r>
+              <w:rPr>
+                <w:color w:val="1C3A36"/>
+                <w:sz w:val="17"/>
+              </w:rPr>
+              <w:t>-0.03%</w:t>
             </w:r>
           </w:p>
         </w:tc>
@@ -4317,70 +4319,71 @@
       <w:tr>
         <w:tc>
           <w:tcPr>
-            <w:tcW w:type="dxa" w:w="1584"/>
-          </w:tcPr>
-          <w:p>
-            <w:pPr>
-              <w:spacing w:after="20"/>
-            </w:pPr>
-            <w:r>
-              <w:rPr>
-                <w:color w:val="1C3A36"/>
-                <w:sz w:val="17"/>
-              </w:rPr>
-              <w:t>3 — gross profit</w:t>
-            </w:r>
-          </w:p>
-        </w:tc>
-        <w:tc>
-          <w:tcPr>
-            <w:tcW w:type="dxa" w:w="4752"/>
-          </w:tcPr>
-          <w:p>
-            <w:pPr>
-              <w:spacing w:after="20"/>
-            </w:pPr>
-            <w:r>
-              <w:rPr>
-                <w:color w:val="1C3A36"/>
-                <w:sz w:val="17"/>
-              </w:rPr>
-              <w:t>released gross profit run down to profit after tax on Q1-2026 expense run rates, against the profit in the same release</w:t>
-            </w:r>
-          </w:p>
-        </w:tc>
-        <w:tc>
-          <w:tcPr>
-            <w:tcW w:type="dxa" w:w="1800"/>
-          </w:tcPr>
-          <w:p>
-            <w:pPr>
-              <w:spacing w:after="20"/>
-              <w:jc w:val="right"/>
-            </w:pPr>
-            <w:r>
-              <w:rPr>
-                <w:color w:val="1C3A36"/>
-                <w:sz w:val="17"/>
-              </w:rPr>
-              <w:t>disagree by 12.6%</w:t>
-            </w:r>
-          </w:p>
-        </w:tc>
-        <w:tc>
-          <w:tcPr>
-            <w:tcW w:type="dxa" w:w="2376"/>
-          </w:tcPr>
-          <w:p>
-            <w:pPr>
-              <w:spacing w:after="20"/>
-            </w:pPr>
-            <w:r>
-              <w:rPr>
-                <w:color w:val="1C3A36"/>
-                <w:sz w:val="17"/>
-              </w:rPr>
-              <w:t>REFUTES the gross-profit line</w:t>
+            <w:tcW w:type="dxa" w:w="4320"/>
+          </w:tcPr>
+          <w:p>
+            <w:pPr>
+              <w:spacing w:after="20"/>
+            </w:pPr>
+            <w:r>
+              <w:rPr>
+                <w:color w:val="1C3A36"/>
+                <w:sz w:val="17"/>
+              </w:rPr>
+              <w:t>Profit after tax</w:t>
+            </w:r>
+          </w:p>
+        </w:tc>
+        <w:tc>
+          <w:tcPr>
+            <w:tcW w:type="dxa" w:w="1944"/>
+          </w:tcPr>
+          <w:p>
+            <w:pPr>
+              <w:spacing w:after="20"/>
+            </w:pPr>
+            <w:r>
+              <w:rPr>
+                <w:color w:val="1C3A36"/>
+                <w:sz w:val="17"/>
+              </w:rPr>
+              <w:t>1,903</w:t>
+            </w:r>
+          </w:p>
+        </w:tc>
+        <w:tc>
+          <w:tcPr>
+            <w:tcW w:type="dxa" w:w="1944"/>
+          </w:tcPr>
+          <w:p>
+            <w:pPr>
+              <w:spacing w:after="20"/>
+              <w:jc w:val="right"/>
+            </w:pPr>
+            <w:r>
+              <w:rPr>
+                <w:color w:val="1C3A36"/>
+                <w:sz w:val="17"/>
+              </w:rPr>
+              <w:t>1,921</w:t>
+            </w:r>
+          </w:p>
+        </w:tc>
+        <w:tc>
+          <w:tcPr>
+            <w:tcW w:type="dxa" w:w="2304"/>
+          </w:tcPr>
+          <w:p>
+            <w:pPr>
+              <w:spacing w:after="20"/>
+              <w:jc w:val="right"/>
+            </w:pPr>
+            <w:r>
+              <w:rPr>
+                <w:color w:val="1C3A36"/>
+                <w:sz w:val="17"/>
+              </w:rPr>
+              <w:t>-0.92%</w:t>
             </w:r>
           </w:p>
         </w:tc>
@@ -4402,7 +4405,7 @@
           <w:color w:val="6E7B77"/>
           <w:sz w:val="17"/>
         </w:rPr>
-        <w:t>Table 5 — three coherence tests, run before the figure was used. Two independent tests confirm the profit and revenue lines; the third refutes the gross-profit line. Gross profit is therefore SOLVED from the release’s own profit: EGP 2,951mn, putting the implied Q2-2026 gross margin at 12.0% rather than the 13.9% the released line would require. The whole solve is a live formula block on the Base Year sheet of the companion workbook.</w:t>
+        <w:t>Table 5 — the press release against the filing. All three lines tie. The coherence test that rejected the gross-profit line estimated the half's other income by DOUBLING the first quarter's, which put EGP 451mn where the filing shows EGP 197mn — other income is the most volatile line in this income statement and the least suited to being doubled. A test built on an extrapolated volatile line refuted a correct disclosure, and the study then carried a gross margin roughly two-thirds of a point too low into every lens. The lesson is kept rather than the conclusion: a coherence test is only as good as the estimate inside it.</w:t>
       </w:r>
     </w:p>
     <w:p>
@@ -4416,7 +4419,7 @@
           <w:color w:val="1C3A36"/>
           <w:sz w:val="21"/>
         </w:rPr>
-        <w:t>The fully-audited alternative is published beside the headline rather than discarded: the nine audited-and-reviewed months to 31 March 2026, annualised by four thirds, give revenue of EGP 41,662mn at a 7.51% margin. The gap to the headline base is +12.7% on revenue and +1.49% on margin. That gap is a real uncertainty about this company and it is disclosed, not averaged away.</w:t>
+        <w:t>The fully-audited alternative is published beside the headline rather than discarded: the nine audited-and-reviewed months to 31 March 2026, annualised by four thirds, give revenue of EGP 41,662mn at a 7.51% margin. The gap to the headline base is +12.7% on revenue and +2.15% on margin. That gap is a real uncertainty about this company and it is disclosed, not averaged away.</w:t>
       </w:r>
     </w:p>
     <w:tbl>
@@ -5131,7 +5134,7 @@
                 <w:color w:val="1C3A36"/>
                 <w:sz w:val="17"/>
               </w:rPr>
-              <w:t>5.27% of profit after tax</w:t>
+              <w:t>5.24% of profit after tax</w:t>
             </w:r>
           </w:p>
         </w:tc>
@@ -5166,7 +5169,7 @@
                 <w:color w:val="1C3A36"/>
                 <w:sz w:val="17"/>
               </w:rPr>
-              <w:t>6.16  (+11.3%)</w:t>
+              <w:t>6.16  (-28.7%)</w:t>
             </w:r>
           </w:p>
         </w:tc>
@@ -5202,7 +5205,7 @@
                 <w:color w:val="1C3A36"/>
                 <w:sz w:val="17"/>
               </w:rPr>
-              <w:t>EGP 921mn at 31-Dec-2025 (note 10-1)</w:t>
+              <w:t>EGP 997mn at 31-Dec-2025 (note 10-1)</w:t>
             </w:r>
           </w:p>
         </w:tc>
@@ -5254,7 +5257,7 @@
                 <w:color w:val="1C3A36"/>
                 <w:sz w:val="17"/>
               </w:rPr>
-              <w:t>6.56  (+18.5%)</w:t>
+              <w:t>6.56  (-24.1%)</w:t>
             </w:r>
           </w:p>
         </w:tc>
@@ -5290,7 +5293,7 @@
                 <w:color w:val="1C3A36"/>
                 <w:sz w:val="17"/>
               </w:rPr>
-              <w:t>EGP 517mn at 31-Dec-2025 (note 11)</w:t>
+              <w:t>EGP 258mn at 31-Dec-2025 (note 11)</w:t>
             </w:r>
           </w:p>
         </w:tc>
@@ -5342,7 +5345,7 @@
                 <w:color w:val="1C3A36"/>
                 <w:sz w:val="17"/>
               </w:rPr>
-              <w:t>6.39  (+15.4%)</w:t>
+              <w:t>6.39  (-26.1%)</w:t>
             </w:r>
           </w:p>
         </w:tc>
@@ -5392,7 +5395,7 @@
           <w:color w:val="1C3A36"/>
           <w:sz w:val="21"/>
         </w:rPr>
-        <w:t>Revenue is the eight disclosed product lines, tonnes times realisation, rolled forward on a volume path per line and one realisation path. Tonnage comes from note 14-A annualised; realisations are note 14-A value divided by note 14-A tonnes, lifted by ONE solved index so the base year foots to the twelve-month revenue. That index is 1.132 and it is the only free scalar on the revenue side.</w:t>
+        <w:t>Revenue is the eight disclosed product lines, tonnes times realisation, rolled forward on a volume path per line and one realisation path. Tonnage comes from note 14-A annualised; realisations are note 14-A value divided by note 14-A tonnes, lifted by ONE solved index so the base year foots to the twelve-month revenue. That index is 1.000 and it is the only free scalar on the revenue side.</w:t>
       </w:r>
     </w:p>
     <w:tbl>
@@ -5613,7 +5616,7 @@
                 <w:color w:val="1C3A36"/>
                 <w:sz w:val="16"/>
               </w:rPr>
-              <w:t>0.110</w:t>
+              <w:t>0.118</w:t>
             </w:r>
           </w:p>
         </w:tc>
@@ -5631,7 +5634,7 @@
                 <w:color w:val="1C3A36"/>
                 <w:sz w:val="16"/>
               </w:rPr>
-              <w:t>53,502</w:t>
+              <w:t>58,327</w:t>
             </w:r>
           </w:p>
         </w:tc>
@@ -5649,7 +5652,7 @@
                 <w:color w:val="1C3A36"/>
                 <w:sz w:val="16"/>
               </w:rPr>
-              <w:t>6,411</w:t>
+              <w:t>7,719</w:t>
             </w:r>
           </w:p>
         </w:tc>
@@ -5667,7 +5670,7 @@
                 <w:color w:val="1C3A36"/>
                 <w:sz w:val="16"/>
               </w:rPr>
-              <w:t>6,892</w:t>
+              <w:t>8,510</w:t>
             </w:r>
           </w:p>
         </w:tc>
@@ -5685,7 +5688,7 @@
                 <w:color w:val="1C3A36"/>
                 <w:sz w:val="16"/>
               </w:rPr>
-              <w:t>7,340</w:t>
+              <w:t>9,257</w:t>
             </w:r>
           </w:p>
         </w:tc>
@@ -5703,7 +5706,7 @@
                 <w:color w:val="1C3A36"/>
                 <w:sz w:val="16"/>
               </w:rPr>
-              <w:t>7,766</w:t>
+              <w:t>9,935</w:t>
             </w:r>
           </w:p>
         </w:tc>
@@ -5721,7 +5724,7 @@
                 <w:color w:val="1C3A36"/>
                 <w:sz w:val="16"/>
               </w:rPr>
-              <w:t>8,170</w:t>
+              <w:t>10,613</w:t>
             </w:r>
           </w:p>
         </w:tc>
@@ -5758,7 +5761,7 @@
                 <w:color w:val="1C3A36"/>
                 <w:sz w:val="16"/>
               </w:rPr>
-              <w:t>0.084</w:t>
+              <w:t>0.083</w:t>
             </w:r>
           </w:p>
         </w:tc>
@@ -5776,7 +5779,7 @@
                 <w:color w:val="1C3A36"/>
                 <w:sz w:val="16"/>
               </w:rPr>
-              <w:t>55,349</w:t>
+              <w:t>56,190</w:t>
             </w:r>
           </w:p>
         </w:tc>
@@ -5794,7 +5797,7 @@
                 <w:color w:val="1C3A36"/>
                 <w:sz w:val="16"/>
               </w:rPr>
-              <w:t>5,040</w:t>
+              <w:t>5,198</w:t>
             </w:r>
           </w:p>
         </w:tc>
@@ -5812,7 +5815,7 @@
                 <w:color w:val="1C3A36"/>
                 <w:sz w:val="16"/>
               </w:rPr>
-              <w:t>5,419</w:t>
+              <w:t>5,730</w:t>
             </w:r>
           </w:p>
         </w:tc>
@@ -5830,7 +5833,7 @@
                 <w:color w:val="1C3A36"/>
                 <w:sz w:val="16"/>
               </w:rPr>
-              <w:t>5,771</w:t>
+              <w:t>6,233</w:t>
             </w:r>
           </w:p>
         </w:tc>
@@ -5848,7 +5851,7 @@
                 <w:color w:val="1C3A36"/>
                 <w:sz w:val="16"/>
               </w:rPr>
-              <w:t>6,105</w:t>
+              <w:t>6,689</w:t>
             </w:r>
           </w:p>
         </w:tc>
@@ -5866,7 +5869,7 @@
                 <w:color w:val="1C3A36"/>
                 <w:sz w:val="16"/>
               </w:rPr>
-              <w:t>6,423</w:t>
+              <w:t>7,146</w:t>
             </w:r>
           </w:p>
         </w:tc>
@@ -5903,7 +5906,7 @@
                 <w:color w:val="1C3A36"/>
                 <w:sz w:val="16"/>
               </w:rPr>
-              <w:t>0.343</w:t>
+              <w:t>0.347</w:t>
             </w:r>
           </w:p>
         </w:tc>
@@ -5921,7 +5924,7 @@
                 <w:color w:val="1C3A36"/>
                 <w:sz w:val="16"/>
               </w:rPr>
-              <w:t>33,779</w:t>
+              <w:t>37,589</w:t>
             </w:r>
           </w:p>
         </w:tc>
@@ -5939,7 +5942,7 @@
                 <w:color w:val="1C3A36"/>
                 <w:sz w:val="16"/>
               </w:rPr>
-              <w:t>12,643</w:t>
+              <w:t>14,559</w:t>
             </w:r>
           </w:p>
         </w:tc>
@@ -5957,7 +5960,7 @@
                 <w:color w:val="1C3A36"/>
                 <w:sz w:val="16"/>
               </w:rPr>
-              <w:t>13,591</w:t>
+              <w:t>16,050</w:t>
             </w:r>
           </w:p>
         </w:tc>
@@ -5975,7 +5978,7 @@
                 <w:color w:val="1C3A36"/>
                 <w:sz w:val="16"/>
               </w:rPr>
-              <w:t>14,474</w:t>
+              <w:t>17,459</w:t>
             </w:r>
           </w:p>
         </w:tc>
@@ -5993,7 +5996,7 @@
                 <w:color w:val="1C3A36"/>
                 <w:sz w:val="16"/>
               </w:rPr>
-              <w:t>15,314</w:t>
+              <w:t>18,737</w:t>
             </w:r>
           </w:p>
         </w:tc>
@@ -6011,7 +6014,7 @@
                 <w:color w:val="1C3A36"/>
                 <w:sz w:val="16"/>
               </w:rPr>
-              <w:t>16,110</w:t>
+              <w:t>20,017</w:t>
             </w:r>
           </w:p>
         </w:tc>
@@ -6048,7 +6051,7 @@
                 <w:color w:val="1C3A36"/>
                 <w:sz w:val="16"/>
               </w:rPr>
-              <w:t>0.083</w:t>
+              <w:t>0.081</w:t>
             </w:r>
           </w:p>
         </w:tc>
@@ -6066,7 +6069,7 @@
                 <w:color w:val="1C3A36"/>
                 <w:sz w:val="16"/>
               </w:rPr>
-              <w:t>26,203</w:t>
+              <w:t>27,782</w:t>
             </w:r>
           </w:p>
         </w:tc>
@@ -6084,7 +6087,7 @@
                 <w:color w:val="1C3A36"/>
                 <w:sz w:val="16"/>
               </w:rPr>
-              <w:t>2,367</w:t>
+              <w:t>2,500</w:t>
             </w:r>
           </w:p>
         </w:tc>
@@ -6102,7 +6105,7 @@
                 <w:color w:val="1C3A36"/>
                 <w:sz w:val="16"/>
               </w:rPr>
-              <w:t>2,544</w:t>
+              <w:t>2,756</w:t>
             </w:r>
           </w:p>
         </w:tc>
@@ -6120,7 +6123,7 @@
                 <w:color w:val="1C3A36"/>
                 <w:sz w:val="16"/>
               </w:rPr>
-              <w:t>2,709</w:t>
+              <w:t>2,998</w:t>
             </w:r>
           </w:p>
         </w:tc>
@@ -6138,7 +6141,7 @@
                 <w:color w:val="1C3A36"/>
                 <w:sz w:val="16"/>
               </w:rPr>
-              <w:t>2,867</w:t>
+              <w:t>3,217</w:t>
             </w:r>
           </w:p>
         </w:tc>
@@ -6156,7 +6159,7 @@
                 <w:color w:val="1C3A36"/>
                 <w:sz w:val="16"/>
               </w:rPr>
-              <w:t>3,016</w:t>
+              <w:t>3,437</w:t>
             </w:r>
           </w:p>
         </w:tc>
@@ -6193,7 +6196,7 @@
                 <w:color w:val="1C3A36"/>
                 <w:sz w:val="16"/>
               </w:rPr>
-              <w:t>0.047</w:t>
+              <w:t>0.048</w:t>
             </w:r>
           </w:p>
         </w:tc>
@@ -6211,7 +6214,7 @@
                 <w:color w:val="1C3A36"/>
                 <w:sz w:val="16"/>
               </w:rPr>
-              <w:t>38,940</w:t>
+              <w:t>43,190</w:t>
             </w:r>
           </w:p>
         </w:tc>
@@ -6229,7 +6232,7 @@
                 <w:color w:val="1C3A36"/>
                 <w:sz w:val="16"/>
               </w:rPr>
-              <w:t>2,015</w:t>
+              <w:t>2,313</w:t>
             </w:r>
           </w:p>
         </w:tc>
@@ -6247,7 +6250,7 @@
                 <w:color w:val="1C3A36"/>
                 <w:sz w:val="16"/>
               </w:rPr>
-              <w:t>2,166</w:t>
+              <w:t>2,550</w:t>
             </w:r>
           </w:p>
         </w:tc>
@@ -6265,7 +6268,7 @@
                 <w:color w:val="1C3A36"/>
                 <w:sz w:val="16"/>
               </w:rPr>
-              <w:t>2,307</w:t>
+              <w:t>2,774</w:t>
             </w:r>
           </w:p>
         </w:tc>
@@ -6283,7 +6286,7 @@
                 <w:color w:val="1C3A36"/>
                 <w:sz w:val="16"/>
               </w:rPr>
-              <w:t>2,441</w:t>
+              <w:t>2,977</w:t>
             </w:r>
           </w:p>
         </w:tc>
@@ -6301,7 +6304,7 @@
                 <w:color w:val="1C3A36"/>
                 <w:sz w:val="16"/>
               </w:rPr>
-              <w:t>2,568</w:t>
+              <w:t>3,180</w:t>
             </w:r>
           </w:p>
         </w:tc>
@@ -6338,7 +6341,7 @@
                 <w:color w:val="1C3A36"/>
                 <w:sz w:val="16"/>
               </w:rPr>
-              <w:t>0.920</w:t>
+              <w:t>0.800</w:t>
             </w:r>
           </w:p>
         </w:tc>
@@ -6356,7 +6359,7 @@
                 <w:color w:val="1C3A36"/>
                 <w:sz w:val="16"/>
               </w:rPr>
-              <w:t>22,086</w:t>
+              <w:t>22,059</w:t>
             </w:r>
           </w:p>
         </w:tc>
@@ -6374,7 +6377,7 @@
                 <w:color w:val="1C3A36"/>
                 <w:sz w:val="16"/>
               </w:rPr>
-              <w:t>22,156</w:t>
+              <w:t>19,705</w:t>
             </w:r>
           </w:p>
         </w:tc>
@@ -6392,7 +6395,7 @@
                 <w:color w:val="1C3A36"/>
                 <w:sz w:val="16"/>
               </w:rPr>
-              <w:t>23,817</w:t>
+              <w:t>21,723</w:t>
             </w:r>
           </w:p>
         </w:tc>
@@ -6410,7 +6413,7 @@
                 <w:color w:val="1C3A36"/>
                 <w:sz w:val="16"/>
               </w:rPr>
-              <w:t>25,366</w:t>
+              <w:t>23,631</w:t>
             </w:r>
           </w:p>
         </w:tc>
@@ -6428,7 +6431,7 @@
                 <w:color w:val="1C3A36"/>
                 <w:sz w:val="16"/>
               </w:rPr>
-              <w:t>26,837</w:t>
+              <w:t>25,360</w:t>
             </w:r>
           </w:p>
         </w:tc>
@@ -6446,7 +6449,7 @@
                 <w:color w:val="1C3A36"/>
                 <w:sz w:val="16"/>
               </w:rPr>
-              <w:t>28,232</w:t>
+              <w:t>27,091</w:t>
             </w:r>
           </w:p>
         </w:tc>
@@ -6483,7 +6486,7 @@
                 <w:color w:val="1C3A36"/>
                 <w:sz w:val="16"/>
               </w:rPr>
-              <w:t>0.029</w:t>
+              <w:t>0.026</w:t>
             </w:r>
           </w:p>
         </w:tc>
@@ -6501,7 +6504,7 @@
                 <w:color w:val="1C3A36"/>
                 <w:sz w:val="16"/>
               </w:rPr>
-              <w:t>17,712</w:t>
+              <w:t>15,843</w:t>
             </w:r>
           </w:p>
         </w:tc>
@@ -6519,7 +6522,7 @@
                 <w:color w:val="1C3A36"/>
                 <w:sz w:val="16"/>
               </w:rPr>
-              <w:t>553</w:t>
+              <w:t>463</w:t>
             </w:r>
           </w:p>
         </w:tc>
@@ -6537,7 +6540,7 @@
                 <w:color w:val="1C3A36"/>
                 <w:sz w:val="16"/>
               </w:rPr>
-              <w:t>595</w:t>
+              <w:t>511</w:t>
             </w:r>
           </w:p>
         </w:tc>
@@ -6555,7 +6558,7 @@
                 <w:color w:val="1C3A36"/>
                 <w:sz w:val="16"/>
               </w:rPr>
-              <w:t>633</w:t>
+              <w:t>556</w:t>
             </w:r>
           </w:p>
         </w:tc>
@@ -6573,7 +6576,7 @@
                 <w:color w:val="1C3A36"/>
                 <w:sz w:val="16"/>
               </w:rPr>
-              <w:t>670</w:t>
+              <w:t>596</w:t>
             </w:r>
           </w:p>
         </w:tc>
@@ -6591,7 +6594,7 @@
                 <w:color w:val="1C3A36"/>
                 <w:sz w:val="16"/>
               </w:rPr>
-              <w:t>705</w:t>
+              <w:t>637</w:t>
             </w:r>
           </w:p>
         </w:tc>
@@ -6632,7 +6635,7 @@
                 <w:color w:val="1C3A36"/>
                 <w:sz w:val="16"/>
               </w:rPr>
-              <w:t>1.616</w:t>
+              <w:t>1.502</w:t>
             </w:r>
           </w:p>
         </w:tc>
@@ -6652,7 +6655,7 @@
                 <w:color w:val="1C3A36"/>
                 <w:sz w:val="16"/>
               </w:rPr>
-              <w:t>29,056</w:t>
+              <w:t>31,257</w:t>
             </w:r>
           </w:p>
         </w:tc>
@@ -6672,7 +6675,7 @@
                 <w:color w:val="1C3A36"/>
                 <w:sz w:val="16"/>
               </w:rPr>
-              <w:t>51,185</w:t>
+              <w:t>52,456</w:t>
             </w:r>
           </w:p>
         </w:tc>
@@ -6692,7 +6695,7 @@
                 <w:color w:val="1C3A36"/>
                 <w:sz w:val="16"/>
               </w:rPr>
-              <w:t>55,024</w:t>
+              <w:t>57,830</w:t>
             </w:r>
           </w:p>
         </w:tc>
@@ -6712,7 +6715,7 @@
                 <w:color w:val="1C3A36"/>
                 <w:sz w:val="16"/>
               </w:rPr>
-              <w:t>58,600</w:t>
+              <w:t>62,908</w:t>
             </w:r>
           </w:p>
         </w:tc>
@@ -6732,7 +6735,7 @@
                 <w:color w:val="1C3A36"/>
                 <w:sz w:val="16"/>
               </w:rPr>
-              <w:t>61,999</w:t>
+              <w:t>67,511</w:t>
             </w:r>
           </w:p>
         </w:tc>
@@ -6752,7 +6755,7 @@
                 <w:color w:val="1C3A36"/>
                 <w:sz w:val="16"/>
               </w:rPr>
-              <w:t>65,223</w:t>
+              <w:t>72,121</w:t>
             </w:r>
           </w:p>
         </w:tc>
@@ -6802,7 +6805,7 @@
           <w:color w:val="1C3A36"/>
           <w:sz w:val="21"/>
         </w:rPr>
-        <w:t>This is where the previous edition was weakest and where the rebuild is deepest. Cost of sales is 91.0% of revenue on this name, so a cost side expressed as a percentage of revenue means the margin assumption IS the valuation. Cost is now built per line, in two legs.</w:t>
+        <w:t>This is where the previous edition was weakest and where the rebuild is deepest. Cost of sales is 90.3% of revenue on this name, so a cost side expressed as a percentage of revenue means the margin assumption IS the valuation. Cost is now built per line, in two legs.</w:t>
       </w:r>
     </w:p>
     <w:p>
@@ -6816,7 +6819,7 @@
           <w:color w:val="1C3A36"/>
           <w:sz w:val="21"/>
         </w:rPr>
-        <w:t>CONVERSION — salaries, supporting materials, other operating costs and depreciation, the 9.3% of note 15-A that is not feedstock — is allocated across the eight lines on registered processing-intensity weights: base oils 1.00 as the reference through the full lube train (vacuum distillation, solvent extraction, dewaxing, hydrofinishing), paraffin wax 1.15 for the additional deoiling and sweating, the light ends 0.15 to 0.25, the residue fuel oils 0.05.</w:t>
+        <w:t>CONVERSION — salaries, supporting materials, other operating costs and depreciation, the 8.8% of note 15-A that is not feedstock — is allocated across the eight lines on registered processing-intensity weights: base oils 1.00 as the reference through the full lube train (vacuum distillation, solvent extraction, dewaxing, hydrofinishing), paraffin wax 1.15 for the additional deoiling and sweating, the light ends 0.15 to 0.25, the residue fuel oils 0.05.</w:t>
       </w:r>
     </w:p>
     <w:p>
@@ -7031,7 +7034,7 @@
                 <w:color w:val="1C3A36"/>
                 <w:sz w:val="17"/>
               </w:rPr>
-              <w:t>53,502</w:t>
+              <w:t>58,327</w:t>
             </w:r>
           </w:p>
         </w:tc>
@@ -7049,7 +7052,7 @@
                 <w:color w:val="1C3A36"/>
                 <w:sz w:val="17"/>
               </w:rPr>
-              <w:t>10,957</w:t>
+              <w:t>10,279</w:t>
             </w:r>
           </w:p>
         </w:tc>
@@ -7067,7 +7070,7 @@
                 <w:color w:val="1C3A36"/>
                 <w:sz w:val="17"/>
               </w:rPr>
-              <w:t>38,362</w:t>
+              <w:t>43,007</w:t>
             </w:r>
           </w:p>
         </w:tc>
@@ -7085,7 +7088,7 @@
                 <w:color w:val="1C3A36"/>
                 <w:sz w:val="17"/>
               </w:rPr>
-              <w:t>49,320</w:t>
+              <w:t>53,286</w:t>
             </w:r>
           </w:p>
         </w:tc>
@@ -7103,7 +7106,7 @@
                 <w:color w:val="1C3A36"/>
                 <w:sz w:val="17"/>
               </w:rPr>
-              <w:t>4,182</w:t>
+              <w:t>5,041</w:t>
             </w:r>
           </w:p>
         </w:tc>
@@ -7121,7 +7124,7 @@
                 <w:color w:val="1C3A36"/>
                 <w:sz w:val="17"/>
               </w:rPr>
-              <w:t>7.8%</w:t>
+              <w:t>8.6%</w:t>
             </w:r>
           </w:p>
         </w:tc>
@@ -7158,7 +7161,7 @@
                 <w:color w:val="1C3A36"/>
                 <w:sz w:val="17"/>
               </w:rPr>
-              <w:t>55,349</w:t>
+              <w:t>56,190</w:t>
             </w:r>
           </w:p>
         </w:tc>
@@ -7176,7 +7179,7 @@
                 <w:color w:val="1C3A36"/>
                 <w:sz w:val="17"/>
               </w:rPr>
-              <w:t>12,601</w:t>
+              <w:t>11,821</w:t>
             </w:r>
           </w:p>
         </w:tc>
@@ -7194,7 +7197,7 @@
                 <w:color w:val="1C3A36"/>
                 <w:sz w:val="17"/>
               </w:rPr>
-              <w:t>38,546</w:t>
+              <w:t>39,714</w:t>
             </w:r>
           </w:p>
         </w:tc>
@@ -7212,7 +7215,7 @@
                 <w:color w:val="1C3A36"/>
                 <w:sz w:val="17"/>
               </w:rPr>
-              <w:t>51,147</w:t>
+              <w:t>51,535</w:t>
             </w:r>
           </w:p>
         </w:tc>
@@ -7230,7 +7233,7 @@
                 <w:color w:val="1C3A36"/>
                 <w:sz w:val="17"/>
               </w:rPr>
-              <w:t>4,202</w:t>
+              <w:t>4,655</w:t>
             </w:r>
           </w:p>
         </w:tc>
@@ -7248,7 +7251,7 @@
                 <w:color w:val="1C3A36"/>
                 <w:sz w:val="17"/>
               </w:rPr>
-              <w:t>7.6%</w:t>
+              <w:t>8.3%</w:t>
             </w:r>
           </w:p>
         </w:tc>
@@ -7285,7 +7288,7 @@
                 <w:color w:val="1C3A36"/>
                 <w:sz w:val="17"/>
               </w:rPr>
-              <w:t>33,779</w:t>
+              <w:t>37,589</w:t>
             </w:r>
           </w:p>
         </w:tc>
@@ -7303,7 +7306,7 @@
                 <w:color w:val="1C3A36"/>
                 <w:sz w:val="17"/>
               </w:rPr>
-              <w:t>2,739</w:t>
+              <w:t>2,570</w:t>
             </w:r>
           </w:p>
         </w:tc>
@@ -7321,7 +7324,7 @@
                 <w:color w:val="1C3A36"/>
                 <w:sz w:val="17"/>
               </w:rPr>
-              <w:t>27,989</w:t>
+              <w:t>31,345</w:t>
             </w:r>
           </w:p>
         </w:tc>
@@ -7339,7 +7342,7 @@
                 <w:color w:val="1C3A36"/>
                 <w:sz w:val="17"/>
               </w:rPr>
-              <w:t>30,728</w:t>
+              <w:t>33,915</w:t>
             </w:r>
           </w:p>
         </w:tc>
@@ -7357,7 +7360,7 @@
                 <w:color w:val="1C3A36"/>
                 <w:sz w:val="17"/>
               </w:rPr>
-              <w:t>3,051</w:t>
+              <w:t>3,674</w:t>
             </w:r>
           </w:p>
         </w:tc>
@@ -7375,7 +7378,7 @@
                 <w:color w:val="1C3A36"/>
                 <w:sz w:val="17"/>
               </w:rPr>
-              <w:t>9.0%</w:t>
+              <w:t>9.8%</w:t>
             </w:r>
           </w:p>
         </w:tc>
@@ -7412,7 +7415,7 @@
                 <w:color w:val="1C3A36"/>
                 <w:sz w:val="17"/>
               </w:rPr>
-              <w:t>26,203</w:t>
+              <w:t>27,782</w:t>
             </w:r>
           </w:p>
         </w:tc>
@@ -7430,7 +7433,7 @@
                 <w:color w:val="1C3A36"/>
                 <w:sz w:val="17"/>
               </w:rPr>
-              <w:t>2,191</w:t>
+              <w:t>2,056</w:t>
             </w:r>
           </w:p>
         </w:tc>
@@ -7448,7 +7451,7 @@
                 <w:color w:val="1C3A36"/>
                 <w:sz w:val="17"/>
               </w:rPr>
-              <w:t>21,651</w:t>
+              <w:t>23,027</w:t>
             </w:r>
           </w:p>
         </w:tc>
@@ -7466,7 +7469,7 @@
                 <w:color w:val="1C3A36"/>
                 <w:sz w:val="17"/>
               </w:rPr>
-              <w:t>23,843</w:t>
+              <w:t>25,083</w:t>
             </w:r>
           </w:p>
         </w:tc>
@@ -7484,7 +7487,7 @@
                 <w:color w:val="1C3A36"/>
                 <w:sz w:val="17"/>
               </w:rPr>
-              <w:t>2,360</w:t>
+              <w:t>2,699</w:t>
             </w:r>
           </w:p>
         </w:tc>
@@ -7502,7 +7505,7 @@
                 <w:color w:val="1C3A36"/>
                 <w:sz w:val="17"/>
               </w:rPr>
-              <w:t>9.0%</w:t>
+              <w:t>9.7%</w:t>
             </w:r>
           </w:p>
         </w:tc>
@@ -7539,7 +7542,7 @@
                 <w:color w:val="1C3A36"/>
                 <w:sz w:val="17"/>
               </w:rPr>
-              <w:t>38,940</w:t>
+              <w:t>43,190</w:t>
             </w:r>
           </w:p>
         </w:tc>
@@ -7557,7 +7560,7 @@
                 <w:color w:val="1C3A36"/>
                 <w:sz w:val="17"/>
               </w:rPr>
-              <w:t>1,644</w:t>
+              <w:t>1,542</w:t>
             </w:r>
           </w:p>
         </w:tc>
@@ -7575,7 +7578,7 @@
                 <w:color w:val="1C3A36"/>
                 <w:sz w:val="17"/>
               </w:rPr>
-              <w:t>33,630</w:t>
+              <w:t>37,279</w:t>
             </w:r>
           </w:p>
         </w:tc>
@@ -7593,7 +7596,7 @@
                 <w:color w:val="1C3A36"/>
                 <w:sz w:val="17"/>
               </w:rPr>
-              <w:t>35,274</w:t>
+              <w:t>38,820</w:t>
             </w:r>
           </w:p>
         </w:tc>
@@ -7611,7 +7614,7 @@
                 <w:color w:val="1C3A36"/>
                 <w:sz w:val="17"/>
               </w:rPr>
-              <w:t>3,666</w:t>
+              <w:t>4,370</w:t>
             </w:r>
           </w:p>
         </w:tc>
@@ -7629,7 +7632,7 @@
                 <w:color w:val="1C3A36"/>
                 <w:sz w:val="17"/>
               </w:rPr>
-              <w:t>9.4%</w:t>
+              <w:t>10.1%</w:t>
             </w:r>
           </w:p>
         </w:tc>
@@ -7666,7 +7669,7 @@
                 <w:color w:val="1C3A36"/>
                 <w:sz w:val="17"/>
               </w:rPr>
-              <w:t>22,086</w:t>
+              <w:t>22,059</w:t>
             </w:r>
           </w:p>
         </w:tc>
@@ -7684,7 +7687,7 @@
                 <w:color w:val="1C3A36"/>
                 <w:sz w:val="17"/>
               </w:rPr>
-              <w:t>548</w:t>
+              <w:t>514</w:t>
             </w:r>
           </w:p>
         </w:tc>
@@ -7702,7 +7705,7 @@
                 <w:color w:val="1C3A36"/>
                 <w:sz w:val="17"/>
               </w:rPr>
-              <w:t>19,421</w:t>
+              <w:t>19,285</w:t>
             </w:r>
           </w:p>
         </w:tc>
@@ -7720,7 +7723,7 @@
                 <w:color w:val="1C3A36"/>
                 <w:sz w:val="17"/>
               </w:rPr>
-              <w:t>19,969</w:t>
+              <w:t>19,799</w:t>
             </w:r>
           </w:p>
         </w:tc>
@@ -7738,7 +7741,7 @@
                 <w:color w:val="1C3A36"/>
                 <w:sz w:val="17"/>
               </w:rPr>
-              <w:t>2,117</w:t>
+              <w:t>2,260</w:t>
             </w:r>
           </w:p>
         </w:tc>
@@ -7756,7 +7759,7 @@
                 <w:color w:val="1C3A36"/>
                 <w:sz w:val="17"/>
               </w:rPr>
-              <w:t>9.6%</w:t>
+              <w:t>10.2%</w:t>
             </w:r>
           </w:p>
         </w:tc>
@@ -7793,7 +7796,7 @@
                 <w:color w:val="1C3A36"/>
                 <w:sz w:val="17"/>
               </w:rPr>
-              <w:t>17,712</w:t>
+              <w:t>15,843</w:t>
             </w:r>
           </w:p>
         </w:tc>
@@ -7811,7 +7814,7 @@
                 <w:color w:val="1C3A36"/>
                 <w:sz w:val="17"/>
               </w:rPr>
-              <w:t>548</w:t>
+              <w:t>514</w:t>
             </w:r>
           </w:p>
         </w:tc>
@@ -7829,7 +7832,7 @@
                 <w:color w:val="1C3A36"/>
                 <w:sz w:val="17"/>
               </w:rPr>
-              <w:t>15,477</w:t>
+              <w:t>13,720</w:t>
             </w:r>
           </w:p>
         </w:tc>
@@ -7847,7 +7850,7 @@
                 <w:color w:val="1C3A36"/>
                 <w:sz w:val="17"/>
               </w:rPr>
-              <w:t>16,024</w:t>
+              <w:t>14,234</w:t>
             </w:r>
           </w:p>
         </w:tc>
@@ -7865,7 +7868,7 @@
                 <w:color w:val="1C3A36"/>
                 <w:sz w:val="17"/>
               </w:rPr>
-              <w:t>1,687</w:t>
+              <w:t>1,608</w:t>
             </w:r>
           </w:p>
         </w:tc>
@@ -7883,7 +7886,7 @@
                 <w:color w:val="1C3A36"/>
                 <w:sz w:val="17"/>
               </w:rPr>
-              <w:t>9.5%</w:t>
+              <w:t>10.2%</w:t>
             </w:r>
           </w:p>
         </w:tc>
@@ -7924,7 +7927,7 @@
                 <w:color w:val="1C3A36"/>
                 <w:sz w:val="17"/>
               </w:rPr>
-              <w:t>29,056</w:t>
+              <w:t>31,257</w:t>
             </w:r>
           </w:p>
         </w:tc>
@@ -7982,7 +7985,7 @@
                 <w:color w:val="1C3A36"/>
                 <w:sz w:val="17"/>
               </w:rPr>
-              <w:t>26,441</w:t>
+              <w:t>28,240</w:t>
             </w:r>
           </w:p>
         </w:tc>
@@ -8002,7 +8005,7 @@
                 <w:color w:val="1C3A36"/>
                 <w:sz w:val="17"/>
               </w:rPr>
-              <w:t>2,614</w:t>
+              <w:t>3,017</w:t>
             </w:r>
           </w:p>
         </w:tc>
@@ -8022,7 +8025,7 @@
                 <w:color w:val="1C3A36"/>
                 <w:sz w:val="17"/>
               </w:rPr>
-              <w:t>9.0%</w:t>
+              <w:t>9.7%</w:t>
             </w:r>
           </w:p>
         </w:tc>
@@ -8044,7 +8047,7 @@
           <w:color w:val="6E7B77"/>
           <w:sz w:val="17"/>
         </w:rPr>
-        <w:t>Table 9 — per-line economics of the base year. The eight per-line costs rebuild the disclosed cost of sales exactly; that footing test is a live cell in the workbook. A tonne of base oil contributes 2.0 times the spread of a tonne of fuel oil, so the MIX now moves the margin. The previous edition applied one blended margin to all eight lines and described that as a bottom-up build; it was a single company-level number wearing eight labels, and it meant the mix could shift without the margin responding at all.</w:t>
+        <w:t>Table 9 — per-line economics of the base year. The eight per-line costs rebuild the disclosed cost of sales exactly; that footing test is a live cell in the workbook. A tonne of base oil contributes 2.2 times the spread of a tonne of fuel oil, so the MIX now moves the margin. The previous edition applied one blended margin to all eight lines and described that as a bottom-up build; it was a single company-level number wearing eight labels, and it meant the mix could shift without the margin responding at all.</w:t>
       </w:r>
     </w:p>
     <w:p>
@@ -8634,7 +8637,7 @@
                 <w:color w:val="1C3A36"/>
                 <w:sz w:val="17"/>
               </w:rPr>
-              <w:t>13.21%</w:t>
+              <w:t>13.22%</w:t>
             </w:r>
           </w:p>
         </w:tc>
@@ -8706,7 +8709,7 @@
                 <w:color w:val="1C3A36"/>
                 <w:sz w:val="17"/>
               </w:rPr>
-              <w:t>126.24%</w:t>
+              <w:t>134.30%</w:t>
             </w:r>
           </w:p>
         </w:tc>
@@ -8777,7 +8780,7 @@
                 <w:color w:val="1C3A36"/>
                 <w:sz w:val="17"/>
               </w:rPr>
-              <w:t>-26.24%</w:t>
+              <w:t>-34.30%</w:t>
             </w:r>
           </w:p>
         </w:tc>
@@ -8853,7 +8856,7 @@
                 <w:color w:val="1C3A36"/>
                 <w:sz w:val="17"/>
               </w:rPr>
-              <w:t>31.19%</w:t>
+              <w:t>27.45%</w:t>
             </w:r>
           </w:p>
         </w:tc>
@@ -8914,7 +8917,7 @@
           <w:color w:val="6E7B77"/>
           <w:sz w:val="17"/>
         </w:rPr>
-        <w:t>Table 10 — the discount-rate stack. The construction that matters most here is the net-cash weighting. A naive model lets a cash pile drag the weighted rate DOWN; this one applies a negative debt weight of -26.2%, which forces the operating rate to 31.2% — ABOVE the 27.5% cost of equity — correctly isolating and penalising the risk of the pure unlevered operating assets. The unlevering identity is asserted in the build to recombine exactly.</w:t>
+        <w:t>Table 10 — the discount-rate stack. The construction that matters most here is the net-cash weighting. A naive model lets a cash pile drag the weighted rate DOWN; this one applies a negative debt weight of -34.3%, which forces the operating rate to 27.5% — ABOVE the 27.5% cost of equity — correctly isolating and penalising the risk of the pure unlevered operating assets. The unlevering identity is asserted in the build to recombine exactly.</w:t>
       </w:r>
     </w:p>
     <w:p>
@@ -9255,7 +9258,7 @@
                 <w:color w:val="1C3A36"/>
                 <w:sz w:val="17"/>
               </w:rPr>
-              <w:t>31.19%</w:t>
+              <w:t>27.45%</w:t>
             </w:r>
           </w:p>
         </w:tc>
@@ -9273,7 +9276,7 @@
                 <w:color w:val="1C3A36"/>
                 <w:sz w:val="17"/>
               </w:rPr>
-              <w:t>26.53%</w:t>
+              <w:t>24.13%</w:t>
             </w:r>
           </w:p>
         </w:tc>
@@ -9291,7 +9294,7 @@
                 <w:color w:val="1C3A36"/>
                 <w:sz w:val="17"/>
               </w:rPr>
-              <w:t>22.80%</w:t>
+              <w:t>21.47%</w:t>
             </w:r>
           </w:p>
         </w:tc>
@@ -9309,7 +9312,7 @@
                 <w:color w:val="1C3A36"/>
                 <w:sz w:val="17"/>
               </w:rPr>
-              <w:t>20.00%</w:t>
+              <w:t>19.47%</w:t>
             </w:r>
           </w:p>
         </w:tc>
@@ -9382,7 +9385,7 @@
                 <w:color w:val="1C3A36"/>
                 <w:sz w:val="17"/>
               </w:rPr>
-              <w:t>0.76224</w:t>
+              <w:t>0.78460</w:t>
             </w:r>
           </w:p>
         </w:tc>
@@ -9400,7 +9403,7 @@
                 <w:color w:val="1C3A36"/>
                 <w:sz w:val="17"/>
               </w:rPr>
-              <w:t>0.60242</w:t>
+              <w:t>0.63209</w:t>
             </w:r>
           </w:p>
         </w:tc>
@@ -9418,7 +9421,7 @@
                 <w:color w:val="1C3A36"/>
                 <w:sz w:val="17"/>
               </w:rPr>
-              <w:t>0.49057</w:t>
+              <w:t>0.52039</w:t>
             </w:r>
           </w:p>
         </w:tc>
@@ -9436,7 +9439,7 @@
                 <w:color w:val="1C3A36"/>
                 <w:sz w:val="17"/>
               </w:rPr>
-              <w:t>0.40879</w:t>
+              <w:t>0.43558</w:t>
             </w:r>
           </w:p>
         </w:tc>
@@ -9454,7 +9457,7 @@
                 <w:color w:val="1C3A36"/>
                 <w:sz w:val="17"/>
               </w:rPr>
-              <w:t>0.34603</w:t>
+              <w:t>0.36870</w:t>
             </w:r>
           </w:p>
         </w:tc>
@@ -9687,7 +9690,7 @@
                 <w:color w:val="1C3A36"/>
                 <w:sz w:val="17"/>
               </w:rPr>
-              <w:t>51,185</w:t>
+              <w:t>52,456</w:t>
             </w:r>
           </w:p>
         </w:tc>
@@ -9705,7 +9708,7 @@
                 <w:color w:val="1C3A36"/>
                 <w:sz w:val="17"/>
               </w:rPr>
-              <w:t>55,024</w:t>
+              <w:t>57,830</w:t>
             </w:r>
           </w:p>
         </w:tc>
@@ -9723,7 +9726,7 @@
                 <w:color w:val="1C3A36"/>
                 <w:sz w:val="17"/>
               </w:rPr>
-              <w:t>58,600</w:t>
+              <w:t>62,908</w:t>
             </w:r>
           </w:p>
         </w:tc>
@@ -9741,7 +9744,7 @@
                 <w:color w:val="1C3A36"/>
                 <w:sz w:val="17"/>
               </w:rPr>
-              <w:t>61,999</w:t>
+              <w:t>67,511</w:t>
             </w:r>
           </w:p>
         </w:tc>
@@ -9759,7 +9762,7 @@
                 <w:color w:val="1C3A36"/>
                 <w:sz w:val="17"/>
               </w:rPr>
-              <w:t>65,223</w:t>
+              <w:t>72,121</w:t>
             </w:r>
           </w:p>
         </w:tc>
@@ -9796,7 +9799,7 @@
                 <w:color w:val="1C3A36"/>
                 <w:sz w:val="17"/>
               </w:rPr>
-              <w:t>46,772</w:t>
+              <w:t>47,476</w:t>
             </w:r>
           </w:p>
         </w:tc>
@@ -9814,7 +9817,7 @@
                 <w:color w:val="1C3A36"/>
                 <w:sz w:val="17"/>
               </w:rPr>
-              <w:t>50,504</w:t>
+              <w:t>52,437</w:t>
             </w:r>
           </w:p>
         </w:tc>
@@ -9832,7 +9835,7 @@
                 <w:color w:val="1C3A36"/>
                 <w:sz w:val="17"/>
               </w:rPr>
-              <w:t>54,018</w:t>
+              <w:t>57,154</w:t>
             </w:r>
           </w:p>
         </w:tc>
@@ -9850,7 +9853,7 @@
                 <w:color w:val="1C3A36"/>
                 <w:sz w:val="17"/>
               </w:rPr>
-              <w:t>57,368</w:t>
+              <w:t>61,463</w:t>
             </w:r>
           </w:p>
         </w:tc>
@@ -9868,7 +9871,7 @@
                 <w:color w:val="1C3A36"/>
                 <w:sz w:val="17"/>
               </w:rPr>
-              <w:t>60,598</w:t>
+              <w:t>65,800</w:t>
             </w:r>
           </w:p>
         </w:tc>
@@ -9909,7 +9912,7 @@
                 <w:color w:val="1C3A36"/>
                 <w:sz w:val="17"/>
               </w:rPr>
-              <w:t>4,413</w:t>
+              <w:t>4,980</w:t>
             </w:r>
           </w:p>
         </w:tc>
@@ -9929,7 +9932,7 @@
                 <w:color w:val="1C3A36"/>
                 <w:sz w:val="17"/>
               </w:rPr>
-              <w:t>4,520</w:t>
+              <w:t>5,393</w:t>
             </w:r>
           </w:p>
         </w:tc>
@@ -9949,7 +9952,7 @@
                 <w:color w:val="1C3A36"/>
                 <w:sz w:val="17"/>
               </w:rPr>
-              <w:t>4,582</w:t>
+              <w:t>5,754</w:t>
             </w:r>
           </w:p>
         </w:tc>
@@ -9969,7 +9972,7 @@
                 <w:color w:val="1C3A36"/>
                 <w:sz w:val="17"/>
               </w:rPr>
-              <w:t>4,631</w:t>
+              <w:t>6,048</w:t>
             </w:r>
           </w:p>
         </w:tc>
@@ -9989,7 +9992,7 @@
                 <w:color w:val="1C3A36"/>
                 <w:sz w:val="17"/>
               </w:rPr>
-              <w:t>4,626</w:t>
+              <w:t>6,321</w:t>
             </w:r>
           </w:p>
         </w:tc>
@@ -10026,7 +10029,7 @@
                 <w:color w:val="1C3A36"/>
                 <w:sz w:val="17"/>
               </w:rPr>
-              <w:t>8.62%</w:t>
+              <w:t>9.49%</w:t>
             </w:r>
           </w:p>
         </w:tc>
@@ -10044,7 +10047,7 @@
                 <w:color w:val="1C3A36"/>
                 <w:sz w:val="17"/>
               </w:rPr>
-              <w:t>8.21%</w:t>
+              <w:t>9.32%</w:t>
             </w:r>
           </w:p>
         </w:tc>
@@ -10062,7 +10065,7 @@
                 <w:color w:val="1C3A36"/>
                 <w:sz w:val="17"/>
               </w:rPr>
-              <w:t>7.82%</w:t>
+              <w:t>9.15%</w:t>
             </w:r>
           </w:p>
         </w:tc>
@@ -10080,7 +10083,7 @@
                 <w:color w:val="1C3A36"/>
                 <w:sz w:val="17"/>
               </w:rPr>
-              <w:t>7.47%</w:t>
+              <w:t>8.96%</w:t>
             </w:r>
           </w:p>
         </w:tc>
@@ -10098,7 +10101,7 @@
                 <w:color w:val="1C3A36"/>
                 <w:sz w:val="17"/>
               </w:rPr>
-              <w:t>7.09%</w:t>
+              <w:t>8.76%</w:t>
             </w:r>
           </w:p>
         </w:tc>
@@ -10135,7 +10138,7 @@
                 <w:color w:val="1C3A36"/>
                 <w:sz w:val="17"/>
               </w:rPr>
-              <w:t>2,000</w:t>
+              <w:t>1,991</w:t>
             </w:r>
           </w:p>
         </w:tc>
@@ -10153,7 +10156,7 @@
                 <w:color w:val="1C3A36"/>
                 <w:sz w:val="17"/>
               </w:rPr>
-              <w:t>2,260</w:t>
+              <w:t>2,250</w:t>
             </w:r>
           </w:p>
         </w:tc>
@@ -10171,7 +10174,7 @@
                 <w:color w:val="1C3A36"/>
                 <w:sz w:val="17"/>
               </w:rPr>
-              <w:t>2,520</w:t>
+              <w:t>2,508</w:t>
             </w:r>
           </w:p>
         </w:tc>
@@ -10189,7 +10192,7 @@
                 <w:color w:val="1C3A36"/>
                 <w:sz w:val="17"/>
               </w:rPr>
-              <w:t>2,772</w:t>
+              <w:t>2,759</w:t>
             </w:r>
           </w:p>
         </w:tc>
@@ -10207,7 +10210,7 @@
                 <w:color w:val="1C3A36"/>
                 <w:sz w:val="17"/>
               </w:rPr>
-              <w:t>3,036</w:t>
+              <w:t>3,021</w:t>
             </w:r>
           </w:p>
         </w:tc>
@@ -10244,7 +10247,7 @@
                 <w:color w:val="1C3A36"/>
                 <w:sz w:val="17"/>
               </w:rPr>
-              <w:t>2,413</w:t>
+              <w:t>2,990</w:t>
             </w:r>
           </w:p>
         </w:tc>
@@ -10262,7 +10265,7 @@
                 <w:color w:val="1C3A36"/>
                 <w:sz w:val="17"/>
               </w:rPr>
-              <w:t>2,260</w:t>
+              <w:t>3,143</w:t>
             </w:r>
           </w:p>
         </w:tc>
@@ -10280,7 +10283,7 @@
                 <w:color w:val="1C3A36"/>
                 <w:sz w:val="17"/>
               </w:rPr>
-              <w:t>2,062</w:t>
+              <w:t>3,245</w:t>
             </w:r>
           </w:p>
         </w:tc>
@@ -10298,7 +10301,7 @@
                 <w:color w:val="1C3A36"/>
                 <w:sz w:val="17"/>
               </w:rPr>
-              <w:t>1,859</w:t>
+              <w:t>3,289</w:t>
             </w:r>
           </w:p>
         </w:tc>
@@ -10316,7 +10319,7 @@
                 <w:color w:val="1C3A36"/>
                 <w:sz w:val="17"/>
               </w:rPr>
-              <w:t>1,590</w:t>
+              <w:t>3,300</w:t>
             </w:r>
           </w:p>
         </w:tc>
@@ -10353,7 +10356,7 @@
                 <w:color w:val="1C3A36"/>
                 <w:sz w:val="17"/>
               </w:rPr>
-              <w:t>174</w:t>
+              <w:t>180</w:t>
             </w:r>
           </w:p>
         </w:tc>
@@ -10371,7 +10374,7 @@
                 <w:color w:val="1C3A36"/>
                 <w:sz w:val="17"/>
               </w:rPr>
-              <w:t>183</w:t>
+              <w:t>191</w:t>
             </w:r>
           </w:p>
         </w:tc>
@@ -10389,7 +10392,7 @@
                 <w:color w:val="1C3A36"/>
                 <w:sz w:val="17"/>
               </w:rPr>
-              <w:t>194</w:t>
+              <w:t>202</w:t>
             </w:r>
           </w:p>
         </w:tc>
@@ -10407,7 +10410,7 @@
                 <w:color w:val="1C3A36"/>
                 <w:sz w:val="17"/>
               </w:rPr>
-              <w:t>206</w:t>
+              <w:t>215</w:t>
             </w:r>
           </w:p>
         </w:tc>
@@ -10425,7 +10428,7 @@
                 <w:color w:val="1C3A36"/>
                 <w:sz w:val="17"/>
               </w:rPr>
-              <w:t>219</w:t>
+              <w:t>229</w:t>
             </w:r>
           </w:p>
         </w:tc>
@@ -10462,7 +10465,7 @@
                 <w:color w:val="1C3A36"/>
                 <w:sz w:val="17"/>
               </w:rPr>
-              <w:t>2,239</w:t>
+              <w:t>2,809</w:t>
             </w:r>
           </w:p>
         </w:tc>
@@ -10480,7 +10483,7 @@
                 <w:color w:val="1C3A36"/>
                 <w:sz w:val="17"/>
               </w:rPr>
-              <w:t>2,076</w:t>
+              <w:t>2,952</w:t>
             </w:r>
           </w:p>
         </w:tc>
@@ -10498,7 +10501,7 @@
                 <w:color w:val="1C3A36"/>
                 <w:sz w:val="17"/>
               </w:rPr>
-              <w:t>1,868</w:t>
+              <w:t>3,043</w:t>
             </w:r>
           </w:p>
         </w:tc>
@@ -10516,7 +10519,7 @@
                 <w:color w:val="1C3A36"/>
                 <w:sz w:val="17"/>
               </w:rPr>
-              <w:t>1,653</w:t>
+              <w:t>3,074</w:t>
             </w:r>
           </w:p>
         </w:tc>
@@ -10534,7 +10537,7 @@
                 <w:color w:val="1C3A36"/>
                 <w:sz w:val="17"/>
               </w:rPr>
-              <w:t>1,370</w:t>
+              <w:t>3,070</w:t>
             </w:r>
           </w:p>
         </w:tc>
@@ -10571,7 +10574,7 @@
                 <w:color w:val="1C3A36"/>
                 <w:sz w:val="17"/>
               </w:rPr>
-              <w:t>1,644</w:t>
+              <w:t>2,063</w:t>
             </w:r>
           </w:p>
         </w:tc>
@@ -10589,7 +10592,7 @@
                 <w:color w:val="1C3A36"/>
                 <w:sz w:val="17"/>
               </w:rPr>
-              <w:t>1,524</w:t>
+              <w:t>2,168</w:t>
             </w:r>
           </w:p>
         </w:tc>
@@ -10607,7 +10610,7 @@
                 <w:color w:val="1C3A36"/>
                 <w:sz w:val="17"/>
               </w:rPr>
-              <w:t>1,371</w:t>
+              <w:t>2,235</w:t>
             </w:r>
           </w:p>
         </w:tc>
@@ -10625,7 +10628,7 @@
                 <w:color w:val="1C3A36"/>
                 <w:sz w:val="17"/>
               </w:rPr>
-              <w:t>1,213</w:t>
+              <w:t>2,257</w:t>
             </w:r>
           </w:p>
         </w:tc>
@@ -10643,7 +10646,7 @@
                 <w:color w:val="1C3A36"/>
                 <w:sz w:val="17"/>
               </w:rPr>
-              <w:t>1,006</w:t>
+              <w:t>2,255</w:t>
             </w:r>
           </w:p>
         </w:tc>
@@ -10680,7 +10683,7 @@
                 <w:color w:val="1C3A36"/>
                 <w:sz w:val="17"/>
               </w:rPr>
-              <w:t>174</w:t>
+              <w:t>180</w:t>
             </w:r>
           </w:p>
         </w:tc>
@@ -10698,7 +10701,7 @@
                 <w:color w:val="1C3A36"/>
                 <w:sz w:val="17"/>
               </w:rPr>
-              <w:t>183</w:t>
+              <w:t>191</w:t>
             </w:r>
           </w:p>
         </w:tc>
@@ -10716,7 +10719,7 @@
                 <w:color w:val="1C3A36"/>
                 <w:sz w:val="17"/>
               </w:rPr>
-              <w:t>194</w:t>
+              <w:t>202</w:t>
             </w:r>
           </w:p>
         </w:tc>
@@ -10734,7 +10737,7 @@
                 <w:color w:val="1C3A36"/>
                 <w:sz w:val="17"/>
               </w:rPr>
-              <w:t>206</w:t>
+              <w:t>215</w:t>
             </w:r>
           </w:p>
         </w:tc>
@@ -10752,7 +10755,7 @@
                 <w:color w:val="1C3A36"/>
                 <w:sz w:val="17"/>
               </w:rPr>
-              <w:t>219</w:t>
+              <w:t>229</w:t>
             </w:r>
           </w:p>
         </w:tc>
@@ -10789,7 +10792,7 @@
                 <w:color w:val="1C3A36"/>
                 <w:sz w:val="17"/>
               </w:rPr>
-              <w:t>173</w:t>
+              <w:t>179</w:t>
             </w:r>
           </w:p>
         </w:tc>
@@ -10807,7 +10810,7 @@
                 <w:color w:val="1C3A36"/>
                 <w:sz w:val="17"/>
               </w:rPr>
-              <w:t>196</w:t>
+              <w:t>203</w:t>
             </w:r>
           </w:p>
         </w:tc>
@@ -10825,7 +10828,7 @@
                 <w:color w:val="1C3A36"/>
                 <w:sz w:val="17"/>
               </w:rPr>
-              <w:t>218</w:t>
+              <w:t>226</w:t>
             </w:r>
           </w:p>
         </w:tc>
@@ -10843,7 +10846,7 @@
                 <w:color w:val="1C3A36"/>
                 <w:sz w:val="17"/>
               </w:rPr>
-              <w:t>240</w:t>
+              <w:t>249</w:t>
             </w:r>
           </w:p>
         </w:tc>
@@ -10861,7 +10864,7 @@
                 <w:color w:val="1C3A36"/>
                 <w:sz w:val="17"/>
               </w:rPr>
-              <w:t>263</w:t>
+              <w:t>272</w:t>
             </w:r>
           </w:p>
         </w:tc>
@@ -10898,7 +10901,7 @@
                 <w:color w:val="1C3A36"/>
                 <w:sz w:val="17"/>
               </w:rPr>
-              <w:t>209</w:t>
+              <w:t>398</w:t>
             </w:r>
           </w:p>
         </w:tc>
@@ -10916,7 +10919,7 @@
                 <w:color w:val="1C3A36"/>
                 <w:sz w:val="17"/>
               </w:rPr>
-              <w:t>191</w:t>
+              <w:t>390</w:t>
             </w:r>
           </w:p>
         </w:tc>
@@ -10934,7 +10937,7 @@
                 <w:color w:val="1C3A36"/>
                 <w:sz w:val="17"/>
               </w:rPr>
-              <w:t>179</w:t>
+              <w:t>369</w:t>
             </w:r>
           </w:p>
         </w:tc>
@@ -10952,7 +10955,7 @@
                 <w:color w:val="1C3A36"/>
                 <w:sz w:val="17"/>
               </w:rPr>
-              <w:t>171</w:t>
+              <w:t>335</w:t>
             </w:r>
           </w:p>
         </w:tc>
@@ -10970,7 +10973,7 @@
                 <w:color w:val="1C3A36"/>
                 <w:sz w:val="17"/>
               </w:rPr>
-              <w:t>164</w:t>
+              <w:t>336</w:t>
             </w:r>
           </w:p>
         </w:tc>
@@ -11011,7 +11014,7 @@
                 <w:color w:val="1C3A36"/>
                 <w:sz w:val="17"/>
               </w:rPr>
-              <w:t>1,436</w:t>
+              <w:t>1,666</w:t>
             </w:r>
           </w:p>
         </w:tc>
@@ -11031,7 +11034,7 @@
                 <w:color w:val="1C3A36"/>
                 <w:sz w:val="17"/>
               </w:rPr>
-              <w:t>1,321</w:t>
+              <w:t>1,767</w:t>
             </w:r>
           </w:p>
         </w:tc>
@@ -11051,7 +11054,7 @@
                 <w:color w:val="1C3A36"/>
                 <w:sz w:val="17"/>
               </w:rPr>
-              <w:t>1,168</w:t>
+              <w:t>1,842</w:t>
             </w:r>
           </w:p>
         </w:tc>
@@ -11071,7 +11074,7 @@
                 <w:color w:val="1C3A36"/>
                 <w:sz w:val="17"/>
               </w:rPr>
-              <w:t>1,008</w:t>
+              <w:t>1,889</w:t>
             </w:r>
           </w:p>
         </w:tc>
@@ -11091,7 +11094,7 @@
                 <w:color w:val="1C3A36"/>
                 <w:sz w:val="17"/>
               </w:rPr>
-              <w:t>799</w:t>
+              <w:t>1,876</w:t>
             </w:r>
           </w:p>
         </w:tc>
@@ -11128,7 +11131,7 @@
                 <w:color w:val="1C3A36"/>
                 <w:sz w:val="17"/>
               </w:rPr>
-              <w:t>0.76224</w:t>
+              <w:t>0.78460</w:t>
             </w:r>
           </w:p>
         </w:tc>
@@ -11146,7 +11149,7 @@
                 <w:color w:val="1C3A36"/>
                 <w:sz w:val="17"/>
               </w:rPr>
-              <w:t>0.60242</w:t>
+              <w:t>0.63209</w:t>
             </w:r>
           </w:p>
         </w:tc>
@@ -11164,7 +11167,7 @@
                 <w:color w:val="1C3A36"/>
                 <w:sz w:val="17"/>
               </w:rPr>
-              <w:t>0.49057</w:t>
+              <w:t>0.52039</w:t>
             </w:r>
           </w:p>
         </w:tc>
@@ -11182,7 +11185,7 @@
                 <w:color w:val="1C3A36"/>
                 <w:sz w:val="17"/>
               </w:rPr>
-              <w:t>0.40879</w:t>
+              <w:t>0.43558</w:t>
             </w:r>
           </w:p>
         </w:tc>
@@ -11200,7 +11203,7 @@
                 <w:color w:val="1C3A36"/>
                 <w:sz w:val="17"/>
               </w:rPr>
-              <w:t>0.34603</w:t>
+              <w:t>0.36870</w:t>
             </w:r>
           </w:p>
         </w:tc>
@@ -11241,7 +11244,7 @@
                 <w:color w:val="1C3A36"/>
                 <w:sz w:val="17"/>
               </w:rPr>
-              <w:t>1,094</w:t>
+              <w:t>1,307</w:t>
             </w:r>
           </w:p>
         </w:tc>
@@ -11261,7 +11264,7 @@
                 <w:color w:val="1C3A36"/>
                 <w:sz w:val="17"/>
               </w:rPr>
-              <w:t>796</w:t>
+              <w:t>1,117</w:t>
             </w:r>
           </w:p>
         </w:tc>
@@ -11281,7 +11284,7 @@
                 <w:color w:val="1C3A36"/>
                 <w:sz w:val="17"/>
               </w:rPr>
-              <w:t>573</w:t>
+              <w:t>959</w:t>
             </w:r>
           </w:p>
         </w:tc>
@@ -11301,7 +11304,7 @@
                 <w:color w:val="1C3A36"/>
                 <w:sz w:val="17"/>
               </w:rPr>
-              <w:t>412</w:t>
+              <w:t>823</w:t>
             </w:r>
           </w:p>
         </w:tc>
@@ -11321,7 +11324,7 @@
                 <w:color w:val="1C3A36"/>
                 <w:sz w:val="17"/>
               </w:rPr>
-              <w:t>276</w:t>
+              <w:t>692</w:t>
             </w:r>
           </w:p>
         </w:tc>
@@ -11343,7 +11346,7 @@
           <w:color w:val="6E7B77"/>
           <w:sz w:val="17"/>
         </w:rPr>
-        <w:t>Table 12 — the waterfall, EGP mn. Operating expense charges the three disclosed lines on three different drivers — administrative on inflation, selling on inflation AND tonnage, other on inflation — plus the recurring provisions and expected credit losses the previous edition registered and never took. Capital expenditure is BUILT: maintenance at gross asset cost over the implied 18.1-year life, plus growth at the plant’s own EGP 1,948 per annual tonne of capital intensity, so incremental volume costs capital instead of arriving free. Depreciation ROLLS off the growing asset register rather than being held flat.</w:t>
+        <w:t>Table 12 — the waterfall, EGP mn. Operating expense charges the three disclosed lines on three different drivers — administrative on inflation, selling on inflation AND tonnage, other on inflation — plus the recurring provisions and expected credit losses the previous edition registered and never took. Capital expenditure is BUILT: maintenance at gross asset cost over the implied 17.5-year life, plus growth at the plant’s own EGP 2,100 per annual tonne of capital intensity, so incremental volume costs capital instead of arriving free. Depreciation ROLLS off the growing asset register rather than being held flat.</w:t>
       </w:r>
     </w:p>
     <w:tbl>
@@ -11484,7 +11487,7 @@
                 <w:color w:val="1C3A36"/>
                 <w:sz w:val="17"/>
               </w:rPr>
-              <w:t>3,151</w:t>
+              <w:t>4,897</w:t>
             </w:r>
           </w:p>
         </w:tc>
@@ -11502,7 +11505,7 @@
                 <w:color w:val="1C3A36"/>
                 <w:sz w:val="17"/>
               </w:rPr>
-              <w:t>2.44</w:t>
+              <w:t>3.79</w:t>
             </w:r>
           </w:p>
         </w:tc>
@@ -11556,7 +11559,7 @@
                 <w:color w:val="1C3A36"/>
                 <w:sz w:val="17"/>
               </w:rPr>
-              <w:t>1,807</w:t>
+              <w:t>5,785</w:t>
             </w:r>
           </w:p>
         </w:tc>
@@ -11574,7 +11577,7 @@
                 <w:color w:val="1C3A36"/>
                 <w:sz w:val="17"/>
               </w:rPr>
-              <w:t>1.40</w:t>
+              <w:t>4.48</w:t>
             </w:r>
           </w:p>
         </w:tc>
@@ -11591,7 +11594,7 @@
                 <w:color w:val="1C3A36"/>
                 <w:sz w:val="17"/>
               </w:rPr>
-              <w:t>36.4% of enterprise value</w:t>
+              <w:t>54.2% of enterprise value</w:t>
             </w:r>
           </w:p>
         </w:tc>
@@ -11632,7 +11635,7 @@
                 <w:color w:val="1C3A36"/>
                 <w:sz w:val="17"/>
               </w:rPr>
-              <w:t>4,959</w:t>
+              <w:t>10,683</w:t>
             </w:r>
           </w:p>
         </w:tc>
@@ -11652,7 +11655,7 @@
                 <w:color w:val="1C3A36"/>
                 <w:sz w:val="17"/>
               </w:rPr>
-              <w:t>3.84</w:t>
+              <w:t>8.27</w:t>
             </w:r>
           </w:p>
         </w:tc>
@@ -11707,7 +11710,7 @@
                 <w:color w:val="1C3A36"/>
                 <w:sz w:val="17"/>
               </w:rPr>
-              <w:t>2,443</w:t>
+              <w:t>3,002</w:t>
             </w:r>
           </w:p>
         </w:tc>
@@ -11725,7 +11728,7 @@
                 <w:color w:val="1C3A36"/>
                 <w:sz w:val="17"/>
               </w:rPr>
-              <w:t>1.89</w:t>
+              <w:t>2.32</w:t>
             </w:r>
           </w:p>
         </w:tc>
@@ -11779,7 +11782,7 @@
                 <w:color w:val="1C3A36"/>
                 <w:sz w:val="17"/>
               </w:rPr>
-              <w:t>7,401</w:t>
+              <w:t>13,684</w:t>
             </w:r>
           </w:p>
         </w:tc>
@@ -11797,7 +11800,7 @@
                 <w:color w:val="1C3A36"/>
                 <w:sz w:val="17"/>
               </w:rPr>
-              <w:t>5.73</w:t>
+              <w:t>10.60</w:t>
             </w:r>
           </w:p>
         </w:tc>
@@ -11850,7 +11853,7 @@
                 <w:color w:val="1C3A36"/>
                 <w:sz w:val="17"/>
               </w:rPr>
-              <w:t>(241)</w:t>
+              <w:t>(405)</w:t>
             </w:r>
           </w:p>
         </w:tc>
@@ -11868,7 +11871,7 @@
                 <w:color w:val="1C3A36"/>
                 <w:sz w:val="17"/>
               </w:rPr>
-              <w:t>(0.19)</w:t>
+              <w:t>(0.31)</w:t>
             </w:r>
           </w:p>
         </w:tc>
@@ -11885,7 +11888,7 @@
                 <w:color w:val="1C3A36"/>
                 <w:sz w:val="17"/>
               </w:rPr>
-              <w:t>3.258% of the WHOLE enterprise, cash included</w:t>
+              <w:t>2.963% of the WHOLE enterprise, cash included</w:t>
             </w:r>
           </w:p>
         </w:tc>
@@ -11922,7 +11925,7 @@
                 <w:color w:val="1C3A36"/>
                 <w:sz w:val="17"/>
               </w:rPr>
-              <w:t>(921)</w:t>
+              <w:t>(997)</w:t>
             </w:r>
           </w:p>
         </w:tc>
@@ -11940,7 +11943,7 @@
                 <w:color w:val="1C3A36"/>
                 <w:sz w:val="17"/>
               </w:rPr>
-              <w:t>(0.71)</w:t>
+              <w:t>(0.77)</w:t>
             </w:r>
           </w:p>
         </w:tc>
@@ -11994,7 +11997,7 @@
                 <w:color w:val="1C3A36"/>
                 <w:sz w:val="17"/>
               </w:rPr>
-              <w:t>(517)</w:t>
+              <w:t>(258)</w:t>
             </w:r>
           </w:p>
         </w:tc>
@@ -12012,7 +12015,7 @@
                 <w:color w:val="1C3A36"/>
                 <w:sz w:val="17"/>
               </w:rPr>
-              <w:t>(0.40)</w:t>
+              <w:t>(0.20)</w:t>
             </w:r>
           </w:p>
         </w:tc>
@@ -12066,7 +12069,7 @@
                 <w:color w:val="1C3A36"/>
                 <w:sz w:val="17"/>
               </w:rPr>
-              <w:t>578</w:t>
+              <w:t>595</w:t>
             </w:r>
           </w:p>
         </w:tc>
@@ -12084,7 +12087,7 @@
                 <w:color w:val="1C3A36"/>
                 <w:sz w:val="17"/>
               </w:rPr>
-              <w:t>0.45</w:t>
+              <w:t>0.46</w:t>
             </w:r>
           </w:p>
         </w:tc>
@@ -12142,7 +12145,7 @@
                 <w:color w:val="1C3A36"/>
                 <w:sz w:val="17"/>
               </w:rPr>
-              <w:t>6,300</w:t>
+              <w:t>12,618</w:t>
             </w:r>
           </w:p>
         </w:tc>
@@ -12162,7 +12165,7 @@
                 <w:color w:val="1C3A36"/>
                 <w:sz w:val="17"/>
               </w:rPr>
-              <w:t>4.88</w:t>
+              <w:t>9.77</w:t>
             </w:r>
           </w:p>
         </w:tc>
@@ -12257,7 +12260,7 @@
           <w:color w:val="6E7B77"/>
           <w:sz w:val="17"/>
         </w:rPr>
-        <w:t>Figure 3 — the bridge drawn per share. The gap between the enterprise value including cash and the attributable equity is the three disclosed claims, worth EGP 0.85 a share between them.</w:t>
+        <w:t>Figure 3 — the bridge drawn per share. The gap between the enterprise value including cash and the attributable equity is the three disclosed claims, worth EGP 0.83 a share between them.</w:t>
       </w:r>
     </w:p>
     <w:p>
@@ -12285,7 +12288,7 @@
           <w:color w:val="1C3A36"/>
           <w:sz w:val="21"/>
         </w:rPr>
-        <w:t>The terminal return is struck on invested capital at REPLACEMENT cost — working capital plus the asset base at GROSS cost — giving 14.3%. On net book it would be about 26%. The plant is 67.4% written down, and the book lens in section 1.12 already haircuts the reported return on equity for exactly that reason; using the flattered figure in the terminal block while haircutting it in the book lens would be two views of one asset base. One view is now applied across the model.</w:t>
+        <w:t>The terminal return is struck on invested capital at REPLACEMENT cost — working capital plus the asset base at GROSS cost — giving 25.4%. On net book it would be about 26%. The plant is 67.4% written down, and the book lens in section 1.12 already haircuts the reported return on equity for exactly that reason; using the flattered figure in the terminal block while haircutting it in the book lens would be two views of one asset base. One view is now applied across the model.</w:t>
       </w:r>
     </w:p>
     <w:p>
@@ -12299,7 +12302,7 @@
           <w:color w:val="1C3A36"/>
           <w:sz w:val="21"/>
         </w:rPr>
-        <w:t>Growth equals return times reinvestment is ENFORCED by assertion, not asserted in prose: at 5% terminal growth and a 14.3% return, the terminal block reinvests 35.0% of profit. That is ABOVE the final explicit year’s 20.6%, so the terminal block is funded rather than flattered — a step of +14.46%, disclosed here because it RAISES nothing and a reader is entitled to see it either way. Terminal value carries 36.4% of enterprise value, down from 58.7% in the previous edition, and the fall is a direct consequence of the replacement-cost basis.</w:t>
+        <w:t>Growth equals return times reinvestment is ENFORCED by assertion, not asserted in prose: at 7% terminal growth and a 25.4% return, the terminal block reinvests 27.6% of profit. That is ABOVE the final explicit year’s 16.8%, so the terminal block is funded rather than flattered — a step of +10.77%, disclosed here because it RAISES nothing and a reader is entitled to see it either way. Terminal value carries 54.2% of enterprise value, down from 58.7% in the previous edition, and the fall is a direct consequence of the replacement-cost basis.</w:t>
       </w:r>
     </w:p>
     <w:p>
@@ -12600,7 +12603,7 @@
                 <w:color w:val="1C3A36"/>
                 <w:sz w:val="17"/>
               </w:rPr>
-              <w:t>21.3%</w:t>
+              <w:t>16.2%</w:t>
             </w:r>
           </w:p>
         </w:tc>
@@ -12636,7 +12639,7 @@
                 <w:color w:val="1C3A36"/>
                 <w:sz w:val="17"/>
               </w:rPr>
-              <w:t>-2.24%</w:t>
+              <w:t>-1.70%</w:t>
             </w:r>
           </w:p>
         </w:tc>
@@ -12673,7 +12676,7 @@
                 <w:color w:val="1C3A36"/>
                 <w:sz w:val="17"/>
               </w:rPr>
-              <w:t>56.4%</w:t>
+              <w:t>42.8%</w:t>
             </w:r>
           </w:p>
         </w:tc>
@@ -12709,7 +12712,7 @@
                 <w:color w:val="1C3A36"/>
                 <w:sz w:val="17"/>
               </w:rPr>
-              <w:t>2.75%</w:t>
+              <w:t>2.09%</w:t>
             </w:r>
           </w:p>
         </w:tc>
@@ -12789,7 +12792,7 @@
                 <w:color w:val="1C3A36"/>
                 <w:sz w:val="17"/>
               </w:rPr>
-              <w:t>0.35%</w:t>
+              <w:t>0.32%</w:t>
             </w:r>
           </w:p>
         </w:tc>
@@ -12825,7 +12828,7 @@
           <w:color w:val="1C3A36"/>
           <w:sz w:val="21"/>
         </w:rPr>
-        <w:t>Against that record the adopted 5% is generous, and the study says so. The reinvestment waterfall itself implies 3.63%; the four-period average implies far less. The terminal growth sensitivity in section 1.11 shows why the choice barely matters here: because the reinvestment identity FUNDS growth before crediting it, the value moves only from EGP 4.92 at 3% to 4.82 at 7%. A model in which that row is steep is a model crediting growth for free.</w:t>
+        <w:t>Against that record the adopted 7% is generous, and the study says so. The reinvestment waterfall itself implies 6.81%; the four-period average implies far less. The terminal growth sensitivity in section 1.11 shows why the choice barely matters here: because the reinvestment identity FUNDS growth before crediting it, the value moves only from EGP 9.15 at 3% to 9.77 at 7%. A model in which that row is steep is a model crediting growth for free.</w:t>
       </w:r>
     </w:p>
     <w:p>
@@ -13018,7 +13021,7 @@
                 <w:color w:val="1C3A36"/>
                 <w:sz w:val="17"/>
               </w:rPr>
-              <w:t>3.07</w:t>
+              <w:t>7.44</w:t>
             </w:r>
           </w:p>
         </w:tc>
@@ -13036,7 +13039,7 @@
                 <w:color w:val="1C3A36"/>
                 <w:sz w:val="17"/>
               </w:rPr>
-              <w:t>3.97</w:t>
+              <w:t>8.61</w:t>
             </w:r>
           </w:p>
         </w:tc>
@@ -13054,7 +13057,7 @@
                 <w:color w:val="1C3A36"/>
                 <w:sz w:val="17"/>
               </w:rPr>
-              <w:t>4.88</w:t>
+              <w:t>9.77</w:t>
             </w:r>
           </w:p>
         </w:tc>
@@ -13072,7 +13075,7 @@
                 <w:color w:val="1C3A36"/>
                 <w:sz w:val="17"/>
               </w:rPr>
-              <w:t>5.78</w:t>
+              <w:t>10.93</w:t>
             </w:r>
           </w:p>
         </w:tc>
@@ -13090,7 +13093,7 @@
                 <w:color w:val="1C3A36"/>
                 <w:sz w:val="17"/>
               </w:rPr>
-              <w:t>6.69</w:t>
+              <w:t>12.10</w:t>
             </w:r>
           </w:p>
         </w:tc>
@@ -13127,7 +13130,7 @@
                 <w:color w:val="1C3A36"/>
                 <w:sz w:val="17"/>
               </w:rPr>
-              <w:t>2.97</w:t>
+              <w:t>6.26</w:t>
             </w:r>
           </w:p>
         </w:tc>
@@ -13145,7 +13148,7 @@
                 <w:color w:val="1C3A36"/>
                 <w:sz w:val="17"/>
               </w:rPr>
-              <w:t>3.72</w:t>
+              <w:t>7.92</w:t>
             </w:r>
           </w:p>
         </w:tc>
@@ -13163,7 +13166,7 @@
                 <w:color w:val="1C3A36"/>
                 <w:sz w:val="17"/>
               </w:rPr>
-              <w:t>4.88</w:t>
+              <w:t>9.77</w:t>
             </w:r>
           </w:p>
         </w:tc>
@@ -13181,7 +13184,7 @@
                 <w:color w:val="1C3A36"/>
                 <w:sz w:val="17"/>
               </w:rPr>
-              <w:t>5.78</w:t>
+              <w:t>11.37</w:t>
             </w:r>
           </w:p>
         </w:tc>
@@ -13199,7 +13202,7 @@
                 <w:color w:val="1C3A36"/>
                 <w:sz w:val="17"/>
               </w:rPr>
-              <w:t>6.78</w:t>
+              <w:t>13.13</w:t>
             </w:r>
           </w:p>
         </w:tc>
@@ -13236,7 +13239,7 @@
                 <w:color w:val="1C3A36"/>
                 <w:sz w:val="17"/>
               </w:rPr>
-              <w:t>4.12</w:t>
+              <w:t>8.50</w:t>
             </w:r>
           </w:p>
         </w:tc>
@@ -13254,7 +13257,7 @@
                 <w:color w:val="1C3A36"/>
                 <w:sz w:val="17"/>
               </w:rPr>
-              <w:t>4.50</w:t>
+              <w:t>9.13</w:t>
             </w:r>
           </w:p>
         </w:tc>
@@ -13272,7 +13275,7 @@
                 <w:color w:val="1C3A36"/>
                 <w:sz w:val="17"/>
               </w:rPr>
-              <w:t>4.88</w:t>
+              <w:t>9.77</w:t>
             </w:r>
           </w:p>
         </w:tc>
@@ -13290,7 +13293,7 @@
                 <w:color w:val="1C3A36"/>
                 <w:sz w:val="17"/>
               </w:rPr>
-              <w:t>5.26</w:t>
+              <w:t>10.42</w:t>
             </w:r>
           </w:p>
         </w:tc>
@@ -13308,7 +13311,7 @@
                 <w:color w:val="1C3A36"/>
                 <w:sz w:val="17"/>
               </w:rPr>
-              <w:t>5.65</w:t>
+              <w:t>11.07</w:t>
             </w:r>
           </w:p>
         </w:tc>
@@ -13345,7 +13348,7 @@
                 <w:color w:val="1C3A36"/>
                 <w:sz w:val="17"/>
               </w:rPr>
-              <w:t>5.44</w:t>
+              <w:t>11.43</w:t>
             </w:r>
           </w:p>
         </w:tc>
@@ -13363,7 +13366,7 @@
                 <w:color w:val="1C3A36"/>
                 <w:sz w:val="17"/>
               </w:rPr>
-              <w:t>5.06</w:t>
+              <w:t>10.28</w:t>
             </w:r>
           </w:p>
         </w:tc>
@@ -13381,7 +13384,7 @@
                 <w:color w:val="1C3A36"/>
                 <w:sz w:val="17"/>
               </w:rPr>
-              <w:t>4.88</w:t>
+              <w:t>9.77</w:t>
             </w:r>
           </w:p>
         </w:tc>
@@ -13399,7 +13402,7 @@
                 <w:color w:val="1C3A36"/>
                 <w:sz w:val="17"/>
               </w:rPr>
-              <w:t>4.54</w:t>
+              <w:t>8.82</w:t>
             </w:r>
           </w:p>
         </w:tc>
@@ -13417,7 +13420,7 @@
                 <w:color w:val="1C3A36"/>
                 <w:sz w:val="17"/>
               </w:rPr>
-              <w:t>4.36</w:t>
+              <w:t>8.33</w:t>
             </w:r>
           </w:p>
         </w:tc>
@@ -13454,7 +13457,7 @@
                 <w:color w:val="1C3A36"/>
                 <w:sz w:val="17"/>
               </w:rPr>
-              <w:t>5.86</w:t>
+              <w:t>11.61</w:t>
             </w:r>
           </w:p>
         </w:tc>
@@ -13472,7 +13475,7 @@
                 <w:color w:val="1C3A36"/>
                 <w:sz w:val="17"/>
               </w:rPr>
-              <w:t>5.37</w:t>
+              <w:t>10.69</w:t>
             </w:r>
           </w:p>
         </w:tc>
@@ -13490,7 +13493,7 @@
                 <w:color w:val="1C3A36"/>
                 <w:sz w:val="17"/>
               </w:rPr>
-              <w:t>4.88</w:t>
+              <w:t>9.77</w:t>
             </w:r>
           </w:p>
         </w:tc>
@@ -13508,7 +13511,7 @@
                 <w:color w:val="1C3A36"/>
                 <w:sz w:val="17"/>
               </w:rPr>
-              <w:t>4.39</w:t>
+              <w:t>8.85</w:t>
             </w:r>
           </w:p>
         </w:tc>
@@ -13526,7 +13529,7 @@
                 <w:color w:val="1C3A36"/>
                 <w:sz w:val="17"/>
               </w:rPr>
-              <w:t>3.90</w:t>
+              <w:t>7.93</w:t>
             </w:r>
           </w:p>
         </w:tc>
@@ -13563,7 +13566,7 @@
                 <w:color w:val="1C3A36"/>
                 <w:sz w:val="17"/>
               </w:rPr>
-              <w:t>4.92</w:t>
+              <w:t>9.15</w:t>
             </w:r>
           </w:p>
         </w:tc>
@@ -13581,7 +13584,7 @@
                 <w:color w:val="1C3A36"/>
                 <w:sz w:val="17"/>
               </w:rPr>
-              <w:t>4.90</w:t>
+              <w:t>9.27</w:t>
             </w:r>
           </w:p>
         </w:tc>
@@ -13599,7 +13602,7 @@
                 <w:color w:val="1C3A36"/>
                 <w:sz w:val="17"/>
               </w:rPr>
-              <w:t>4.88</w:t>
+              <w:t>9.41</w:t>
             </w:r>
           </w:p>
         </w:tc>
@@ -13617,7 +13620,7 @@
                 <w:color w:val="1C3A36"/>
                 <w:sz w:val="17"/>
               </w:rPr>
-              <w:t>4.85</w:t>
+              <w:t>9.58</w:t>
             </w:r>
           </w:p>
         </w:tc>
@@ -13635,7 +13638,7 @@
                 <w:color w:val="1C3A36"/>
                 <w:sz w:val="17"/>
               </w:rPr>
-              <w:t>4.82</w:t>
+              <w:t>9.77</w:t>
             </w:r>
           </w:p>
         </w:tc>
@@ -13671,7 +13674,7 @@
           <w:color w:val="1C3A36"/>
           <w:sz w:val="21"/>
         </w:rPr>
-        <w:t>Two readings matter. TERMINAL GROWTH is nearly inert, for the reason given in section 1.10. And GROSS MARGIN is the whole thesis: half a point on the margin, held in every forecast year, is worth about EGP 0.91 a share on the cash-flow lens. That is why the case in section 1.13 is built to survive the margin being wrong by more than the entire filed record’s range.</w:t>
+        <w:t>Two readings matter. TERMINAL GROWTH is nearly inert, for the reason given in section 1.10. And GROSS MARGIN is the whole thesis: half a point on the margin, held in every forecast year, is worth about EGP 1.16 a share on the cash-flow lens. That is why the case in section 1.13 is built to survive the margin being wrong by more than the entire filed record’s range.</w:t>
       </w:r>
     </w:p>
     <w:tbl>
@@ -13852,7 +13855,7 @@
                 <w:color w:val="1C3A36"/>
                 <w:sz w:val="17"/>
               </w:rPr>
-              <w:t>6.08</w:t>
+              <w:t>10.62</w:t>
             </w:r>
           </w:p>
         </w:tc>
@@ -13870,7 +13873,7 @@
                 <w:color w:val="1C3A36"/>
                 <w:sz w:val="17"/>
               </w:rPr>
-              <w:t>6.15</w:t>
+              <w:t>10.90</w:t>
             </w:r>
           </w:p>
         </w:tc>
@@ -13888,7 +13891,7 @@
                 <w:color w:val="1C3A36"/>
                 <w:sz w:val="17"/>
               </w:rPr>
-              <w:t>6.24</w:t>
+              <w:t>11.22</w:t>
             </w:r>
           </w:p>
         </w:tc>
@@ -13906,7 +13909,7 @@
                 <w:color w:val="1C3A36"/>
                 <w:sz w:val="17"/>
               </w:rPr>
-              <w:t>6.34</w:t>
+              <w:t>11.62</w:t>
             </w:r>
           </w:p>
         </w:tc>
@@ -13924,7 +13927,7 @@
                 <w:color w:val="1C3A36"/>
                 <w:sz w:val="17"/>
               </w:rPr>
-              <w:t>6.46</w:t>
+              <w:t>12.09</w:t>
             </w:r>
           </w:p>
         </w:tc>
@@ -13961,7 +13964,7 @@
                 <w:color w:val="1C3A36"/>
                 <w:sz w:val="17"/>
               </w:rPr>
-              <w:t>5.90</w:t>
+              <w:t>10.16</w:t>
             </w:r>
           </w:p>
         </w:tc>
@@ -13979,7 +13982,7 @@
                 <w:color w:val="1C3A36"/>
                 <w:sz w:val="17"/>
               </w:rPr>
-              <w:t>5.95</w:t>
+              <w:t>10.38</w:t>
             </w:r>
           </w:p>
         </w:tc>
@@ -13997,7 +14000,7 @@
                 <w:color w:val="1C3A36"/>
                 <w:sz w:val="17"/>
               </w:rPr>
-              <w:t>6.02</w:t>
+              <w:t>10.65</w:t>
             </w:r>
           </w:p>
         </w:tc>
@@ -14015,7 +14018,7 @@
                 <w:color w:val="1C3A36"/>
                 <w:sz w:val="17"/>
               </w:rPr>
-              <w:t>6.09</w:t>
+              <w:t>10.96</w:t>
             </w:r>
           </w:p>
         </w:tc>
@@ -14033,7 +14036,7 @@
                 <w:color w:val="1C3A36"/>
                 <w:sz w:val="17"/>
               </w:rPr>
-              <w:t>6.18</w:t>
+              <w:t>11.33</w:t>
             </w:r>
           </w:p>
         </w:tc>
@@ -14070,7 +14073,7 @@
                 <w:color w:val="1C3A36"/>
                 <w:sz w:val="17"/>
               </w:rPr>
-              <w:t>5.74</w:t>
+              <w:t>9.76</w:t>
             </w:r>
           </w:p>
         </w:tc>
@@ -14088,7 +14091,7 @@
                 <w:color w:val="1C3A36"/>
                 <w:sz w:val="17"/>
               </w:rPr>
-              <w:t>5.78</w:t>
+              <w:t>9.95</w:t>
             </w:r>
           </w:p>
         </w:tc>
@@ -14106,7 +14109,7 @@
                 <w:color w:val="1C3A36"/>
                 <w:sz w:val="17"/>
               </w:rPr>
-              <w:t>5.83</w:t>
+              <w:t>10.16</w:t>
             </w:r>
           </w:p>
         </w:tc>
@@ -14124,7 +14127,7 @@
                 <w:color w:val="1C3A36"/>
                 <w:sz w:val="17"/>
               </w:rPr>
-              <w:t>5.88</w:t>
+              <w:t>10.41</w:t>
             </w:r>
           </w:p>
         </w:tc>
@@ -14142,7 +14145,7 @@
                 <w:color w:val="1C3A36"/>
                 <w:sz w:val="17"/>
               </w:rPr>
-              <w:t>5.95</w:t>
+              <w:t>10.71</w:t>
             </w:r>
           </w:p>
         </w:tc>
@@ -14179,7 +14182,7 @@
                 <w:color w:val="1C3A36"/>
                 <w:sz w:val="17"/>
               </w:rPr>
-              <w:t>5.59</w:t>
+              <w:t>9.41</w:t>
             </w:r>
           </w:p>
         </w:tc>
@@ -14197,7 +14200,7 @@
                 <w:color w:val="1C3A36"/>
                 <w:sz w:val="17"/>
               </w:rPr>
-              <w:t>5.63</w:t>
+              <w:t>9.56</w:t>
             </w:r>
           </w:p>
         </w:tc>
@@ -14215,7 +14218,7 @@
                 <w:color w:val="1C3A36"/>
                 <w:sz w:val="17"/>
               </w:rPr>
-              <w:t>5.66</w:t>
+              <w:t>9.74</w:t>
             </w:r>
           </w:p>
         </w:tc>
@@ -14233,7 +14236,7 @@
                 <w:color w:val="1C3A36"/>
                 <w:sz w:val="17"/>
               </w:rPr>
-              <w:t>5.71</w:t>
+              <w:t>9.94</w:t>
             </w:r>
           </w:p>
         </w:tc>
@@ -14251,7 +14254,7 @@
                 <w:color w:val="1C3A36"/>
                 <w:sz w:val="17"/>
               </w:rPr>
-              <w:t>5.76</w:t>
+              <w:t>10.18</w:t>
             </w:r>
           </w:p>
         </w:tc>
@@ -14288,7 +14291,7 @@
                 <w:color w:val="1C3A36"/>
                 <w:sz w:val="17"/>
               </w:rPr>
-              <w:t>5.47</w:t>
+              <w:t>9.10</w:t>
             </w:r>
           </w:p>
         </w:tc>
@@ -14306,7 +14309,7 @@
                 <w:color w:val="1C3A36"/>
                 <w:sz w:val="17"/>
               </w:rPr>
-              <w:t>5.49</w:t>
+              <w:t>9.23</w:t>
             </w:r>
           </w:p>
         </w:tc>
@@ -14324,7 +14327,7 @@
                 <w:color w:val="1C3A36"/>
                 <w:sz w:val="17"/>
               </w:rPr>
-              <w:t>5.52</w:t>
+              <w:t>9.38</w:t>
             </w:r>
           </w:p>
         </w:tc>
@@ -14342,7 +14345,7 @@
                 <w:color w:val="1C3A36"/>
                 <w:sz w:val="17"/>
               </w:rPr>
-              <w:t>5.55</w:t>
+              <w:t>9.54</w:t>
             </w:r>
           </w:p>
         </w:tc>
@@ -14360,7 +14363,7 @@
                 <w:color w:val="1C3A36"/>
                 <w:sz w:val="17"/>
               </w:rPr>
-              <w:t>5.59</w:t>
+              <w:t>9.74</w:t>
             </w:r>
           </w:p>
         </w:tc>
@@ -14847,7 +14850,7 @@
                 <w:color w:val="1C3A36"/>
                 <w:sz w:val="17"/>
               </w:rPr>
-              <w:t>5%</w:t>
+              <w:t>7%</w:t>
             </w:r>
           </w:p>
         </w:tc>
@@ -14906,7 +14909,7 @@
                 <w:color w:val="1C3A36"/>
                 <w:sz w:val="17"/>
               </w:rPr>
-              <w:t>2.28</w:t>
+              <w:t>4.88</w:t>
             </w:r>
           </w:p>
         </w:tc>
@@ -14926,7 +14929,7 @@
                 <w:color w:val="1C3A36"/>
                 <w:sz w:val="17"/>
               </w:rPr>
-              <w:t>4.88</w:t>
+              <w:t>9.77</w:t>
             </w:r>
           </w:p>
         </w:tc>
@@ -14946,7 +14949,7 @@
                 <w:color w:val="1C3A36"/>
                 <w:sz w:val="17"/>
               </w:rPr>
-              <w:t>9.51</w:t>
+              <w:t>16.44</w:t>
             </w:r>
           </w:p>
         </w:tc>
@@ -14996,7 +14999,7 @@
           <w:color w:val="1C3A36"/>
           <w:sz w:val="21"/>
         </w:rPr>
-        <w:t>RELATIVE MULTIPLES. The company’s own trailing multiple is 3.54 times enterprise value to EBITDA and 7.1 times earnings. The justified multiple is DERIVED from it at a zero re-rating rather than set by hand, so the lens borrows nothing from the cash-flow lens — no discount factor and no interim add-back, both of which the previous construction took from lens 1 and which every reviewer objected to. At 3.54 times TRAILING EBITDA through the same bridge: EGP 8.14. This is the lens closest to the price, and what remains of the gap is almost entirely the bridge — which is exactly what this lens is now for. At the market’s own multiple, the price pays full value for the operations and then ignores the provision and the declared dividend.</w:t>
+        <w:t>RELATIVE MULTIPLES. The company’s own trailing multiple is 2.97 times enterprise value to EBITDA and 7.1 times earnings. The justified multiple is DERIVED from it at a zero re-rating rather than set by hand, so the lens borrows nothing from the cash-flow lens — no discount factor and no interim add-back, both of which the previous construction took from lens 1 and which every reviewer objected to. At 2.97 times TRAILING EBITDA through the same bridge: EGP 8.32. This is the lens closest to the price, and what remains of the gap is almost entirely the bridge — which is exactly what this lens is now for. At the market’s own multiple, the price pays full value for the operations and then ignores the provision and the declared dividend.</w:t>
       </w:r>
     </w:p>
     <w:p>
@@ -15010,7 +15013,7 @@
           <w:color w:val="1C3A36"/>
           <w:sz w:val="21"/>
         </w:rPr>
-        <w:t>NORMALISED EARNINGS POWER. 2028E OPERATING profit only, taxed at the statutory 22.5%, after the employees’ share and the minority: EGP 1.027 a share. At 7.5 times that is a MID-2028 value, so it is discounted 2.4 years back to the valuation date at the COST OF EQUITY — an equity claim at an equity rate, not at the unlevered weighted rate — and net cash less the provision and the declared dividend is added at FACE outside the multiple. Result EGP 5.08. The previous construction capitalised credit interest at an operating multiple, valuing a bank deposit as though it compounded like the refinery, and then left the 2028 answer undiscounted while the sibling lens discounted its forward number. One lens discounted and the other did not; both are now on the valuation date.</w:t>
+        <w:t>NORMALISED EARNINGS POWER. 2028E OPERATING profit only, taxed at the statutory 22.5%, after the employees’ share and the minority: EGP 1.679 a share. At 7.5 times that is a MID-2028 value, so it is discounted 2.4 years back to the valuation date at the COST OF EQUITY — an equity claim at an equity rate, not at the unlevered weighted rate — and net cash less the provision and the declared dividend is added at FACE outside the multiple. Result EGP 8.39. The previous construction capitalised credit interest at an operating multiple, valuing a bank deposit as though it compounded like the refinery, and then left the 2028 answer undiscounted while the sibling lens discounted its forward number. One lens discounted and the other did not; both are now on the valuation date.</w:t>
       </w:r>
     </w:p>
     <w:p>
@@ -15024,7 +15027,7 @@
           <w:color w:val="1C3A36"/>
           <w:sz w:val="21"/>
         </w:rPr>
-        <w:t>BOOK VALUE AND SUSTAINABLE RETURN. Justified price-to-book of 1.25 times = (sustainable return 28% less growth) over (cost of equity 23.39% less growth), on book value of EGP 3.71: EGP 4.64. The rate is the present-value-weighted average of the SAME cost-of-equity glide the cash-flow lens uses. The previous edition used the terminal rate alone for a perpetuity beginning today, which gives 6.06; the explicit rate alone gives 3.75; a perpetuity starting now deserves neither endpoint. The sustainable return is struck below the trailing 32.6% because the asset base is 67.4% written down.</w:t>
+        <w:t>BOOK VALUE AND SUSTAINABLE RETURN. Justified price-to-book of 1.28 times = (sustainable return 28% less growth) over (cost of equity 23.39% less growth), on book value of EGP 4.70: EGP 6.02. The rate is the present-value-weighted average of the SAME cost-of-equity glide the cash-flow lens uses. The previous edition used the terminal rate alone for a perpetuity beginning today, which gives 6.06; the explicit rate alone gives 3.75; a perpetuity starting now deserves neither endpoint. The sustainable return is struck below the trailing 28.9% because the asset base is 67.4% written down.</w:t>
       </w:r>
     </w:p>
     <w:p>
@@ -15300,7 +15303,7 @@
                 <w:color w:val="1C3A36"/>
                 <w:sz w:val="17"/>
               </w:rPr>
-              <w:t>EGP 921mn recognised in note 10-1 settles for zero</w:t>
+              <w:t>EGP 997mn recognised in note 10-1 settles for zero</w:t>
             </w:r>
           </w:p>
         </w:tc>
@@ -15372,7 +15375,7 @@
                 <w:color w:val="1C3A36"/>
                 <w:sz w:val="17"/>
               </w:rPr>
-              <w:t>EGP 517mn payable in note 11 never leaves</w:t>
+              <w:t>EGP 258mn payable in note 11 never leaves</w:t>
             </w:r>
           </w:p>
         </w:tc>
@@ -15444,7 +15447,7 @@
                 <w:color w:val="1C3A36"/>
                 <w:sz w:val="17"/>
               </w:rPr>
-              <w:t>the 5.3% statutory appropriation is never paid</w:t>
+              <w:t>the 5.2% statutory appropriation is never paid</w:t>
             </w:r>
           </w:p>
         </w:tc>
@@ -15758,7 +15761,7 @@
           <w:color w:val="1C3A36"/>
           <w:sz w:val="21"/>
         </w:rPr>
-        <w:t>Two further contested choices are computed rather than conceded. On the RATING-BASIS equity risk premium instead of the CDS basis, the cash-flow lens is EGP 5.30; two independent reviewers reached for that column, so it is promoted here rather than buried. And discounting the export leg in DOLLARS at a dollar cost of capital before translating back — rather than discounting a pound cash flow already inflated by the depreciation path at a dollar rate, which would count the currency benefit twice — gives EGP 5.79. Both are below the market price.</w:t>
+        <w:t>Two further contested choices are computed rather than conceded. On the RATING-BASIS equity risk premium instead of the CDS basis, the cash-flow lens is EGP 8.63; two independent reviewers reached for that column, so it is promoted here rather than buried. And discounting the export leg in DOLLARS at a dollar cost of capital before translating back — rather than discounting a pound cash flow already inflated by the depreciation path at a dollar rate, which would count the currency benefit twice — gives EGP 10.52. Both are below the market price.</w:t>
       </w:r>
     </w:p>
     <w:p>
@@ -15772,7 +15775,7 @@
           <w:color w:val="1C3A36"/>
           <w:sz w:val="21"/>
         </w:rPr>
-        <w:t>What survives the give-backs is the part of the verdict that cannot be negotiated away by accounting choices: a pass-through processor earning a 9.0% gross margin, discounted at an Egyptian cost of equity of 27.5% falling to 18.9%, is worth less than EGP 9.10 a share on any internally consistent arithmetic this study can construct.</w:t>
+        <w:t>What survives the give-backs is the part of the verdict that cannot be negotiated away by accounting choices: a pass-through processor earning a 9.7% gross margin, discounted at an Egyptian cost of equity of 27.5% falling to 18.9%, is worth less than EGP 9.10 a share on any internally consistent arithmetic this study can construct.</w:t>
       </w:r>
     </w:p>
     <w:p>
@@ -15800,28 +15803,7 @@
           <w:color w:val="1C3A36"/>
           <w:sz w:val="21"/>
         </w:rPr>
-        <w:t>Inverting the model at the market price, holding everything else at its published value:</w:t>
-      </w:r>
-    </w:p>
-    <w:p>
-      <w:pPr>
-        <w:pStyle w:val="ListBullet"/>
-        <w:spacing w:after="60"/>
-      </w:pPr>
-      <w:r>
-        <w:rPr>
-          <w:b/>
-          <w:color w:val="1C3A36"/>
-          <w:sz w:val="21"/>
-        </w:rPr>
-        <w:t xml:space="preserve">THE REQUIRED LENS — </w:t>
-      </w:r>
-      <w:r>
-        <w:rPr>
-          <w:color w:val="1C3A36"/>
-          <w:sz w:val="21"/>
-        </w:rPr>
-        <w:t>the cash-flow lens must reach EGP 12.80 against this model’s 4.88 — an uplift of 162%;</w:t>
+        <w:t>The model is inverted at the market price rather than argued with. Every other driver is held at its published value and the gross margin is solved for.</w:t>
       </w:r>
     </w:p>
     <w:p>
@@ -15842,7 +15824,7 @@
           <w:color w:val="1C3A36"/>
           <w:sz w:val="21"/>
         </w:rPr>
-        <w:t>read off the margin grid, that needs roughly +3.6 percentage points of gross margin on EVERY forecast year and in perpetuity: a permanent ~12.2% against a four-period filed record of 5.05% to 10.19% whose best single quarter is 10.19%;</w:t>
+        <w:t>a gross margin of 9.37% sustained in EVERY forecast year and in perpetuity, against a base year of 9.65% — that is a REDUCTION of 0.29% from what the company has just filed, not an increase;</w:t>
       </w:r>
     </w:p>
     <w:p>
@@ -15856,14 +15838,14 @@
           <w:color w:val="1C3A36"/>
           <w:sz w:val="21"/>
         </w:rPr>
-        <w:t xml:space="preserve">AS VOLUME — </w:t>
+        <w:t xml:space="preserve">AGAINST THE RECORD — </w:t>
       </w:r>
       <w:r>
         <w:rPr>
           <w:color w:val="1C3A36"/>
           <w:sz w:val="21"/>
         </w:rPr>
-        <w:t>or, read off the volume grid, roughly ten and a half times the assumed volume-growth path — a plant adding capacity it has not announced, which the built capital line would then have to fund;</w:t>
+        <w:t>the filed record puts that requirement well inside the range: 13.84% for the whole year to June 2022, 12.43% for the half to June 2026 and 13.92% for the June 2026 quarter alone;</w:t>
       </w:r>
     </w:p>
     <w:p>
@@ -15877,14 +15859,14 @@
           <w:color w:val="1C3A36"/>
           <w:sz w:val="21"/>
         </w:rPr>
-        <w:t xml:space="preserve">NOT VIA THE RATE — </w:t>
+        <w:t xml:space="preserve">WHAT THAT MEANS — </w:t>
       </w:r>
       <w:r>
         <w:rPr>
           <w:color w:val="1C3A36"/>
           <w:sz w:val="21"/>
         </w:rPr>
-        <w:t>the discount rate cannot get there. Even at a beta of 0.60 the lens reaches only EGP 5.44, and terminal growth cannot do it at any rate the reinvestment identity permits.</w:t>
+        <w:t>so the price does not require a re-rating, a capacity addition or a change in the business. It requires the company to hold slightly less margin than it is holding now.</w:t>
       </w:r>
     </w:p>
     <w:p>
@@ -15898,7 +15880,7 @@
           <w:color w:val="1C3A36"/>
           <w:sz w:val="21"/>
         </w:rPr>
-        <w:t>The one belief that WOULD close the gap honestly is the released H1-2026 gross-profit line taken at face value — and section 1.2 shows that line contradicts the profit printed in the same release by 12.6%. A buyer at the price is, in effect, trusting the single number in that disclosure which fails its own internal arithmetic.</w:t>
+        <w:t>THE PREVIOUS EDITION OF THIS STUDY PUT THIS FIGURE AT A PERMANENT 12.2% AND DESCRIBED IT AS "ABOVE THE BEST SINGLE QUARTER THIS COMPANY HAS EVER FILED". Both halves of that sentence were wrong. The number was typed rather than solved and was never recomputed as the model moved; solved, it is 9.37%. And the company had already filed 13.84% for a full year and 13.92% for a quarter. The figure is now computed by the model and read into this page and into Figure 2, so it cannot drift from the model again.</w:t>
       </w:r>
     </w:p>
     <w:p>
@@ -17507,7 +17489,7 @@
                 <w:color w:val="1C3A36"/>
                 <w:sz w:val="17"/>
               </w:rPr>
-              <w:t>5.53</w:t>
+              <w:t>8.64</w:t>
             </w:r>
           </w:p>
         </w:tc>
@@ -17525,7 +17507,7 @@
                 <w:color w:val="1C3A36"/>
                 <w:sz w:val="17"/>
               </w:rPr>
-              <w:t>0.0%</w:t>
+              <w:t>61.9%</w:t>
             </w:r>
           </w:p>
         </w:tc>
@@ -17543,7 +17525,7 @@
                 <w:color w:val="1C3A36"/>
                 <w:sz w:val="17"/>
               </w:rPr>
-              <w:t>0.6%</w:t>
+              <w:t>75.7%</w:t>
             </w:r>
           </w:p>
         </w:tc>
@@ -18237,7 +18219,7 @@
                 <w:color w:val="1C3A36"/>
                 <w:sz w:val="17"/>
               </w:rPr>
-              <w:t>EGP 5.53  (range 3.64–8.29)</w:t>
+              <w:t>EGP 8.64  (range 5.53–12.48)</w:t>
             </w:r>
           </w:p>
         </w:tc>
@@ -18451,7 +18433,7 @@
           <w:color w:val="1C3A36"/>
           <w:sz w:val="21"/>
         </w:rPr>
-        <w:t>the margin is the thesis and it is administered, not competed. Half a point in every forecast year is worth about EGP 0.91 on the cash-flow lens, and the filed record spans 514 basis points;</w:t>
+        <w:t>the margin is the thesis and it is administered, not competed. Half a point in every forecast year is worth about EGP 1.16 on the cash-flow lens, and the filed record spans 514 basis points;</w:t>
       </w:r>
     </w:p>
     <w:p>
@@ -18632,7 +18614,7 @@
                 <w:color w:val="1C3A36"/>
                 <w:sz w:val="18"/>
               </w:rPr>
-              <w:t>Below fair value (under EGP 5.53)</w:t>
+              <w:t>Below fair value (under EGP 8.64)</w:t>
             </w:r>
           </w:p>
         </w:tc>
@@ -18650,7 +18632,7 @@
                 <w:color w:val="1C3A36"/>
                 <w:sz w:val="18"/>
               </w:rPr>
-              <w:t>1.3%</w:t>
+              <w:t>32.8%</w:t>
             </w:r>
           </w:p>
         </w:tc>
@@ -18669,7 +18651,7 @@
                 <w:color w:val="1C3A36"/>
                 <w:sz w:val="18"/>
               </w:rPr>
-              <w:t>EGP 5.53 to 7.50</w:t>
+              <w:t>EGP 8.64 to 7.50</w:t>
             </w:r>
           </w:p>
         </w:tc>
@@ -18687,7 +18669,7 @@
                 <w:color w:val="1C3A36"/>
                 <w:sz w:val="18"/>
               </w:rPr>
-              <w:t>12.4%</w:t>
+              <w:t>-19.1%</w:t>
             </w:r>
           </w:p>
         </w:tc>
@@ -18980,7 +18962,7 @@
           <w:color w:val="1C3A36"/>
           <w:sz w:val="21"/>
         </w:rPr>
-        <w:t>HALF THE BASE YEAR IS NOT AUDITED. The six months to 30 June 2026 is an exchange disclosure, not a filing. Its gross-profit line is rejected on a coherence test and solved from its own profit line; its revenue and profit lines pass two independent tests. If the audited half-year statements restate either, the base moves.</w:t>
+        <w:t>THE SECOND HALF OF THE BASE YEAR IS REVIEWED, NOT AUDITED. The six months to 30 June 2026 carries a limited review report rather than a full audit. The PREVIOUS edition of this study went further and called it “a press release rather than a filing”, rejected its gross-profit line on a coherence test and solved gross profit from the profit line instead. The reviewed statements are in hand and the released figure was right to three hundredths of a per cent; the test failed because it estimated the half’s other income by doubling one quarter’s, which put 451mn where the filing shows 197mn. That error ran through every lens in the previous edition.</w:t>
       </w:r>
     </w:p>
     <w:p>
@@ -19392,7 +19374,7 @@
                 <w:color w:val="1C3A36"/>
                 <w:sz w:val="15"/>
               </w:rPr>
-              <w:t>51,185</w:t>
+              <w:t>52,456</w:t>
             </w:r>
           </w:p>
         </w:tc>
@@ -19410,7 +19392,7 @@
                 <w:color w:val="1C3A36"/>
                 <w:sz w:val="15"/>
               </w:rPr>
-              <w:t>55,024</w:t>
+              <w:t>57,830</w:t>
             </w:r>
           </w:p>
         </w:tc>
@@ -19428,7 +19410,7 @@
                 <w:color w:val="1C3A36"/>
                 <w:sz w:val="15"/>
               </w:rPr>
-              <w:t>58,600</w:t>
+              <w:t>62,908</w:t>
             </w:r>
           </w:p>
         </w:tc>
@@ -19446,7 +19428,7 @@
                 <w:color w:val="1C3A36"/>
                 <w:sz w:val="15"/>
               </w:rPr>
-              <w:t>61,999</w:t>
+              <w:t>67,511</w:t>
             </w:r>
           </w:p>
         </w:tc>
@@ -19464,7 +19446,7 @@
                 <w:color w:val="1C3A36"/>
                 <w:sz w:val="15"/>
               </w:rPr>
-              <w:t>65,223</w:t>
+              <w:t>72,121</w:t>
             </w:r>
           </w:p>
         </w:tc>
@@ -19573,7 +19555,7 @@
                 <w:color w:val="1C3A36"/>
                 <w:sz w:val="15"/>
               </w:rPr>
-              <w:t>46,772</w:t>
+              <w:t>47,476</w:t>
             </w:r>
           </w:p>
         </w:tc>
@@ -19591,7 +19573,7 @@
                 <w:color w:val="1C3A36"/>
                 <w:sz w:val="15"/>
               </w:rPr>
-              <w:t>50,504</w:t>
+              <w:t>52,437</w:t>
             </w:r>
           </w:p>
         </w:tc>
@@ -19609,7 +19591,7 @@
                 <w:color w:val="1C3A36"/>
                 <w:sz w:val="15"/>
               </w:rPr>
-              <w:t>54,018</w:t>
+              <w:t>57,154</w:t>
             </w:r>
           </w:p>
         </w:tc>
@@ -19627,7 +19609,7 @@
                 <w:color w:val="1C3A36"/>
                 <w:sz w:val="15"/>
               </w:rPr>
-              <w:t>57,368</w:t>
+              <w:t>61,463</w:t>
             </w:r>
           </w:p>
         </w:tc>
@@ -19645,7 +19627,7 @@
                 <w:color w:val="1C3A36"/>
                 <w:sz w:val="15"/>
               </w:rPr>
-              <w:t>60,598</w:t>
+              <w:t>65,800</w:t>
             </w:r>
           </w:p>
         </w:tc>
@@ -19754,7 +19736,7 @@
                 <w:color w:val="1C3A36"/>
                 <w:sz w:val="15"/>
               </w:rPr>
-              <w:t>4,413</w:t>
+              <w:t>4,980</w:t>
             </w:r>
           </w:p>
         </w:tc>
@@ -19772,7 +19754,7 @@
                 <w:color w:val="1C3A36"/>
                 <w:sz w:val="15"/>
               </w:rPr>
-              <w:t>4,520</w:t>
+              <w:t>5,393</w:t>
             </w:r>
           </w:p>
         </w:tc>
@@ -19790,7 +19772,7 @@
                 <w:color w:val="1C3A36"/>
                 <w:sz w:val="15"/>
               </w:rPr>
-              <w:t>4,582</w:t>
+              <w:t>5,754</w:t>
             </w:r>
           </w:p>
         </w:tc>
@@ -19808,7 +19790,7 @@
                 <w:color w:val="1C3A36"/>
                 <w:sz w:val="15"/>
               </w:rPr>
-              <w:t>4,631</w:t>
+              <w:t>6,048</w:t>
             </w:r>
           </w:p>
         </w:tc>
@@ -19826,7 +19808,7 @@
                 <w:color w:val="1C3A36"/>
                 <w:sz w:val="15"/>
               </w:rPr>
-              <w:t>4,626</w:t>
+              <w:t>6,321</w:t>
             </w:r>
           </w:p>
         </w:tc>
@@ -19935,7 +19917,7 @@
                 <w:color w:val="1C3A36"/>
                 <w:sz w:val="15"/>
               </w:rPr>
-              <w:t>8.6%</w:t>
+              <w:t>9.5%</w:t>
             </w:r>
           </w:p>
         </w:tc>
@@ -19953,7 +19935,7 @@
                 <w:color w:val="1C3A36"/>
                 <w:sz w:val="15"/>
               </w:rPr>
-              <w:t>8.2%</w:t>
+              <w:t>9.3%</w:t>
             </w:r>
           </w:p>
         </w:tc>
@@ -19971,7 +19953,7 @@
                 <w:color w:val="1C3A36"/>
                 <w:sz w:val="15"/>
               </w:rPr>
-              <w:t>7.8%</w:t>
+              <w:t>9.1%</w:t>
             </w:r>
           </w:p>
         </w:tc>
@@ -19989,7 +19971,7 @@
                 <w:color w:val="1C3A36"/>
                 <w:sz w:val="15"/>
               </w:rPr>
-              <w:t>7.5%</w:t>
+              <w:t>9.0%</w:t>
             </w:r>
           </w:p>
         </w:tc>
@@ -20007,7 +19989,7 @@
                 <w:color w:val="1C3A36"/>
                 <w:sz w:val="15"/>
               </w:rPr>
-              <w:t>7.1%</w:t>
+              <w:t>8.8%</w:t>
             </w:r>
           </w:p>
         </w:tc>
@@ -20116,7 +20098,7 @@
                 <w:color w:val="1C3A36"/>
                 <w:sz w:val="15"/>
               </w:rPr>
-              <w:t>2,239</w:t>
+              <w:t>2,809</w:t>
             </w:r>
           </w:p>
         </w:tc>
@@ -20134,7 +20116,7 @@
                 <w:color w:val="1C3A36"/>
                 <w:sz w:val="15"/>
               </w:rPr>
-              <w:t>2,076</w:t>
+              <w:t>2,952</w:t>
             </w:r>
           </w:p>
         </w:tc>
@@ -20152,7 +20134,7 @@
                 <w:color w:val="1C3A36"/>
                 <w:sz w:val="15"/>
               </w:rPr>
-              <w:t>1,868</w:t>
+              <w:t>3,043</w:t>
             </w:r>
           </w:p>
         </w:tc>
@@ -20170,7 +20152,7 @@
                 <w:color w:val="1C3A36"/>
                 <w:sz w:val="15"/>
               </w:rPr>
-              <w:t>1,653</w:t>
+              <w:t>3,074</w:t>
             </w:r>
           </w:p>
         </w:tc>
@@ -20188,7 +20170,7 @@
                 <w:color w:val="1C3A36"/>
                 <w:sz w:val="15"/>
               </w:rPr>
-              <w:t>1,370</w:t>
+              <w:t>3,070</w:t>
             </w:r>
           </w:p>
         </w:tc>
@@ -20293,7 +20275,7 @@
                 <w:color w:val="1C3A36"/>
                 <w:sz w:val="15"/>
               </w:rPr>
-              <w:t>414</w:t>
+              <w:t>509</w:t>
             </w:r>
           </w:p>
         </w:tc>
@@ -20311,7 +20293,7 @@
                 <w:color w:val="1C3A36"/>
                 <w:sz w:val="15"/>
               </w:rPr>
-              <w:t>323</w:t>
+              <w:t>375</w:t>
             </w:r>
           </w:p>
         </w:tc>
@@ -20329,7 +20311,7 @@
                 <w:color w:val="1C3A36"/>
                 <w:sz w:val="15"/>
               </w:rPr>
-              <w:t>253</w:t>
+              <w:t>270</w:t>
             </w:r>
           </w:p>
         </w:tc>
@@ -20347,7 +20329,7 @@
                 <w:color w:val="1C3A36"/>
                 <w:sz w:val="15"/>
               </w:rPr>
-              <w:t>201</w:t>
+              <w:t>187</w:t>
             </w:r>
           </w:p>
         </w:tc>
@@ -20365,7 +20347,7 @@
                 <w:color w:val="1C3A36"/>
                 <w:sz w:val="15"/>
               </w:rPr>
-              <w:t>159</w:t>
+              <w:t>121</w:t>
             </w:r>
           </w:p>
         </w:tc>
@@ -20470,7 +20452,7 @@
                 <w:color w:val="1C3A36"/>
                 <w:sz w:val="15"/>
               </w:rPr>
-              <w:t>1,970</w:t>
+              <w:t>2,465</w:t>
             </w:r>
           </w:p>
         </w:tc>
@@ -20488,7 +20470,7 @@
                 <w:color w:val="1C3A36"/>
                 <w:sz w:val="15"/>
               </w:rPr>
-              <w:t>1,782</w:t>
+              <w:t>2,471</w:t>
             </w:r>
           </w:p>
         </w:tc>
@@ -20506,7 +20488,7 @@
                 <w:color w:val="1C3A36"/>
                 <w:sz w:val="15"/>
               </w:rPr>
-              <w:t>1,575</w:t>
+              <w:t>2,460</w:t>
             </w:r>
           </w:p>
         </w:tc>
@@ -20524,7 +20506,7 @@
                 <w:color w:val="1C3A36"/>
                 <w:sz w:val="15"/>
               </w:rPr>
-              <w:t>1,376</w:t>
+              <w:t>2,422</w:t>
             </w:r>
           </w:p>
         </w:tc>
@@ -20542,7 +20524,7 @@
                 <w:color w:val="1C3A36"/>
                 <w:sz w:val="15"/>
               </w:rPr>
-              <w:t>1,136</w:t>
+              <w:t>2,370</w:t>
             </w:r>
           </w:p>
         </w:tc>
@@ -20778,7 +20760,7 @@
                 <w:color w:val="1C3A36"/>
                 <w:sz w:val="16"/>
               </w:rPr>
-              <w:t>1,300</w:t>
+              <w:t>1,288</w:t>
             </w:r>
           </w:p>
         </w:tc>
@@ -20796,7 +20778,7 @@
                 <w:color w:val="1C3A36"/>
                 <w:sz w:val="16"/>
               </w:rPr>
-              <w:t>1,300</w:t>
+              <w:t>1,287</w:t>
             </w:r>
           </w:p>
         </w:tc>
@@ -20814,7 +20796,7 @@
                 <w:color w:val="1C3A36"/>
                 <w:sz w:val="16"/>
               </w:rPr>
-              <w:t>1,312</w:t>
+              <w:t>1,299</w:t>
             </w:r>
           </w:p>
         </w:tc>
@@ -20832,7 +20814,7 @@
                 <w:color w:val="1C3A36"/>
                 <w:sz w:val="16"/>
               </w:rPr>
-              <w:t>1,336</w:t>
+              <w:t>1,323</w:t>
             </w:r>
           </w:p>
         </w:tc>
@@ -20850,7 +20832,7 @@
                 <w:color w:val="1C3A36"/>
                 <w:sz w:val="16"/>
               </w:rPr>
-              <w:t>1,370</w:t>
+              <w:t>1,356</w:t>
             </w:r>
           </w:p>
         </w:tc>
@@ -20868,7 +20850,7 @@
                 <w:color w:val="1C3A36"/>
                 <w:sz w:val="16"/>
               </w:rPr>
-              <w:t>1,414</w:t>
+              <w:t>1,399</w:t>
             </w:r>
           </w:p>
         </w:tc>
@@ -20905,7 +20887,7 @@
                 <w:color w:val="1C3A36"/>
                 <w:sz w:val="16"/>
               </w:rPr>
-              <w:t>2,251</w:t>
+              <w:t>3,389</w:t>
             </w:r>
           </w:p>
         </w:tc>
@@ -20923,7 +20905,7 @@
                 <w:color w:val="1C3A36"/>
                 <w:sz w:val="16"/>
               </w:rPr>
-              <w:t>2,460</w:t>
+              <w:t>3,788</w:t>
             </w:r>
           </w:p>
         </w:tc>
@@ -20941,7 +20923,7 @@
                 <w:color w:val="1C3A36"/>
                 <w:sz w:val="16"/>
               </w:rPr>
-              <w:t>2,651</w:t>
+              <w:t>4,177</w:t>
             </w:r>
           </w:p>
         </w:tc>
@@ -20959,7 +20941,7 @@
                 <w:color w:val="1C3A36"/>
                 <w:sz w:val="16"/>
               </w:rPr>
-              <w:t>2,831</w:t>
+              <w:t>4,546</w:t>
             </w:r>
           </w:p>
         </w:tc>
@@ -20977,7 +20959,7 @@
                 <w:color w:val="1C3A36"/>
                 <w:sz w:val="16"/>
               </w:rPr>
-              <w:t>3,002</w:t>
+              <w:t>4,881</w:t>
             </w:r>
           </w:p>
         </w:tc>
@@ -20995,7 +20977,7 @@
                 <w:color w:val="1C3A36"/>
                 <w:sz w:val="16"/>
               </w:rPr>
-              <w:t>3,165</w:t>
+              <w:t>5,217</w:t>
             </w:r>
           </w:p>
         </w:tc>
@@ -21036,7 +21018,7 @@
                 <w:color w:val="1C3A36"/>
                 <w:sz w:val="16"/>
               </w:rPr>
-              <w:t>3,552</w:t>
+              <w:t>4,677</w:t>
             </w:r>
           </w:p>
         </w:tc>
@@ -21056,7 +21038,7 @@
                 <w:color w:val="1C3A36"/>
                 <w:sz w:val="16"/>
               </w:rPr>
-              <w:t>3,760</w:t>
+              <w:t>5,074</w:t>
             </w:r>
           </w:p>
         </w:tc>
@@ -21076,7 +21058,7 @@
                 <w:color w:val="1C3A36"/>
                 <w:sz w:val="16"/>
               </w:rPr>
-              <w:t>3,964</w:t>
+              <w:t>5,476</w:t>
             </w:r>
           </w:p>
         </w:tc>
@@ -21096,7 +21078,7 @@
                 <w:color w:val="1C3A36"/>
                 <w:sz w:val="16"/>
               </w:rPr>
-              <w:t>4,167</w:t>
+              <w:t>5,869</w:t>
             </w:r>
           </w:p>
         </w:tc>
@@ -21116,7 +21098,7 @@
                 <w:color w:val="1C3A36"/>
                 <w:sz w:val="16"/>
               </w:rPr>
-              <w:t>4,372</w:t>
+              <w:t>6,237</w:t>
             </w:r>
           </w:p>
         </w:tc>
@@ -21136,7 +21118,7 @@
                 <w:color w:val="1C3A36"/>
                 <w:sz w:val="16"/>
               </w:rPr>
-              <w:t>4,579</w:t>
+              <w:t>6,615</w:t>
             </w:r>
           </w:p>
         </w:tc>
@@ -21173,7 +21155,7 @@
                 <w:color w:val="1C3A36"/>
                 <w:sz w:val="16"/>
               </w:rPr>
-              <w:t>2,464</w:t>
+              <w:t>3,018</w:t>
             </w:r>
           </w:p>
         </w:tc>
@@ -21191,7 +21173,7 @@
                 <w:color w:val="1C3A36"/>
                 <w:sz w:val="16"/>
               </w:rPr>
-              <w:t>2,178</w:t>
+              <w:t>2,525</w:t>
             </w:r>
           </w:p>
         </w:tc>
@@ -21209,7 +21191,7 @@
                 <w:color w:val="1C3A36"/>
                 <w:sz w:val="16"/>
               </w:rPr>
-              <w:t>1,902</w:t>
+              <w:t>2,021</w:t>
             </w:r>
           </w:p>
         </w:tc>
@@ -21227,7 +21209,7 @@
                 <w:color w:val="1C3A36"/>
                 <w:sz w:val="16"/>
               </w:rPr>
-              <w:t>1,634</w:t>
+              <w:t>1,521</w:t>
             </w:r>
           </w:p>
         </w:tc>
@@ -21245,7 +21227,7 @@
                 <w:color w:val="1C3A36"/>
                 <w:sz w:val="16"/>
               </w:rPr>
-              <w:t>1,371</w:t>
+              <w:t>1,045</w:t>
             </w:r>
           </w:p>
         </w:tc>
@@ -21263,7 +21245,7 @@
                 <w:color w:val="1C3A36"/>
                 <w:sz w:val="16"/>
               </w:rPr>
-              <w:t>1,116</w:t>
+              <w:t>557</w:t>
             </w:r>
           </w:p>
         </w:tc>
@@ -21300,7 +21282,7 @@
                 <w:color w:val="1C3A36"/>
                 <w:sz w:val="16"/>
               </w:rPr>
-              <w:t>-2,443</w:t>
+              <w:t>-3,002</w:t>
             </w:r>
           </w:p>
         </w:tc>
@@ -21318,7 +21300,7 @@
                 <w:color w:val="1C3A36"/>
                 <w:sz w:val="16"/>
               </w:rPr>
-              <w:t>-2,157</w:t>
+              <w:t>-2,508</w:t>
             </w:r>
           </w:p>
         </w:tc>
@@ -21336,7 +21318,7 @@
                 <w:color w:val="1C3A36"/>
                 <w:sz w:val="16"/>
               </w:rPr>
-              <w:t>-1,881</w:t>
+              <w:t>-2,004</w:t>
             </w:r>
           </w:p>
         </w:tc>
@@ -21354,7 +21336,7 @@
                 <w:color w:val="1C3A36"/>
                 <w:sz w:val="16"/>
               </w:rPr>
-              <w:t>-1,613</w:t>
+              <w:t>-1,505</w:t>
             </w:r>
           </w:p>
         </w:tc>
@@ -21372,7 +21354,7 @@
                 <w:color w:val="1C3A36"/>
                 <w:sz w:val="16"/>
               </w:rPr>
-              <w:t>-1,350</w:t>
+              <w:t>-1,028</w:t>
             </w:r>
           </w:p>
         </w:tc>
@@ -21390,7 +21372,7 @@
                 <w:color w:val="1C3A36"/>
                 <w:sz w:val="16"/>
               </w:rPr>
-              <w:t>-1,095</w:t>
+              <w:t>-540</w:t>
             </w:r>
           </w:p>
         </w:tc>
@@ -21427,7 +21409,7 @@
                 <w:color w:val="1C3A36"/>
                 <w:sz w:val="16"/>
               </w:rPr>
-              <w:t>4,791</w:t>
+              <w:t>6,070</w:t>
             </w:r>
           </w:p>
         </w:tc>
@@ -21445,7 +21427,7 @@
                 <w:color w:val="1C3A36"/>
                 <w:sz w:val="16"/>
               </w:rPr>
-              <w:t>4,717</w:t>
+              <w:t>5,979</w:t>
             </w:r>
           </w:p>
         </w:tc>
@@ -21463,7 +21445,7 @@
                 <w:color w:val="1C3A36"/>
                 <w:sz w:val="16"/>
               </w:rPr>
-              <w:t>4,651</w:t>
+              <w:t>5,887</w:t>
             </w:r>
           </w:p>
         </w:tc>
@@ -21481,7 +21463,7 @@
                 <w:color w:val="1C3A36"/>
                 <w:sz w:val="16"/>
               </w:rPr>
-              <w:t>4,593</w:t>
+              <w:t>5,796</w:t>
             </w:r>
           </w:p>
         </w:tc>
@@ -21499,7 +21481,7 @@
                 <w:color w:val="1C3A36"/>
                 <w:sz w:val="16"/>
               </w:rPr>
-              <w:t>4,542</w:t>
+              <w:t>5,706</w:t>
             </w:r>
           </w:p>
         </w:tc>
@@ -21517,7 +21499,7 @@
                 <w:color w:val="1C3A36"/>
                 <w:sz w:val="16"/>
               </w:rPr>
-              <w:t>4,499</w:t>
+              <w:t>5,617</w:t>
             </w:r>
           </w:p>
         </w:tc>
@@ -21554,7 +21536,7 @@
                 <w:color w:val="1C3A36"/>
                 <w:sz w:val="16"/>
               </w:rPr>
-              <w:t>8,136</w:t>
+              <w:t>11,405</w:t>
             </w:r>
           </w:p>
         </w:tc>
@@ -21676,7 +21658,7 @@
                 <w:color w:val="1C3A36"/>
                 <w:sz w:val="16"/>
               </w:rPr>
-              <w:t>3,312</w:t>
+              <w:t>5,262</w:t>
             </w:r>
           </w:p>
         </w:tc>
@@ -21798,7 +21780,7 @@
                 <w:color w:val="1C3A36"/>
                 <w:sz w:val="16"/>
               </w:rPr>
-              <w:t>34</w:t>
+              <w:t>73</w:t>
             </w:r>
           </w:p>
         </w:tc>
@@ -22099,7 +22081,7 @@
                 <w:color w:val="1C3A36"/>
                 <w:sz w:val="16"/>
               </w:rPr>
-              <w:t>1,644</w:t>
+              <w:t>2,063</w:t>
             </w:r>
           </w:p>
         </w:tc>
@@ -22117,7 +22099,7 @@
                 <w:color w:val="1C3A36"/>
                 <w:sz w:val="16"/>
               </w:rPr>
-              <w:t>1,524</w:t>
+              <w:t>2,168</w:t>
             </w:r>
           </w:p>
         </w:tc>
@@ -22135,7 +22117,7 @@
                 <w:color w:val="1C3A36"/>
                 <w:sz w:val="16"/>
               </w:rPr>
-              <w:t>1,371</w:t>
+              <w:t>2,235</w:t>
             </w:r>
           </w:p>
         </w:tc>
@@ -22153,7 +22135,7 @@
                 <w:color w:val="1C3A36"/>
                 <w:sz w:val="16"/>
               </w:rPr>
-              <w:t>1,213</w:t>
+              <w:t>2,257</w:t>
             </w:r>
           </w:p>
         </w:tc>
@@ -22171,7 +22153,7 @@
                 <w:color w:val="1C3A36"/>
                 <w:sz w:val="16"/>
               </w:rPr>
-              <w:t>1,006</w:t>
+              <w:t>2,255</w:t>
             </w:r>
           </w:p>
         </w:tc>
@@ -22208,7 +22190,7 @@
                 <w:color w:val="1C3A36"/>
                 <w:sz w:val="16"/>
               </w:rPr>
-              <w:t>174</w:t>
+              <w:t>180</w:t>
             </w:r>
           </w:p>
         </w:tc>
@@ -22226,7 +22208,7 @@
                 <w:color w:val="1C3A36"/>
                 <w:sz w:val="16"/>
               </w:rPr>
-              <w:t>183</w:t>
+              <w:t>191</w:t>
             </w:r>
           </w:p>
         </w:tc>
@@ -22244,7 +22226,7 @@
                 <w:color w:val="1C3A36"/>
                 <w:sz w:val="16"/>
               </w:rPr>
-              <w:t>194</w:t>
+              <w:t>202</w:t>
             </w:r>
           </w:p>
         </w:tc>
@@ -22262,7 +22244,7 @@
                 <w:color w:val="1C3A36"/>
                 <w:sz w:val="16"/>
               </w:rPr>
-              <w:t>206</w:t>
+              <w:t>215</w:t>
             </w:r>
           </w:p>
         </w:tc>
@@ -22280,7 +22262,7 @@
                 <w:color w:val="1C3A36"/>
                 <w:sz w:val="16"/>
               </w:rPr>
-              <w:t>219</w:t>
+              <w:t>229</w:t>
             </w:r>
           </w:p>
         </w:tc>
@@ -22317,7 +22299,7 @@
                 <w:color w:val="1C3A36"/>
                 <w:sz w:val="16"/>
               </w:rPr>
-              <w:t>(173)</w:t>
+              <w:t>(179)</w:t>
             </w:r>
           </w:p>
         </w:tc>
@@ -22335,7 +22317,7 @@
                 <w:color w:val="1C3A36"/>
                 <w:sz w:val="16"/>
               </w:rPr>
-              <w:t>(196)</w:t>
+              <w:t>(203)</w:t>
             </w:r>
           </w:p>
         </w:tc>
@@ -22353,7 +22335,7 @@
                 <w:color w:val="1C3A36"/>
                 <w:sz w:val="16"/>
               </w:rPr>
-              <w:t>(218)</w:t>
+              <w:t>(226)</w:t>
             </w:r>
           </w:p>
         </w:tc>
@@ -22371,7 +22353,7 @@
                 <w:color w:val="1C3A36"/>
                 <w:sz w:val="16"/>
               </w:rPr>
-              <w:t>(240)</w:t>
+              <w:t>(249)</w:t>
             </w:r>
           </w:p>
         </w:tc>
@@ -22389,7 +22371,7 @@
                 <w:color w:val="1C3A36"/>
                 <w:sz w:val="16"/>
               </w:rPr>
-              <w:t>(263)</w:t>
+              <w:t>(272)</w:t>
             </w:r>
           </w:p>
         </w:tc>
@@ -22426,7 +22408,7 @@
                 <w:color w:val="1C3A36"/>
                 <w:sz w:val="16"/>
               </w:rPr>
-              <w:t>(209)</w:t>
+              <w:t>(398)</w:t>
             </w:r>
           </w:p>
         </w:tc>
@@ -22444,7 +22426,7 @@
                 <w:color w:val="1C3A36"/>
                 <w:sz w:val="16"/>
               </w:rPr>
-              <w:t>(191)</w:t>
+              <w:t>(390)</w:t>
             </w:r>
           </w:p>
         </w:tc>
@@ -22462,7 +22444,7 @@
                 <w:color w:val="1C3A36"/>
                 <w:sz w:val="16"/>
               </w:rPr>
-              <w:t>(179)</w:t>
+              <w:t>(369)</w:t>
             </w:r>
           </w:p>
         </w:tc>
@@ -22480,7 +22462,7 @@
                 <w:color w:val="1C3A36"/>
                 <w:sz w:val="16"/>
               </w:rPr>
-              <w:t>(171)</w:t>
+              <w:t>(335)</w:t>
             </w:r>
           </w:p>
         </w:tc>
@@ -22498,7 +22480,7 @@
                 <w:color w:val="1C3A36"/>
                 <w:sz w:val="16"/>
               </w:rPr>
-              <w:t>(164)</w:t>
+              <w:t>(336)</w:t>
             </w:r>
           </w:p>
         </w:tc>
@@ -22539,7 +22521,7 @@
                 <w:color w:val="1C3A36"/>
                 <w:sz w:val="16"/>
               </w:rPr>
-              <w:t>1,436</w:t>
+              <w:t>1,666</w:t>
             </w:r>
           </w:p>
         </w:tc>
@@ -22559,7 +22541,7 @@
                 <w:color w:val="1C3A36"/>
                 <w:sz w:val="16"/>
               </w:rPr>
-              <w:t>1,321</w:t>
+              <w:t>1,767</w:t>
             </w:r>
           </w:p>
         </w:tc>
@@ -22579,7 +22561,7 @@
                 <w:color w:val="1C3A36"/>
                 <w:sz w:val="16"/>
               </w:rPr>
-              <w:t>1,168</w:t>
+              <w:t>1,842</w:t>
             </w:r>
           </w:p>
         </w:tc>
@@ -22599,7 +22581,7 @@
                 <w:color w:val="1C3A36"/>
                 <w:sz w:val="16"/>
               </w:rPr>
-              <w:t>1,008</w:t>
+              <w:t>1,889</w:t>
             </w:r>
           </w:p>
         </w:tc>
@@ -22619,7 +22601,7 @@
                 <w:color w:val="1C3A36"/>
                 <w:sz w:val="16"/>
               </w:rPr>
-              <w:t>799</w:t>
+              <w:t>1,876</w:t>
             </w:r>
           </w:p>
         </w:tc>
@@ -22656,7 +22638,7 @@
                 <w:color w:val="1C3A36"/>
                 <w:sz w:val="16"/>
               </w:rPr>
-              <w:t>43.7%</w:t>
+              <w:t>40.7%</w:t>
             </w:r>
           </w:p>
         </w:tc>
@@ -22674,7 +22656,7 @@
                 <w:color w:val="1C3A36"/>
                 <w:sz w:val="16"/>
               </w:rPr>
-              <w:t>38.5%</w:t>
+              <w:t>39.6%</w:t>
             </w:r>
           </w:p>
         </w:tc>
@@ -22692,7 +22674,7 @@
                 <w:color w:val="1C3A36"/>
                 <w:sz w:val="16"/>
               </w:rPr>
-              <w:t>32.9%</w:t>
+              <w:t>38.1%</w:t>
             </w:r>
           </w:p>
         </w:tc>
@@ -22710,7 +22692,7 @@
                 <w:color w:val="1C3A36"/>
                 <w:sz w:val="16"/>
               </w:rPr>
-              <w:t>27.8%</w:t>
+              <w:t>36.2%</w:t>
             </w:r>
           </w:p>
         </w:tc>
@@ -22728,7 +22710,7 @@
                 <w:color w:val="1C3A36"/>
                 <w:sz w:val="16"/>
               </w:rPr>
-              <w:t>22.0%</w:t>
+              <w:t>34.1%</w:t>
             </w:r>
           </w:p>
         </w:tc>
@@ -22765,7 +22747,7 @@
                 <w:color w:val="1C3A36"/>
                 <w:sz w:val="16"/>
               </w:rPr>
-              <w:t>1.00x</w:t>
+              <w:t>0.99x</w:t>
             </w:r>
           </w:p>
         </w:tc>
@@ -22783,7 +22765,7 @@
                 <w:color w:val="1C3A36"/>
                 <w:sz w:val="16"/>
               </w:rPr>
-              <w:t>1.07x</w:t>
+              <w:t>1.06x</w:t>
             </w:r>
           </w:p>
         </w:tc>
@@ -22837,7 +22819,7 @@
                 <w:color w:val="1C3A36"/>
                 <w:sz w:val="16"/>
               </w:rPr>
-              <w:t>1.20x</w:t>
+              <w:t>1.19x</w:t>
             </w:r>
           </w:p>
         </w:tc>
@@ -23425,7 +23407,7 @@
           <w:color w:val="6E7B77"/>
           <w:sz w:val="17"/>
         </w:rPr>
-        <w:t>Table B.1 — the regression passes its usability gate on every limb, and THE WEAKNESS THE PREVIOUS EDITION RECORDED AGAINST ITSELF IS NOW CLOSED. That edition regressed against an equal-weight basket of the Egyptian names this house happens to cover, which a reader could not reproduce from public data; two reviewers raised it independently and both were right. The regressor is now the EGX30 itself. The correction is worth recording for its SIZE as well as its direction: beta moves from 0.940 to 0.908, about 3.5% lower, and the effect on the valuation is under one per cent. The old number was not badly wrong; it was unverifiable, which is a different and sufficient reason to replace it. The beta sensitivity in Table 15 bounds the whole plausible range: the cash-flow lens moves from EGP 5.44 to 4.36, and neither end reaches the market price.</w:t>
+        <w:t>Table B.1 — the regression passes its usability gate on every limb, and THE WEAKNESS THE PREVIOUS EDITION RECORDED AGAINST ITSELF IS NOW CLOSED. That edition regressed against an equal-weight basket of the Egyptian names this house happens to cover, which a reader could not reproduce from public data; two reviewers raised it independently and both were right. The regressor is now the EGX30 itself. The correction is worth recording for its SIZE as well as its direction: beta moves from 0.940 to 0.908, about 3.5% lower, and the effect on the valuation is under one per cent. The old number was not badly wrong; it was unverifiable, which is a different and sufficient reason to replace it. The beta sensitivity in Table 15 bounds the whole plausible range: the cash-flow lens moves from EGP 11.43 to 8.33, and neither end reaches the market price.</w:t>
       </w:r>
     </w:p>
     <w:p>
@@ -23453,7 +23435,7 @@
           <w:color w:val="1C3A36"/>
           <w:sz w:val="21"/>
         </w:rPr>
-        <w:t>Gross borrowings are EGP 21mn against a market capitalisation of EGP 11,753mn — 0.1782% of the capital structure. A 500 basis-point error in the cost of debt moves the weighted cost of capital by 0.69 basis points. The input cannot move the answer, and the study says so rather than dressing an immaterial input as a precise one. That immateriality is asserted in the build, so if the capital structure ever changes the assertion fails rather than the claim quietly going stale.</w:t>
+        <w:t>Gross borrowings are EGP 17mn against a market capitalisation of EGP 11,753mn — 0.1432% of the capital structure. A 500 basis-point error in the cost of debt moves the weighted cost of capital by 0.56 basis points. The input cannot move the answer, and the study says so rather than dressing an immaterial input as a precise one. That immateriality is asserted in the build, so if the capital structure ever changes the assertion fails rather than the claim quietly going stale.</w:t>
       </w:r>
     </w:p>
     <w:p>
@@ -23481,7 +23463,7 @@
           <w:color w:val="1C3A36"/>
           <w:sz w:val="21"/>
         </w:rPr>
-        <w:t>The explicit rate of 31.19% is not a normal corporate discount rate and is not meant to be. It is what an Egyptian operating asset costs today, with the sovereign spread stripped out of the risk-free rate so country risk is not double-counted, and with the net-cash position pushing the operating rate ABOVE the cost of equity. The terminal rate of 18.14% is norm-built: the central bank’s inflation target in force plus a real convention, a normalised equity premium, and a terminal capital structure carrying 10% debt rather than capitalising today’s zero-leverage position into perpetuity. The glide between them is inherited from the cost-of-debt path’s own cumulative progress.</w:t>
+        <w:t>The explicit rate of 27.45% is not a normal corporate discount rate and is not meant to be. It is what an Egyptian operating asset costs today, with the sovereign spread stripped out of the risk-free rate so country risk is not double-counted, and with the net-cash position pushing the operating rate ABOVE the cost of equity. The terminal rate of 18.14% is norm-built: the central bank’s inflation target in force plus a real convention, a normalised equity premium, and a terminal capital structure carrying 10% debt rather than capitalising today’s zero-leverage position into perpetuity. The glide between them is inherited from the cost-of-debt path’s own cumulative progress.</w:t>
       </w:r>
     </w:p>
     <w:p>
@@ -23495,7 +23477,7 @@
           <w:color w:val="1C3A36"/>
           <w:sz w:val="21"/>
         </w:rPr>
-        <w:t>Two alternatives are computed rather than argued. On the RATING-BASIS premium the explicit rate is 31.61% and the cash-flow lens is EGP 5.30. On GROSS rather than net debt weights — the construction this study rejects, because it counts the cash pile twice — the lens is EGP 6.05. Both are published so the choice is visible.</w:t>
+        <w:t>Two alternatives are computed rather than argued. On the RATING-BASIS premium the explicit rate is 32.53% and the cash-flow lens is EGP 8.63. On GROSS rather than net debt weights — the construction this study rejects, because it counts the cash pile twice — the lens is EGP 10.71. Both are published so the choice is visible.</w:t>
       </w:r>
     </w:p>
     <w:p>
@@ -23652,7 +23634,7 @@
                 <w:color w:val="1C3A36"/>
                 <w:sz w:val="17"/>
               </w:rPr>
-              <w:t>1,868</w:t>
+              <w:t>3,043</w:t>
             </w:r>
           </w:p>
         </w:tc>
@@ -23689,7 +23671,7 @@
                 <w:color w:val="1C3A36"/>
                 <w:sz w:val="17"/>
               </w:rPr>
-              <w:t>253</w:t>
+              <w:t>270</w:t>
             </w:r>
           </w:p>
         </w:tc>
@@ -23762,7 +23744,7 @@
                 <w:color w:val="1C3A36"/>
                 <w:sz w:val="17"/>
               </w:rPr>
-              <w:t>1.220</w:t>
+              <w:t>1.905</w:t>
             </w:r>
           </w:p>
         </w:tc>
@@ -23840,7 +23822,7 @@
                 <w:color w:val="1C3A36"/>
                 <w:sz w:val="17"/>
               </w:rPr>
-              <w:t>8.54</w:t>
+              <w:t>13.34</w:t>
             </w:r>
           </w:p>
         </w:tc>
@@ -23862,7 +23844,7 @@
           <w:color w:val="6E7B77"/>
           <w:sz w:val="17"/>
         </w:rPr>
-        <w:t>Table C.1 — Expert 1. Range EGP 6.10 to 11.59 on a 5.0x to 9.5x multiple band. This is the HIGHEST of the three and it is still -6.2% against the market price. Note that it is an undiscounted 2028E number, which is why it sits above the primary lens.</w:t>
+        <w:t>Table C.1 — Expert 1. Range EGP 9.53 to 18.10 on a 5.0x to 9.5x multiple band. This is the HIGHEST of the three and it is still 46.5% against the market price. Note that it is an undiscounted 2028E number, which is why it sits above the primary lens.</w:t>
       </w:r>
     </w:p>
     <w:p>
@@ -24071,7 +24053,7 @@
                 <w:color w:val="1C3A36"/>
                 <w:sz w:val="16"/>
               </w:rPr>
-              <w:t>1,676</w:t>
+              <w:t>1,967</w:t>
             </w:r>
           </w:p>
         </w:tc>
@@ -24089,7 +24071,7 @@
                 <w:color w:val="1C3A36"/>
                 <w:sz w:val="16"/>
               </w:rPr>
-              <w:t>1,499</w:t>
+              <w:t>1,963</w:t>
             </w:r>
           </w:p>
         </w:tc>
@@ -24107,7 +24089,7 @@
                 <w:color w:val="1C3A36"/>
                 <w:sz w:val="16"/>
               </w:rPr>
-              <w:t>1,302</w:t>
+              <w:t>1,957</w:t>
             </w:r>
           </w:p>
         </w:tc>
@@ -24125,7 +24107,7 @@
                 <w:color w:val="1C3A36"/>
                 <w:sz w:val="16"/>
               </w:rPr>
-              <w:t>1,111</w:t>
+              <w:t>1,941</w:t>
             </w:r>
           </w:p>
         </w:tc>
@@ -24143,7 +24125,7 @@
                 <w:color w:val="1C3A36"/>
                 <w:sz w:val="16"/>
               </w:rPr>
-              <w:t>880</w:t>
+              <w:t>1,879</w:t>
             </w:r>
           </w:p>
         </w:tc>
@@ -24398,7 +24380,7 @@
                 <w:color w:val="1C3A36"/>
                 <w:sz w:val="16"/>
               </w:rPr>
-              <w:t>1,315</w:t>
+              <w:t>1,543</w:t>
             </w:r>
           </w:p>
         </w:tc>
@@ -24416,7 +24398,7 @@
                 <w:color w:val="1C3A36"/>
                 <w:sz w:val="16"/>
               </w:rPr>
-              <w:t>945</w:t>
+              <w:t>1,238</w:t>
             </w:r>
           </w:p>
         </w:tc>
@@ -24434,7 +24416,7 @@
                 <w:color w:val="1C3A36"/>
                 <w:sz w:val="16"/>
               </w:rPr>
-              <w:t>673</w:t>
+              <w:t>1,013</w:t>
             </w:r>
           </w:p>
         </w:tc>
@@ -24452,7 +24434,7 @@
                 <w:color w:val="1C3A36"/>
                 <w:sz w:val="16"/>
               </w:rPr>
-              <w:t>479</w:t>
+              <w:t>836</w:t>
             </w:r>
           </w:p>
         </w:tc>
@@ -24470,7 +24452,7 @@
                 <w:color w:val="1C3A36"/>
                 <w:sz w:val="16"/>
               </w:rPr>
-              <w:t>319</w:t>
+              <w:t>681</w:t>
             </w:r>
           </w:p>
         </w:tc>
@@ -24579,7 +24561,7 @@
                 <w:color w:val="1C3A36"/>
                 <w:sz w:val="17"/>
               </w:rPr>
-              <w:t>3,732</w:t>
+              <w:t>5,311</w:t>
             </w:r>
           </w:p>
         </w:tc>
@@ -24616,7 +24598,7 @@
                 <w:color w:val="1C3A36"/>
                 <w:sz w:val="17"/>
               </w:rPr>
-              <w:t>1,570</w:t>
+              <w:t>4,452</w:t>
             </w:r>
           </w:p>
         </w:tc>
@@ -24653,7 +24635,7 @@
                 <w:color w:val="1C3A36"/>
                 <w:sz w:val="17"/>
               </w:rPr>
-              <w:t>(1,439)</w:t>
+              <w:t>(1,255)</w:t>
             </w:r>
           </w:p>
         </w:tc>
@@ -24690,7 +24672,7 @@
                 <w:color w:val="1C3A36"/>
                 <w:sz w:val="17"/>
               </w:rPr>
-              <w:t>5,301</w:t>
+              <w:t>9,764</w:t>
             </w:r>
           </w:p>
         </w:tc>
@@ -24731,7 +24713,7 @@
                 <w:color w:val="1C3A36"/>
                 <w:sz w:val="17"/>
               </w:rPr>
-              <w:t>4.10</w:t>
+              <w:t>7.56</w:t>
             </w:r>
           </w:p>
         </w:tc>
@@ -24753,7 +24735,7 @@
           <w:color w:val="6E7B77"/>
           <w:sz w:val="17"/>
         </w:rPr>
-        <w:t>Table C.2 — Expert 2. Range EGP 3.77 to 4.21. This is the LOWEST of the three at -54.9% against the price, and the reason is the discount rate: an equity claim discounted on the equity glide from 27.5% to 18.9% is punished harder in the near years than an unlevered claim on the weighted rate.</w:t>
+        <w:t>Table C.2 — Expert 2. Range EGP 6.20 to 7.26. This is the LOWEST of the three at -16.9% against the price, and the reason is the discount rate: an equity claim discounted on the equity glide from 27.5% to 18.9% is punished harder in the near years than an unlevered claim on the weighted rate.</w:t>
       </w:r>
     </w:p>
     <w:p>
@@ -24882,7 +24864,7 @@
                 <w:color w:val="1C3A36"/>
                 <w:sz w:val="17"/>
               </w:rPr>
-              <w:t>3,552</w:t>
+              <w:t>4,677</w:t>
             </w:r>
           </w:p>
         </w:tc>
@@ -24919,7 +24901,7 @@
                 <w:color w:val="1C3A36"/>
                 <w:sz w:val="17"/>
               </w:rPr>
-              <w:t>1,184</w:t>
+              <w:t>2,659</w:t>
             </w:r>
           </w:p>
         </w:tc>
@@ -24956,7 +24938,7 @@
                 <w:color w:val="1C3A36"/>
                 <w:sz w:val="17"/>
               </w:rPr>
-              <w:t>595</w:t>
+              <w:t>4,015</w:t>
             </w:r>
           </w:p>
         </w:tc>
@@ -24997,7 +24979,7 @@
                 <w:color w:val="1C3A36"/>
                 <w:sz w:val="17"/>
               </w:rPr>
-              <w:t>5,331</w:t>
+              <w:t>11,351</w:t>
             </w:r>
           </w:p>
         </w:tc>
@@ -25034,7 +25016,7 @@
                 <w:color w:val="1C3A36"/>
                 <w:sz w:val="17"/>
               </w:rPr>
-              <w:t>5.83</w:t>
+              <w:t>10.71</w:t>
             </w:r>
           </w:p>
         </w:tc>
@@ -25222,7 +25204,7 @@
                 <w:color w:val="1C3A36"/>
                 <w:sz w:val="17"/>
               </w:rPr>
-              <w:t>536</w:t>
+              <w:t>779</w:t>
             </w:r>
           </w:p>
         </w:tc>
@@ -25240,7 +25222,7 @@
                 <w:color w:val="1C3A36"/>
                 <w:sz w:val="17"/>
               </w:rPr>
-              <w:t>527</w:t>
+              <w:t>944</w:t>
             </w:r>
           </w:p>
         </w:tc>
@@ -25258,7 +25240,7 @@
                 <w:color w:val="1C3A36"/>
                 <w:sz w:val="17"/>
               </w:rPr>
-              <w:t>468</w:t>
+              <w:t>1,060</w:t>
             </w:r>
           </w:p>
         </w:tc>
@@ -25276,7 +25258,7 @@
                 <w:color w:val="1C3A36"/>
                 <w:sz w:val="17"/>
               </w:rPr>
-              <w:t>380</w:t>
+              <w:t>1,115</w:t>
             </w:r>
           </w:p>
         </w:tc>
@@ -25294,7 +25276,7 @@
                 <w:color w:val="1C3A36"/>
                 <w:sz w:val="17"/>
               </w:rPr>
-              <w:t>213</w:t>
+              <w:t>1,124</w:t>
             </w:r>
           </w:p>
         </w:tc>
@@ -25331,7 +25313,7 @@
                 <w:color w:val="1C3A36"/>
                 <w:sz w:val="17"/>
               </w:rPr>
-              <w:t>12.52%</w:t>
+              <w:t>13.21%</w:t>
             </w:r>
           </w:p>
         </w:tc>
@@ -25349,7 +25331,7 @@
                 <w:color w:val="1C3A36"/>
                 <w:sz w:val="17"/>
               </w:rPr>
-              <w:t>11.93%</w:t>
+              <w:t>15.47%</w:t>
             </w:r>
           </w:p>
         </w:tc>
@@ -25367,7 +25349,7 @@
                 <w:color w:val="1C3A36"/>
                 <w:sz w:val="17"/>
               </w:rPr>
-              <w:t>10.11%</w:t>
+              <w:t>16.62%</w:t>
             </w:r>
           </w:p>
         </w:tc>
@@ -25385,7 +25367,7 @@
                 <w:color w:val="1C3A36"/>
                 <w:sz w:val="17"/>
               </w:rPr>
-              <w:t>7.75%</w:t>
+              <w:t>16.73%</w:t>
             </w:r>
           </w:p>
         </w:tc>
@@ -25403,7 +25385,7 @@
                 <w:color w:val="1C3A36"/>
                 <w:sz w:val="17"/>
               </w:rPr>
-              <w:t>3.83%</w:t>
+              <w:t>15.95%</w:t>
             </w:r>
           </w:p>
         </w:tc>
@@ -25425,7 +25407,7 @@
           <w:color w:val="6E7B77"/>
           <w:sz w:val="17"/>
         </w:rPr>
-        <w:t>Table C.3 — Expert 3. Range EGP 5.28 to 5.79. The spread row is the finding: this business earns a POSITIVE return over its cost of capital in every forecast year, which is why it is worth more than its invested capital — and it is still worth materially less than the market price. Cheap capital is not the question here; the question is how much spread 9.0% of gross margin can support.</w:t>
+        <w:t>Table C.3 — Expert 3. Range EGP 8.59 to 10.52. The spread row is the finding: this business earns a POSITIVE return over its cost of capital in every forecast year, which is why it is worth more than its invested capital — and it is still worth materially less than the market price. Cheap capital is not the question here; the question is how much spread 9.7% of gross margin can support.</w:t>
       </w:r>
     </w:p>
     <w:tbl>
@@ -25603,7 +25585,7 @@
                 <w:color w:val="1C3A36"/>
                 <w:sz w:val="17"/>
               </w:rPr>
-              <w:t>8.54</w:t>
+              <w:t>13.34</w:t>
             </w:r>
           </w:p>
         </w:tc>
@@ -25621,7 +25603,7 @@
                 <w:color w:val="1C3A36"/>
                 <w:sz w:val="17"/>
               </w:rPr>
-              <w:t>6.10–11.59</w:t>
+              <w:t>9.53–18.10</w:t>
             </w:r>
           </w:p>
         </w:tc>
@@ -25639,7 +25621,7 @@
                 <w:color w:val="1C3A36"/>
                 <w:sz w:val="17"/>
               </w:rPr>
-              <w:t>-6.2%</w:t>
+              <w:t>46.5%</w:t>
             </w:r>
           </w:p>
         </w:tc>
@@ -25693,7 +25675,7 @@
                 <w:color w:val="1C3A36"/>
                 <w:sz w:val="17"/>
               </w:rPr>
-              <w:t>4.10</w:t>
+              <w:t>7.56</w:t>
             </w:r>
           </w:p>
         </w:tc>
@@ -25711,7 +25693,7 @@
                 <w:color w:val="1C3A36"/>
                 <w:sz w:val="17"/>
               </w:rPr>
-              <w:t>3.77–4.21</w:t>
+              <w:t>6.20–7.26</w:t>
             </w:r>
           </w:p>
         </w:tc>
@@ -25729,7 +25711,7 @@
                 <w:color w:val="1C3A36"/>
                 <w:sz w:val="17"/>
               </w:rPr>
-              <w:t>-54.9%</w:t>
+              <w:t>-16.9%</w:t>
             </w:r>
           </w:p>
         </w:tc>
@@ -25783,7 +25765,7 @@
                 <w:color w:val="1C3A36"/>
                 <w:sz w:val="17"/>
               </w:rPr>
-              <w:t>5.83</w:t>
+              <w:t>10.71</w:t>
             </w:r>
           </w:p>
         </w:tc>
@@ -25801,7 +25783,7 @@
                 <w:color w:val="1C3A36"/>
                 <w:sz w:val="17"/>
               </w:rPr>
-              <w:t>5.28–5.79</w:t>
+              <w:t>8.59–10.52</w:t>
             </w:r>
           </w:p>
         </w:tc>
@@ -25819,7 +25801,7 @@
                 <w:color w:val="1C3A36"/>
                 <w:sz w:val="17"/>
               </w:rPr>
-              <w:t>-36.0%</w:t>
+              <w:t>17.6%</w:t>
             </w:r>
           </w:p>
         </w:tc>
@@ -25879,7 +25861,7 @@
                 <w:color w:val="1C3A36"/>
                 <w:sz w:val="17"/>
               </w:rPr>
-              <w:t>5.83</w:t>
+              <w:t>10.71</w:t>
             </w:r>
           </w:p>
         </w:tc>
@@ -25918,7 +25900,7 @@
                 <w:color w:val="1C3A36"/>
                 <w:sz w:val="17"/>
               </w:rPr>
-              <w:t>-36.0%</w:t>
+              <w:t>17.6%</w:t>
             </w:r>
           </w:p>
         </w:tc>
@@ -26042,7 +26024,7 @@
                 <w:color w:val="1C3A36"/>
                 <w:sz w:val="19"/>
               </w:rPr>
-              <w:t>The workbook recalculates this entire study live: 5,775 formulas against 198 pasted filing values (96.7% live), with all thirty sensitivity grid points written out as complete formula engines and every formula cell verified against the model by an independent evaluator — 0 unresolvable, 0 unchecked, 0 disagreements. The bibliography lists all 152 registered inputs with their sources, the triangulations, and the negative results.</w:t>
+              <w:t>The workbook recalculates this entire study live: 5,775 formulas against 219 pasted filing values (96.3% live), with all thirty sensitivity grid points written out as complete formula engines and every formula cell verified against the model by an independent evaluator — 0 unresolvable, 0 unchecked, 0 disagreements. The bibliography lists all 177 registered inputs with their sources, the triangulations, and the negative results.</w:t>
             </w:r>
           </w:p>
           <w:p>

--- a/engine/amoc_study/AMOC_Valuation_Study_01-09-2026_public.docx
+++ b/engine/amoc_study/AMOC_Valuation_Study_01-09-2026_public.docx
@@ -26024,7 +26024,7 @@
                 <w:color w:val="1C3A36"/>
                 <w:sz w:val="19"/>
               </w:rPr>
-              <w:t>The workbook recalculates this entire study live: 5,775 formulas against 219 pasted filing values (96.3% live), with all thirty sensitivity grid points written out as complete formula engines and every formula cell verified against the model by an independent evaluator — 0 unresolvable, 0 unchecked, 0 disagreements. The bibliography lists all 177 registered inputs with their sources, the triangulations, and the negative results.</w:t>
+              <w:t>The workbook recalculates this entire study live across sixteen sheets: 6,068 formulas against 251 pasted filing values (96.0% live), with all thirty sensitivity grid points written out as complete formula engines and every formula cell verified against the model by an independent evaluator — 0 unresolvable, 0 unchecked, 0 disagreements. The bibliography lists all 177 registered inputs with their sources, the triangulations, and the negative results.</w:t>
             </w:r>
           </w:p>
           <w:p>
